--- a/4WD MECANUM.docx
+++ b/4WD MECANUM.docx
@@ -42,18 +42,117 @@
       </w:r>
     </w:p>
     <w:p>
-      <w:r>
-        <w:t>2</w:t>
-      </w:r>
-      <w:r>
-        <w:t xml:space="preserve"> </w:t>
-      </w:r>
+      <w:pPr>
+        <w:pStyle w:val="ListParagraph"/>
+        <w:numPr>
+          <w:ilvl w:val="0"/>
+          <w:numId w:val="2"/>
+        </w:numPr>
+      </w:pPr>
       <w:r>
         <w:t>Desenvolvimento</w:t>
       </w:r>
     </w:p>
     <w:p>
       <w:r>
+        <w:t>Será lista alguns componentes e suas respectivas documentações para identificar, versões, barramentos, endereços mapeados e por ultimo a potência que cada dispositivo possui. Será desconsiderado o uso da câmera, sensor ultrassônico e dos servos motores por questões didáticas.</w:t>
+      </w:r>
+    </w:p>
+    <w:p>
+      <w:r>
+        <w:t xml:space="preserve">PCA9685 - </w:t>
+      </w:r>
+      <w:r>
+        <w:fldChar w:fldCharType="begin"/>
+      </w:r>
+      <w:r>
+        <w:instrText>HYPERLINK "</w:instrText>
+      </w:r>
+      <w:r>
+        <w:instrText>https://cdn-shop.adafruit.com/datasheets/PCA9685.pdf</w:instrText>
+      </w:r>
+      <w:r>
+        <w:instrText>"</w:instrText>
+      </w:r>
+      <w:r>
+        <w:fldChar w:fldCharType="separate"/>
+      </w:r>
+      <w:r>
+        <w:rPr>
+          <w:rStyle w:val="Hyperlink"/>
+        </w:rPr>
+        <w:t>https://cdn-shop.adafruit.com/datasheets/PCA9685.pdf</w:t>
+      </w:r>
+      <w:r>
+        <w:fldChar w:fldCharType="end"/>
+      </w:r>
+    </w:p>
+    <w:p>
+      <w:r>
+        <w:t>Ao invés de usar a documentação do Raspberry Pi, será colocado apenas as GPIOs.</w:t>
+      </w:r>
+    </w:p>
+    <w:p>
+      <w:r>
+        <w:t xml:space="preserve">Raspberry Pi 5 </w:t>
+      </w:r>
+      <w:r>
+        <w:t>(GPIO)</w:t>
+      </w:r>
+    </w:p>
+    <w:p>
+      <w:r>
+        <w:drawing>
+          <wp:inline distT="0" distB="0" distL="0" distR="0" wp14:anchorId="4199AC61" wp14:editId="3F76D663">
+            <wp:extent cx="2377646" cy="3787468"/>
+            <wp:effectExtent l="0" t="0" r="3810" b="3810"/>
+            <wp:docPr id="1313629379" name="Picture 1"/>
+            <wp:cNvGraphicFramePr>
+              <a:graphicFrameLocks xmlns:a="http://schemas.openxmlformats.org/drawingml/2006/main" noChangeAspect="1"/>
+            </wp:cNvGraphicFramePr>
+            <a:graphic xmlns:a="http://schemas.openxmlformats.org/drawingml/2006/main">
+              <a:graphicData uri="http://schemas.openxmlformats.org/drawingml/2006/picture">
+                <pic:pic xmlns:pic="http://schemas.openxmlformats.org/drawingml/2006/picture">
+                  <pic:nvPicPr>
+                    <pic:cNvPr id="1313629379" name=""/>
+                    <pic:cNvPicPr/>
+                  </pic:nvPicPr>
+                  <pic:blipFill>
+                    <a:blip r:embed="rId5"/>
+                    <a:stretch>
+                      <a:fillRect/>
+                    </a:stretch>
+                  </pic:blipFill>
+                  <pic:spPr>
+                    <a:xfrm>
+                      <a:off x="0" y="0"/>
+                      <a:ext cx="2377646" cy="3787468"/>
+                    </a:xfrm>
+                    <a:prstGeom prst="rect">
+                      <a:avLst/>
+                    </a:prstGeom>
+                  </pic:spPr>
+                </pic:pic>
+              </a:graphicData>
+            </a:graphic>
+          </wp:inline>
+        </w:drawing>
+      </w:r>
+    </w:p>
+    <w:p>
+      <w:r>
+        <w:t>Imagem tirada do site:</w:t>
+      </w:r>
+    </w:p>
+    <w:p>
+      <w:r>
+        <w:t>https://www.richardelectronics.com/blog/projects/raspberry%20pi/raspberry-pi-5-pinout-specs-datasheet-projects</w:t>
+      </w:r>
+    </w:p>
+    <w:p/>
+    <w:p>
+      <w:r>
+        <w:lastRenderedPageBreak/>
         <w:t>2.1 Mecanum 4WD</w:t>
       </w:r>
     </w:p>
@@ -75,7 +174,7 @@
       </w:r>
     </w:p>
     <w:p>
-      <w:hyperlink r:id="rId5" w:history="1">
+      <w:hyperlink r:id="rId6" w:history="1">
         <w:r>
           <w:rPr>
             <w:rStyle w:val="Hyperlink"/>
@@ -103,7 +202,25 @@
     </w:p>
     <w:p>
       <w:r>
-        <w:t xml:space="preserve">I2C é um protocolo de comunicação entre dispositivo que permite por meio de um ou mais mandante conhecido como master, enviar comandos para um ou mais mandados conhecido como slave. </w:t>
+        <w:t xml:space="preserve">I2C é um protocolo de comunicação entre dispositivo que permite por meio de um ou mais </w:t>
+      </w:r>
+      <w:r>
+        <w:t>co</w:t>
+      </w:r>
+      <w:r>
+        <w:t>mandante</w:t>
+      </w:r>
+      <w:r>
+        <w:t>s</w:t>
+      </w:r>
+      <w:r>
+        <w:t xml:space="preserve"> conhecido como master, enviar comandos para um ou mais </w:t>
+      </w:r>
+      <w:r>
+        <w:t>co</w:t>
+      </w:r>
+      <w:r>
+        <w:t xml:space="preserve">mandados conhecido como slave. </w:t>
       </w:r>
     </w:p>
     <w:p>
@@ -134,7 +251,7 @@
                     </pic:cNvPicPr>
                   </pic:nvPicPr>
                   <pic:blipFill>
-                    <a:blip r:embed="rId6">
+                    <a:blip r:embed="rId7">
                       <a:extLst>
                         <a:ext uri="{28A0092B-C50C-407E-A947-70E740481C1C}">
                           <a14:useLocalDpi xmlns:a14="http://schemas.microsoft.com/office/drawing/2010/main" val="0"/>
@@ -166,7 +283,504 @@
         </w:drawing>
       </w:r>
     </w:p>
-    <w:p/>
+    <w:p>
+      <w:r>
+        <w:t>Usando ferramentas do pacote i2c-tools, é possível acessar o barramento específico e analisar a comunicação i2c.</w:t>
+      </w:r>
+    </w:p>
+    <w:p>
+      <w:r>
+        <w:t>Para analisar os dispositivos do barramento, use o comando i2cdetect -l.</w:t>
+      </w:r>
+    </w:p>
+    <w:p>
+      <w:r>
+        <w:rPr>
+          <w:noProof/>
+        </w:rPr>
+        <w:drawing>
+          <wp:inline distT="0" distB="0" distL="0" distR="0" wp14:anchorId="42995CA7" wp14:editId="4037FCEC">
+            <wp:extent cx="4671060" cy="1007605"/>
+            <wp:effectExtent l="0" t="0" r="0" b="2540"/>
+            <wp:docPr id="1554724255" name="Picture 4"/>
+            <wp:cNvGraphicFramePr>
+              <a:graphicFrameLocks xmlns:a="http://schemas.openxmlformats.org/drawingml/2006/main" noChangeAspect="1"/>
+            </wp:cNvGraphicFramePr>
+            <a:graphic xmlns:a="http://schemas.openxmlformats.org/drawingml/2006/main">
+              <a:graphicData uri="http://schemas.openxmlformats.org/drawingml/2006/picture">
+                <pic:pic xmlns:pic="http://schemas.openxmlformats.org/drawingml/2006/picture">
+                  <pic:nvPicPr>
+                    <pic:cNvPr id="0" name="Picture 4"/>
+                    <pic:cNvPicPr>
+                      <a:picLocks noChangeAspect="1" noChangeArrowheads="1"/>
+                    </pic:cNvPicPr>
+                  </pic:nvPicPr>
+                  <pic:blipFill>
+                    <a:blip r:embed="rId8">
+                      <a:extLst>
+                        <a:ext uri="{28A0092B-C50C-407E-A947-70E740481C1C}">
+                          <a14:useLocalDpi xmlns:a14="http://schemas.microsoft.com/office/drawing/2010/main" val="0"/>
+                        </a:ext>
+                      </a:extLst>
+                    </a:blip>
+                    <a:srcRect/>
+                    <a:stretch>
+                      <a:fillRect/>
+                    </a:stretch>
+                  </pic:blipFill>
+                  <pic:spPr bwMode="auto">
+                    <a:xfrm>
+                      <a:off x="0" y="0"/>
+                      <a:ext cx="4696013" cy="1012988"/>
+                    </a:xfrm>
+                    <a:prstGeom prst="rect">
+                      <a:avLst/>
+                    </a:prstGeom>
+                    <a:noFill/>
+                    <a:ln>
+                      <a:noFill/>
+                    </a:ln>
+                  </pic:spPr>
+                </pic:pic>
+              </a:graphicData>
+            </a:graphic>
+          </wp:inline>
+        </w:drawing>
+      </w:r>
+      <w:r>
+        <w:t xml:space="preserve"> </w:t>
+      </w:r>
+    </w:p>
+    <w:p>
+      <w:r>
+        <w:lastRenderedPageBreak/>
+        <w:t>Neste caso, o i2c está no barramento “1”, que está sendo identificado no i2c-1.</w:t>
+      </w:r>
+    </w:p>
+    <w:p>
+      <w:r>
+        <w:t>Para barramentos próximos ou maiores que 10 normalmente são para ferramentas de comunicação do barramento padrão.</w:t>
+      </w:r>
+    </w:p>
+    <w:p>
+      <w:r>
+        <w:t xml:space="preserve"> Para identificar quais dispositivos slaves estão sendo usado, use o comando i2cdetect -y 1.</w:t>
+      </w:r>
+    </w:p>
+    <w:p>
+      <w:r>
+        <w:rPr>
+          <w:noProof/>
+        </w:rPr>
+        <w:drawing>
+          <wp:inline distT="0" distB="0" distL="0" distR="0" wp14:anchorId="32895E87" wp14:editId="0497F175">
+            <wp:extent cx="4564380" cy="1681294"/>
+            <wp:effectExtent l="0" t="0" r="7620" b="0"/>
+            <wp:docPr id="930177227" name="Picture 5"/>
+            <wp:cNvGraphicFramePr>
+              <a:graphicFrameLocks xmlns:a="http://schemas.openxmlformats.org/drawingml/2006/main" noChangeAspect="1"/>
+            </wp:cNvGraphicFramePr>
+            <a:graphic xmlns:a="http://schemas.openxmlformats.org/drawingml/2006/main">
+              <a:graphicData uri="http://schemas.openxmlformats.org/drawingml/2006/picture">
+                <pic:pic xmlns:pic="http://schemas.openxmlformats.org/drawingml/2006/picture">
+                  <pic:nvPicPr>
+                    <pic:cNvPr id="0" name="Picture 5"/>
+                    <pic:cNvPicPr>
+                      <a:picLocks noChangeAspect="1" noChangeArrowheads="1"/>
+                    </pic:cNvPicPr>
+                  </pic:nvPicPr>
+                  <pic:blipFill>
+                    <a:blip r:embed="rId9">
+                      <a:extLst>
+                        <a:ext uri="{28A0092B-C50C-407E-A947-70E740481C1C}">
+                          <a14:useLocalDpi xmlns:a14="http://schemas.microsoft.com/office/drawing/2010/main" val="0"/>
+                        </a:ext>
+                      </a:extLst>
+                    </a:blip>
+                    <a:srcRect/>
+                    <a:stretch>
+                      <a:fillRect/>
+                    </a:stretch>
+                  </pic:blipFill>
+                  <pic:spPr bwMode="auto">
+                    <a:xfrm>
+                      <a:off x="0" y="0"/>
+                      <a:ext cx="4581053" cy="1687436"/>
+                    </a:xfrm>
+                    <a:prstGeom prst="rect">
+                      <a:avLst/>
+                    </a:prstGeom>
+                    <a:noFill/>
+                    <a:ln>
+                      <a:noFill/>
+                    </a:ln>
+                  </pic:spPr>
+                </pic:pic>
+              </a:graphicData>
+            </a:graphic>
+          </wp:inline>
+        </w:drawing>
+      </w:r>
+    </w:p>
+    <w:p>
+      <w:r>
+        <w:t>O argumento -y, avisa o sistema que o usuário sabe o que esta fazendo e que irá realizar tarefas manualmente.</w:t>
+      </w:r>
+    </w:p>
+    <w:p>
+      <w:r>
+        <w:t>No momento, o chip sendo usado é o PCA9685, na documentação oficial, a porta 0x40 abriga a comunicação do controlador aos componentes elétricos e mecanicos, como as rodas, a câmera, os servos motores e outros sensores se desejar.</w:t>
+      </w:r>
+    </w:p>
+    <w:p>
+      <w:r>
+        <w:t>Para acessar esta porta, use o comando i2cdump -y 1 0x40.</w:t>
+      </w:r>
+    </w:p>
+    <w:p>
+      <w:r>
+        <w:rPr>
+          <w:noProof/>
+        </w:rPr>
+        <w:drawing>
+          <wp:inline distT="0" distB="0" distL="0" distR="0" wp14:anchorId="03E406FB" wp14:editId="203EDB45">
+            <wp:extent cx="4175760" cy="2182280"/>
+            <wp:effectExtent l="0" t="0" r="0" b="8890"/>
+            <wp:docPr id="2060221928" name="Picture 6"/>
+            <wp:cNvGraphicFramePr>
+              <a:graphicFrameLocks xmlns:a="http://schemas.openxmlformats.org/drawingml/2006/main" noChangeAspect="1"/>
+            </wp:cNvGraphicFramePr>
+            <a:graphic xmlns:a="http://schemas.openxmlformats.org/drawingml/2006/main">
+              <a:graphicData uri="http://schemas.openxmlformats.org/drawingml/2006/picture">
+                <pic:pic xmlns:pic="http://schemas.openxmlformats.org/drawingml/2006/picture">
+                  <pic:nvPicPr>
+                    <pic:cNvPr id="0" name="Picture 6"/>
+                    <pic:cNvPicPr>
+                      <a:picLocks noChangeAspect="1" noChangeArrowheads="1"/>
+                    </pic:cNvPicPr>
+                  </pic:nvPicPr>
+                  <pic:blipFill>
+                    <a:blip r:embed="rId10" cstate="print">
+                      <a:extLst>
+                        <a:ext uri="{28A0092B-C50C-407E-A947-70E740481C1C}">
+                          <a14:useLocalDpi xmlns:a14="http://schemas.microsoft.com/office/drawing/2010/main" val="0"/>
+                        </a:ext>
+                      </a:extLst>
+                    </a:blip>
+                    <a:srcRect/>
+                    <a:stretch>
+                      <a:fillRect/>
+                    </a:stretch>
+                  </pic:blipFill>
+                  <pic:spPr bwMode="auto">
+                    <a:xfrm>
+                      <a:off x="0" y="0"/>
+                      <a:ext cx="4192351" cy="2190951"/>
+                    </a:xfrm>
+                    <a:prstGeom prst="rect">
+                      <a:avLst/>
+                    </a:prstGeom>
+                    <a:noFill/>
+                    <a:ln>
+                      <a:noFill/>
+                    </a:ln>
+                  </pic:spPr>
+                </pic:pic>
+              </a:graphicData>
+            </a:graphic>
+          </wp:inline>
+        </w:drawing>
+      </w:r>
+    </w:p>
+    <w:p>
+      <w:r>
+        <w:t xml:space="preserve">Nesta imagem, teve um retorno de uma matriz de 16x16, delimitando a quantidade de </w:t>
+      </w:r>
+      <w:r>
+        <w:t>registradores</w:t>
+      </w:r>
+      <w:r>
+        <w:t xml:space="preserve"> que est</w:t>
+      </w:r>
+      <w:r>
+        <w:t>ão</w:t>
+      </w:r>
+      <w:r>
+        <w:t xml:space="preserve"> configurad</w:t>
+      </w:r>
+      <w:r>
+        <w:t>os</w:t>
+      </w:r>
+      <w:r>
+        <w:t>.</w:t>
+      </w:r>
+      <w:r>
+        <w:t xml:space="preserve"> Nesta ocasião, há</w:t>
+      </w:r>
+      <w:r>
+        <w:t xml:space="preserve"> </w:t>
+      </w:r>
+      <w:r>
+        <w:t>setenta registradores, detilimitado de 0x00 à 0x44.</w:t>
+      </w:r>
+    </w:p>
+    <w:p>
+      <w:r>
+        <w:t>Se analisar linha e coluna, a linha representa o valor da dezena e a coluna representa a unidade.</w:t>
+      </w:r>
+    </w:p>
+    <w:p>
+      <w:r>
+        <w:t>Ex: Linha 0x50 e Coluna 0x05,</w:t>
+      </w:r>
+      <w:r>
+        <w:t xml:space="preserve"> </w:t>
+      </w:r>
+      <w:r>
+        <w:t>equivale ao registrador 0x55.</w:t>
+      </w:r>
+    </w:p>
+    <w:p>
+      <w:r>
+        <w:lastRenderedPageBreak/>
+        <w:t>Ao analisar cada registrador,</w:t>
+      </w:r>
+      <w:r>
+        <w:t xml:space="preserve"> há alguns valores hexadecimal em cada um, eles representam o valor contido naquele registrador.</w:t>
+      </w:r>
+    </w:p>
+    <w:p>
+      <w:r>
+        <w:t>Ao identificar o dispositivo externo, o Raspberry Pi identificar todos os possíveis registradores do hardware, então caso não reconheça algum registrador, ele retorna XX.</w:t>
+      </w:r>
+    </w:p>
+    <w:p>
+      <w:r>
+        <w:t>OBS: Existe um processo de alimentação externa para os hardware</w:t>
+      </w:r>
+      <w:r>
+        <w:t xml:space="preserve">, quando a fonte de alimentação ou bateria é cortada, o protocolo i2c não reconhece </w:t>
+      </w:r>
+      <w:r>
+        <w:t>valores em cada</w:t>
+      </w:r>
+      <w:r>
+        <w:t xml:space="preserve"> registrado</w:t>
+      </w:r>
+      <w:r>
+        <w:t>r, retornando “XX” em toda a tabela.</w:t>
+      </w:r>
+    </w:p>
+    <w:p>
+      <w:r>
+        <w:rPr>
+          <w:noProof/>
+        </w:rPr>
+        <w:drawing>
+          <wp:inline distT="0" distB="0" distL="0" distR="0" wp14:anchorId="6870C543" wp14:editId="5C69D3DA">
+            <wp:extent cx="4586034" cy="2724150"/>
+            <wp:effectExtent l="0" t="0" r="5080" b="0"/>
+            <wp:docPr id="490515541" name="Picture 2"/>
+            <wp:cNvGraphicFramePr>
+              <a:graphicFrameLocks xmlns:a="http://schemas.openxmlformats.org/drawingml/2006/main" noChangeAspect="1"/>
+            </wp:cNvGraphicFramePr>
+            <a:graphic xmlns:a="http://schemas.openxmlformats.org/drawingml/2006/main">
+              <a:graphicData uri="http://schemas.openxmlformats.org/drawingml/2006/picture">
+                <pic:pic xmlns:pic="http://schemas.openxmlformats.org/drawingml/2006/picture">
+                  <pic:nvPicPr>
+                    <pic:cNvPr id="0" name="Picture 3"/>
+                    <pic:cNvPicPr>
+                      <a:picLocks noChangeAspect="1" noChangeArrowheads="1"/>
+                    </pic:cNvPicPr>
+                  </pic:nvPicPr>
+                  <pic:blipFill>
+                    <a:blip r:embed="rId11">
+                      <a:extLst>
+                        <a:ext uri="{28A0092B-C50C-407E-A947-70E740481C1C}">
+                          <a14:useLocalDpi xmlns:a14="http://schemas.microsoft.com/office/drawing/2010/main" val="0"/>
+                        </a:ext>
+                      </a:extLst>
+                    </a:blip>
+                    <a:srcRect/>
+                    <a:stretch>
+                      <a:fillRect/>
+                    </a:stretch>
+                  </pic:blipFill>
+                  <pic:spPr bwMode="auto">
+                    <a:xfrm>
+                      <a:off x="0" y="0"/>
+                      <a:ext cx="4592389" cy="2727925"/>
+                    </a:xfrm>
+                    <a:prstGeom prst="rect">
+                      <a:avLst/>
+                    </a:prstGeom>
+                    <a:noFill/>
+                    <a:ln>
+                      <a:noFill/>
+                    </a:ln>
+                  </pic:spPr>
+                </pic:pic>
+              </a:graphicData>
+            </a:graphic>
+          </wp:inline>
+        </w:drawing>
+      </w:r>
+    </w:p>
+    <w:p>
+      <w:r>
+        <w:t>Alguns comandos no github:</w:t>
+      </w:r>
+    </w:p>
+    <w:p>
+      <w:r>
+        <w:t>https://github.com/NagaoVictor/i2c/blob/main/new%2016.txt</w:t>
+      </w:r>
+    </w:p>
+    <w:p>
+      <w:r>
+        <w:t>Para ler o byte no registrador específico, use o comando: i2cget -y 1 0x40 0x06</w:t>
+      </w:r>
+    </w:p>
+    <w:p>
+      <w:pPr>
+        <w:rPr>
+          <w:lang w:val="en-US"/>
+        </w:rPr>
+      </w:pPr>
+      <w:r>
+        <w:rPr>
+          <w:lang w:val="en-US"/>
+        </w:rPr>
+        <w:t>i2cget -y &lt;bus&gt; &lt;</w:t>
+      </w:r>
+      <w:proofErr w:type="spellStart"/>
+      <w:r>
+        <w:rPr>
+          <w:lang w:val="en-US"/>
+        </w:rPr>
+        <w:t>endereço</w:t>
+      </w:r>
+      <w:proofErr w:type="spellEnd"/>
+      <w:r>
+        <w:rPr>
+          <w:lang w:val="en-US"/>
+        </w:rPr>
+        <w:t xml:space="preserve">&gt; &lt;register&gt; </w:t>
+      </w:r>
+    </w:p>
+    <w:p>
+      <w:pPr>
+        <w:rPr>
+          <w:lang w:val="en-US"/>
+        </w:rPr>
+      </w:pPr>
+      <w:r>
+        <w:rPr>
+          <w:noProof/>
+          <w:lang w:val="en-US"/>
+        </w:rPr>
+        <w:drawing>
+          <wp:inline distT="0" distB="0" distL="0" distR="0" wp14:anchorId="0D43F23F" wp14:editId="622BB2BE">
+            <wp:extent cx="5036820" cy="2866701"/>
+            <wp:effectExtent l="0" t="0" r="0" b="0"/>
+            <wp:docPr id="1944166361" name="Picture 3"/>
+            <wp:cNvGraphicFramePr>
+              <a:graphicFrameLocks xmlns:a="http://schemas.openxmlformats.org/drawingml/2006/main" noChangeAspect="1"/>
+            </wp:cNvGraphicFramePr>
+            <a:graphic xmlns:a="http://schemas.openxmlformats.org/drawingml/2006/main">
+              <a:graphicData uri="http://schemas.openxmlformats.org/drawingml/2006/picture">
+                <pic:pic xmlns:pic="http://schemas.openxmlformats.org/drawingml/2006/picture">
+                  <pic:nvPicPr>
+                    <pic:cNvPr id="0" name="Picture 4"/>
+                    <pic:cNvPicPr>
+                      <a:picLocks noChangeAspect="1" noChangeArrowheads="1"/>
+                    </pic:cNvPicPr>
+                  </pic:nvPicPr>
+                  <pic:blipFill>
+                    <a:blip r:embed="rId12">
+                      <a:extLst>
+                        <a:ext uri="{28A0092B-C50C-407E-A947-70E740481C1C}">
+                          <a14:useLocalDpi xmlns:a14="http://schemas.microsoft.com/office/drawing/2010/main" val="0"/>
+                        </a:ext>
+                      </a:extLst>
+                    </a:blip>
+                    <a:srcRect/>
+                    <a:stretch>
+                      <a:fillRect/>
+                    </a:stretch>
+                  </pic:blipFill>
+                  <pic:spPr bwMode="auto">
+                    <a:xfrm>
+                      <a:off x="0" y="0"/>
+                      <a:ext cx="5041730" cy="2869495"/>
+                    </a:xfrm>
+                    <a:prstGeom prst="rect">
+                      <a:avLst/>
+                    </a:prstGeom>
+                    <a:noFill/>
+                    <a:ln>
+                      <a:noFill/>
+                    </a:ln>
+                  </pic:spPr>
+                </pic:pic>
+              </a:graphicData>
+            </a:graphic>
+          </wp:inline>
+        </w:drawing>
+      </w:r>
+    </w:p>
+    <w:p>
+      <w:r>
+        <w:lastRenderedPageBreak/>
+        <w:t xml:space="preserve">Para configurar um valor em byte, use o seguinte comando: </w:t>
+      </w:r>
+    </w:p>
+    <w:p>
+      <w:pPr>
+        <w:rPr>
+          <w:lang w:val="en-US"/>
+        </w:rPr>
+      </w:pPr>
+      <w:r>
+        <w:rPr>
+          <w:lang w:val="en-US"/>
+        </w:rPr>
+        <w:t xml:space="preserve">i2cset -y </w:t>
+      </w:r>
+      <w:r>
+        <w:rPr>
+          <w:lang w:val="en-US"/>
+        </w:rPr>
+        <w:t>&lt;bus&gt; &lt;</w:t>
+      </w:r>
+      <w:proofErr w:type="spellStart"/>
+      <w:r>
+        <w:rPr>
+          <w:lang w:val="en-US"/>
+        </w:rPr>
+        <w:t>endereço</w:t>
+      </w:r>
+      <w:proofErr w:type="spellEnd"/>
+      <w:r>
+        <w:rPr>
+          <w:lang w:val="en-US"/>
+        </w:rPr>
+        <w:t>&gt; &lt;register&gt;</w:t>
+      </w:r>
+      <w:r>
+        <w:rPr>
+          <w:lang w:val="en-US"/>
+        </w:rPr>
+        <w:t xml:space="preserve"> &lt;valor&gt;</w:t>
+      </w:r>
+    </w:p>
+    <w:p>
+      <w:pPr>
+        <w:rPr>
+          <w:lang w:val="en-US"/>
+        </w:rPr>
+      </w:pPr>
+    </w:p>
     <w:p>
       <w:r>
         <w:t>2.</w:t>
@@ -215,7 +829,7 @@
                     </pic:cNvPicPr>
                   </pic:nvPicPr>
                   <pic:blipFill>
-                    <a:blip r:embed="rId7" cstate="print">
+                    <a:blip r:embed="rId13" cstate="print">
                       <a:extLst>
                         <a:ext uri="{28A0092B-C50C-407E-A947-70E740481C1C}">
                           <a14:useLocalDpi xmlns:a14="http://schemas.microsoft.com/office/drawing/2010/main" val="0"/>
@@ -262,7 +876,7 @@
           <w:noProof/>
         </w:rPr>
         <w:drawing>
-          <wp:inline distT="0" distB="0" distL="0" distR="0" wp14:anchorId="3EC53C4B" wp14:editId="12A7A3E4">
+          <wp:inline distT="0" distB="0" distL="0" distR="0" wp14:anchorId="3EC53C4B" wp14:editId="34CF96AD">
             <wp:extent cx="5724525" cy="3209925"/>
             <wp:effectExtent l="0" t="0" r="9525" b="9525"/>
             <wp:docPr id="1241825913" name="Picture 3"/>
@@ -279,7 +893,7 @@
                     </pic:cNvPicPr>
                   </pic:nvPicPr>
                   <pic:blipFill>
-                    <a:blip r:embed="rId8" cstate="print">
+                    <a:blip r:embed="rId14" cstate="print">
                       <a:extLst>
                         <a:ext uri="{28A0092B-C50C-407E-A947-70E740481C1C}">
                           <a14:useLocalDpi xmlns:a14="http://schemas.microsoft.com/office/drawing/2010/main" val="0"/>
@@ -312,14 +926,8 @@
       </w:r>
     </w:p>
     <w:p/>
-    <w:p/>
-    <w:p/>
-    <w:p/>
-    <w:p/>
-    <w:p/>
-    <w:p>
-      <w:r>
-        <w:lastRenderedPageBreak/>
+    <w:p>
+      <w:r>
         <w:t>Os canais operam em frequencias distintas, por isso exige que tenha uma compensação na taxa de transmissão dos comandos enviados para o movimento do hardware. Está compensação será o s, e estará aplicada no método apply_mecanum, dentros das equações.</w:t>
       </w:r>
     </w:p>
@@ -342,7 +950,7 @@
                     <pic:cNvPicPr/>
                   </pic:nvPicPr>
                   <pic:blipFill>
-                    <a:blip r:embed="rId9"/>
+                    <a:blip r:embed="rId15"/>
                     <a:stretch>
                       <a:fillRect/>
                     </a:stretch>
@@ -390,7 +998,7 @@
                     <pic:cNvPicPr/>
                   </pic:nvPicPr>
                   <pic:blipFill>
-                    <a:blip r:embed="rId10"/>
+                    <a:blip r:embed="rId16"/>
                     <a:stretch>
                       <a:fillRect/>
                     </a:stretch>
@@ -429,7 +1037,7 @@
                     <pic:cNvPicPr/>
                   </pic:nvPicPr>
                   <pic:blipFill>
-                    <a:blip r:embed="rId11"/>
+                    <a:blip r:embed="rId17"/>
                     <a:stretch>
                       <a:fillRect/>
                     </a:stretch>
@@ -467,6 +1075,7 @@
         <w:spacing w:before="240" w:line="240" w:lineRule="auto"/>
       </w:pPr>
       <w:r>
+        <w:lastRenderedPageBreak/>
         <w:t>/home/pi/mecanum_core/</w:t>
       </w:r>
     </w:p>

--- a/4WD MECANUM.docx
+++ b/4WD MECANUM.docx
@@ -55,7 +55,22 @@
     </w:p>
     <w:p>
       <w:r>
-        <w:t>Será lista alguns componentes e suas respectivas documentações para identificar, versões, barramentos, endereços mapeados e por ultimo a potência que cada dispositivo possui. Será desconsiderado o uso da câmera, sensor ultrassônico e dos servos motores por questões didáticas.</w:t>
+        <w:t xml:space="preserve">Partindo do présuporto em que ao ler o documento, já saiba como configurar a imagem do Raspbean no Raspberry Pi, </w:t>
+      </w:r>
+      <w:r>
+        <w:t xml:space="preserve">Será </w:t>
+      </w:r>
+      <w:r>
+        <w:t>colocado</w:t>
+      </w:r>
+      <w:r>
+        <w:t xml:space="preserve"> alguns componentes e suas respectivas documentações para identificar, versões, barramentos, endereços mapeados e por ultimo a </w:t>
+      </w:r>
+      <w:r>
+        <w:t>ficha tecnica</w:t>
+      </w:r>
+      <w:r>
+        <w:t xml:space="preserve"> que cada dispositivo possui. Será desconsiderado o uso da câmera, sensor ultrassônico e dos servos motores por questões didáticas.</w:t>
       </w:r>
     </w:p>
     <w:p>
@@ -149,7 +164,6 @@
         <w:t>https://www.richardelectronics.com/blog/projects/raspberry%20pi/raspberry-pi-5-pinout-specs-datasheet-projects</w:t>
       </w:r>
     </w:p>
-    <w:p/>
     <w:p>
       <w:r>
         <w:lastRenderedPageBreak/>
@@ -780,42 +794,16 @@
           <w:lang w:val="en-US"/>
         </w:rPr>
       </w:pPr>
-    </w:p>
-    <w:p>
-      <w:r>
-        <w:t>2.</w:t>
-      </w:r>
-      <w:r>
-        <w:t>3</w:t>
-      </w:r>
-      <w:r>
-        <w:t xml:space="preserve"> </w:t>
-      </w:r>
-      <w:r>
-        <w:t>Mecanismo de giro no próprio eixo</w:t>
-      </w:r>
-    </w:p>
-    <w:p>
-      <w:r>
-        <w:t xml:space="preserve">O Mecanum não possui ações como um carro comum onde exista um eixo que gira as rodas dianteiras, então para manobrar, existe um sistema de polias em cada roda, que  </w:t>
-      </w:r>
-      <w:r>
-        <w:t>gira em padrões específicos</w:t>
-      </w:r>
-      <w:r>
-        <w:t>.</w:t>
-      </w:r>
-    </w:p>
-    <w:p>
       <w:r>
         <w:rPr>
           <w:noProof/>
+          <w:lang w:val="en-US"/>
         </w:rPr>
         <w:drawing>
-          <wp:inline distT="0" distB="0" distL="0" distR="0" wp14:anchorId="333455DB" wp14:editId="3E38B2CF">
-            <wp:extent cx="1962150" cy="1583357"/>
-            <wp:effectExtent l="0" t="0" r="0" b="0"/>
-            <wp:docPr id="109849765" name="Picture 2"/>
+          <wp:inline distT="0" distB="0" distL="0" distR="0" wp14:anchorId="5CE282AC" wp14:editId="07302823">
+            <wp:extent cx="5722620" cy="3040380"/>
+            <wp:effectExtent l="0" t="0" r="0" b="7620"/>
+            <wp:docPr id="606339046" name="Picture 4"/>
             <wp:cNvGraphicFramePr>
               <a:graphicFrameLocks xmlns:a="http://schemas.openxmlformats.org/drawingml/2006/main" noChangeAspect="1"/>
             </wp:cNvGraphicFramePr>
@@ -823,13 +811,13 @@
               <a:graphicData uri="http://schemas.openxmlformats.org/drawingml/2006/picture">
                 <pic:pic xmlns:pic="http://schemas.openxmlformats.org/drawingml/2006/picture">
                   <pic:nvPicPr>
-                    <pic:cNvPr id="0" name="Picture 2"/>
+                    <pic:cNvPr id="0" name="Picture 5"/>
                     <pic:cNvPicPr>
                       <a:picLocks noChangeAspect="1" noChangeArrowheads="1"/>
                     </pic:cNvPicPr>
                   </pic:nvPicPr>
                   <pic:blipFill>
-                    <a:blip r:embed="rId13" cstate="print">
+                    <a:blip r:embed="rId13">
                       <a:extLst>
                         <a:ext uri="{28A0092B-C50C-407E-A947-70E740481C1C}">
                           <a14:useLocalDpi xmlns:a14="http://schemas.microsoft.com/office/drawing/2010/main" val="0"/>
@@ -844,7 +832,7 @@
                   <pic:spPr bwMode="auto">
                     <a:xfrm>
                       <a:off x="0" y="0"/>
-                      <a:ext cx="1968184" cy="1588226"/>
+                      <a:ext cx="5722620" cy="3040380"/>
                     </a:xfrm>
                     <a:prstGeom prst="rect">
                       <a:avLst/>
@@ -861,13 +849,38 @@
         </w:drawing>
       </w:r>
     </w:p>
+    <w:p>
+      <w:r>
+        <w:t>N</w:t>
+      </w:r>
+      <w:r>
+        <w:t>o exemplo acima, no endereço 0x06 foi alocado o valor 0xFF.</w:t>
+      </w:r>
+    </w:p>
     <w:p/>
     <w:p>
       <w:r>
-        <w:t>No momento, e</w:t>
-      </w:r>
-      <w:r>
-        <w:t>stá programado 6 movimentos distintos.</w:t>
+        <w:t>2.</w:t>
+      </w:r>
+      <w:r>
+        <w:t>3</w:t>
+      </w:r>
+      <w:r>
+        <w:t xml:space="preserve"> </w:t>
+      </w:r>
+      <w:r>
+        <w:t>Mecanismo de giro no próprio eixo</w:t>
+      </w:r>
+    </w:p>
+    <w:p>
+      <w:r>
+        <w:t xml:space="preserve">O Mecanum não possui ações como um carro comum onde exista um eixo que gira as rodas dianteiras, então para manobrar, existe um sistema de polias em cada roda, que  </w:t>
+      </w:r>
+      <w:r>
+        <w:t>gira em padrões específicos</w:t>
+      </w:r>
+      <w:r>
+        <w:t>.</w:t>
       </w:r>
     </w:p>
     <w:p>
@@ -876,10 +889,10 @@
           <w:noProof/>
         </w:rPr>
         <w:drawing>
-          <wp:inline distT="0" distB="0" distL="0" distR="0" wp14:anchorId="3EC53C4B" wp14:editId="34CF96AD">
-            <wp:extent cx="5724525" cy="3209925"/>
-            <wp:effectExtent l="0" t="0" r="9525" b="9525"/>
-            <wp:docPr id="1241825913" name="Picture 3"/>
+          <wp:inline distT="0" distB="0" distL="0" distR="0" wp14:anchorId="333455DB" wp14:editId="3D66FB76">
+            <wp:extent cx="3985260" cy="3215905"/>
+            <wp:effectExtent l="0" t="0" r="0" b="3810"/>
+            <wp:docPr id="109849765" name="Picture 2"/>
             <wp:cNvGraphicFramePr>
               <a:graphicFrameLocks xmlns:a="http://schemas.openxmlformats.org/drawingml/2006/main" noChangeAspect="1"/>
             </wp:cNvGraphicFramePr>
@@ -887,7 +900,7 @@
               <a:graphicData uri="http://schemas.openxmlformats.org/drawingml/2006/picture">
                 <pic:pic xmlns:pic="http://schemas.openxmlformats.org/drawingml/2006/picture">
                   <pic:nvPicPr>
-                    <pic:cNvPr id="0" name="Picture 3"/>
+                    <pic:cNvPr id="0" name="Picture 2"/>
                     <pic:cNvPicPr>
                       <a:picLocks noChangeAspect="1" noChangeArrowheads="1"/>
                     </pic:cNvPicPr>
@@ -908,7 +921,7 @@
                   <pic:spPr bwMode="auto">
                     <a:xfrm>
                       <a:off x="0" y="0"/>
-                      <a:ext cx="5724525" cy="3209925"/>
+                      <a:ext cx="4004499" cy="3231430"/>
                     </a:xfrm>
                     <a:prstGeom prst="rect">
                       <a:avLst/>
@@ -928,6 +941,70 @@
     <w:p/>
     <w:p>
       <w:r>
+        <w:t>No momento, e</w:t>
+      </w:r>
+      <w:r>
+        <w:t>stá programado 6 movimentos distintos.</w:t>
+      </w:r>
+    </w:p>
+    <w:p>
+      <w:r>
+        <w:rPr>
+          <w:noProof/>
+        </w:rPr>
+        <w:drawing>
+          <wp:inline distT="0" distB="0" distL="0" distR="0" wp14:anchorId="3EC53C4B" wp14:editId="642CEBC6">
+            <wp:extent cx="5326380" cy="2986675"/>
+            <wp:effectExtent l="0" t="0" r="7620" b="4445"/>
+            <wp:docPr id="1241825913" name="Picture 3"/>
+            <wp:cNvGraphicFramePr>
+              <a:graphicFrameLocks xmlns:a="http://schemas.openxmlformats.org/drawingml/2006/main" noChangeAspect="1"/>
+            </wp:cNvGraphicFramePr>
+            <a:graphic xmlns:a="http://schemas.openxmlformats.org/drawingml/2006/main">
+              <a:graphicData uri="http://schemas.openxmlformats.org/drawingml/2006/picture">
+                <pic:pic xmlns:pic="http://schemas.openxmlformats.org/drawingml/2006/picture">
+                  <pic:nvPicPr>
+                    <pic:cNvPr id="0" name="Picture 3"/>
+                    <pic:cNvPicPr>
+                      <a:picLocks noChangeAspect="1" noChangeArrowheads="1"/>
+                    </pic:cNvPicPr>
+                  </pic:nvPicPr>
+                  <pic:blipFill>
+                    <a:blip r:embed="rId15" cstate="print">
+                      <a:extLst>
+                        <a:ext uri="{28A0092B-C50C-407E-A947-70E740481C1C}">
+                          <a14:useLocalDpi xmlns:a14="http://schemas.microsoft.com/office/drawing/2010/main" val="0"/>
+                        </a:ext>
+                      </a:extLst>
+                    </a:blip>
+                    <a:srcRect/>
+                    <a:stretch>
+                      <a:fillRect/>
+                    </a:stretch>
+                  </pic:blipFill>
+                  <pic:spPr bwMode="auto">
+                    <a:xfrm>
+                      <a:off x="0" y="0"/>
+                      <a:ext cx="5360185" cy="3005631"/>
+                    </a:xfrm>
+                    <a:prstGeom prst="rect">
+                      <a:avLst/>
+                    </a:prstGeom>
+                    <a:noFill/>
+                    <a:ln>
+                      <a:noFill/>
+                    </a:ln>
+                  </pic:spPr>
+                </pic:pic>
+              </a:graphicData>
+            </a:graphic>
+          </wp:inline>
+        </w:drawing>
+      </w:r>
+    </w:p>
+    <w:p/>
+    <w:p>
+      <w:r>
         <w:t>Os canais operam em frequencias distintas, por isso exige que tenha uma compensação na taxa de transmissão dos comandos enviados para o movimento do hardware. Está compensação será o s, e estará aplicada no método apply_mecanum, dentros das equações.</w:t>
       </w:r>
     </w:p>
@@ -935,9 +1012,9 @@
     <w:p>
       <w:r>
         <w:drawing>
-          <wp:inline distT="0" distB="0" distL="0" distR="0" wp14:anchorId="4533198C" wp14:editId="497559DE">
-            <wp:extent cx="3879817" cy="2047875"/>
-            <wp:effectExtent l="0" t="0" r="6985" b="0"/>
+          <wp:inline distT="0" distB="0" distL="0" distR="0" wp14:anchorId="4533198C" wp14:editId="666927C0">
+            <wp:extent cx="5387340" cy="2843587"/>
+            <wp:effectExtent l="0" t="0" r="3810" b="0"/>
             <wp:docPr id="1421824998" name="Picture 1"/>
             <wp:cNvGraphicFramePr>
               <a:graphicFrameLocks xmlns:a="http://schemas.openxmlformats.org/drawingml/2006/main" noChangeAspect="1"/>
@@ -950,7 +1027,7 @@
                     <pic:cNvPicPr/>
                   </pic:nvPicPr>
                   <pic:blipFill>
-                    <a:blip r:embed="rId15"/>
+                    <a:blip r:embed="rId16"/>
                     <a:stretch>
                       <a:fillRect/>
                     </a:stretch>
@@ -958,7 +1035,7 @@
                   <pic:spPr>
                     <a:xfrm>
                       <a:off x="0" y="0"/>
-                      <a:ext cx="3883963" cy="2050063"/>
+                      <a:ext cx="5405566" cy="2853207"/>
                     </a:xfrm>
                     <a:prstGeom prst="rect">
                       <a:avLst/>
@@ -982,9 +1059,10 @@
     </w:p>
     <w:p>
       <w:r>
+        <w:lastRenderedPageBreak/>
         <w:drawing>
-          <wp:inline distT="0" distB="0" distL="0" distR="0" wp14:anchorId="38A22E7E" wp14:editId="761AC3B2">
-            <wp:extent cx="3771900" cy="1932472"/>
+          <wp:inline distT="0" distB="0" distL="0" distR="0" wp14:anchorId="38A22E7E" wp14:editId="746F3D79">
+            <wp:extent cx="5074920" cy="2600053"/>
             <wp:effectExtent l="0" t="0" r="0" b="0"/>
             <wp:docPr id="1626279958" name="Picture 1"/>
             <wp:cNvGraphicFramePr>
@@ -998,7 +1076,7 @@
                     <pic:cNvPicPr/>
                   </pic:nvPicPr>
                   <pic:blipFill>
-                    <a:blip r:embed="rId16"/>
+                    <a:blip r:embed="rId17"/>
                     <a:stretch>
                       <a:fillRect/>
                     </a:stretch>
@@ -1006,7 +1084,7 @@
                   <pic:spPr>
                     <a:xfrm>
                       <a:off x="0" y="0"/>
-                      <a:ext cx="3779903" cy="1936572"/>
+                      <a:ext cx="5096243" cy="2610978"/>
                     </a:xfrm>
                     <a:prstGeom prst="rect">
                       <a:avLst/>
@@ -1037,7 +1115,7 @@
                     <pic:cNvPicPr/>
                   </pic:nvPicPr>
                   <pic:blipFill>
-                    <a:blip r:embed="rId17"/>
+                    <a:blip r:embed="rId18"/>
                     <a:stretch>
                       <a:fillRect/>
                     </a:stretch>
@@ -1067,7 +1145,10 @@
         <w:t xml:space="preserve"> </w:t>
       </w:r>
       <w:r>
-        <w:t>2.4 Código fonte</w:t>
+        <w:t xml:space="preserve">2.4 </w:t>
+      </w:r>
+      <w:r>
+        <w:t>Uso dos mecanismos</w:t>
       </w:r>
     </w:p>
     <w:p>
@@ -1075,340 +1156,42 @@
         <w:spacing w:before="240" w:line="240" w:lineRule="auto"/>
       </w:pPr>
       <w:r>
-        <w:lastRenderedPageBreak/>
-        <w:t>/home/pi/mecanum_core/</w:t>
-      </w:r>
-    </w:p>
-    <w:p>
-      <w:pPr>
-        <w:spacing w:before="240" w:line="240" w:lineRule="auto"/>
-        <w:rPr>
-          <w:rFonts w:hint="eastAsia"/>
-        </w:rPr>
-      </w:pPr>
-      <w:r>
-        <w:rPr>
-          <w:rFonts w:hint="eastAsia"/>
-        </w:rPr>
-        <w:t>├──</w:t>
-      </w:r>
-      <w:r>
-        <w:rPr>
-          <w:rFonts w:hint="eastAsia"/>
-        </w:rPr>
-        <w:t xml:space="preserve"> Server/                 # Roda no Raspberry Pi 5 (O Core)</w:t>
-      </w:r>
-    </w:p>
-    <w:p>
-      <w:pPr>
-        <w:spacing w:before="240" w:line="240" w:lineRule="auto"/>
-        <w:rPr>
-          <w:rFonts w:hint="eastAsia"/>
-        </w:rPr>
-      </w:pPr>
-      <w:r>
-        <w:rPr>
-          <w:rFonts w:hint="eastAsia"/>
-        </w:rPr>
-        <w:t>│</w:t>
-      </w:r>
-      <w:r>
-        <w:rPr>
-          <w:rFonts w:hint="eastAsia"/>
-        </w:rPr>
-        <w:t xml:space="preserve">   </w:t>
-      </w:r>
-      <w:r>
-        <w:rPr>
-          <w:rFonts w:hint="eastAsia"/>
-        </w:rPr>
-        <w:t>├──</w:t>
-      </w:r>
-      <w:r>
-        <w:rPr>
-          <w:rFonts w:hint="eastAsia"/>
-        </w:rPr>
-        <w:t xml:space="preserve"> Makefile            # Compilação otimizada para ARM Cortex-A76</w:t>
-      </w:r>
-    </w:p>
-    <w:p>
-      <w:pPr>
-        <w:spacing w:before="240" w:line="240" w:lineRule="auto"/>
-        <w:rPr>
-          <w:rFonts w:hint="eastAsia"/>
-        </w:rPr>
-      </w:pPr>
-      <w:r>
-        <w:rPr>
-          <w:rFonts w:hint="eastAsia"/>
-        </w:rPr>
-        <w:t>│</w:t>
-      </w:r>
-      <w:r>
-        <w:rPr>
-          <w:rFonts w:hint="eastAsia"/>
-        </w:rPr>
-        <w:t xml:space="preserve">   </w:t>
-      </w:r>
-      <w:r>
-        <w:rPr>
-          <w:rFonts w:hint="eastAsia"/>
-        </w:rPr>
-        <w:t>├──</w:t>
-      </w:r>
-      <w:r>
-        <w:rPr>
-          <w:rFonts w:hint="eastAsia"/>
-        </w:rPr>
-        <w:t xml:space="preserve"> main.c              # Orquestrador (Loop de Controle)</w:t>
-      </w:r>
-    </w:p>
-    <w:p>
-      <w:pPr>
-        <w:spacing w:before="240" w:line="240" w:lineRule="auto"/>
-        <w:rPr>
-          <w:rFonts w:hint="eastAsia"/>
-        </w:rPr>
-      </w:pPr>
-      <w:r>
-        <w:rPr>
-          <w:rFonts w:hint="eastAsia"/>
-        </w:rPr>
-        <w:t>│</w:t>
-      </w:r>
-      <w:r>
-        <w:rPr>
-          <w:rFonts w:hint="eastAsia"/>
-        </w:rPr>
-        <w:t xml:space="preserve">   </w:t>
-      </w:r>
-      <w:r>
-        <w:rPr>
-          <w:rFonts w:hint="eastAsia"/>
-        </w:rPr>
-        <w:t>├──</w:t>
-      </w:r>
-      <w:r>
-        <w:rPr>
-          <w:rFonts w:hint="eastAsia"/>
-        </w:rPr>
-        <w:t xml:space="preserve"> motor_driver.c/.h   # I2C Nativo (Conversa com o PCA9685)</w:t>
-      </w:r>
-    </w:p>
-    <w:p>
-      <w:pPr>
-        <w:spacing w:before="240" w:line="240" w:lineRule="auto"/>
-        <w:rPr>
-          <w:rFonts w:hint="eastAsia"/>
-          <w:lang w:val="en-US"/>
-        </w:rPr>
-      </w:pPr>
-      <w:r>
-        <w:rPr>
-          <w:rFonts w:hint="eastAsia"/>
-          <w:lang w:val="en-US"/>
-        </w:rPr>
-        <w:t>│</w:t>
-      </w:r>
-      <w:r>
-        <w:rPr>
-          <w:rFonts w:hint="eastAsia"/>
-          <w:lang w:val="en-US"/>
-        </w:rPr>
-        <w:t xml:space="preserve">   </w:t>
-      </w:r>
-      <w:r>
-        <w:rPr>
-          <w:rFonts w:hint="eastAsia"/>
-          <w:lang w:val="en-US"/>
-        </w:rPr>
-        <w:t>├──</w:t>
-      </w:r>
-      <w:r>
-        <w:rPr>
-          <w:rFonts w:hint="eastAsia"/>
-          <w:lang w:val="en-US"/>
-        </w:rPr>
-        <w:t xml:space="preserve"> </w:t>
-      </w:r>
-      <w:proofErr w:type="spellStart"/>
-      <w:r>
-        <w:rPr>
-          <w:rFonts w:hint="eastAsia"/>
-          <w:lang w:val="en-US"/>
-        </w:rPr>
-        <w:t>network_mgr.c</w:t>
-      </w:r>
-      <w:proofErr w:type="spellEnd"/>
-      <w:r>
-        <w:rPr>
-          <w:rFonts w:hint="eastAsia"/>
-          <w:lang w:val="en-US"/>
-        </w:rPr>
-        <w:t xml:space="preserve">/.h    # Sockets UDP via </w:t>
-      </w:r>
-      <w:proofErr w:type="spellStart"/>
-      <w:r>
-        <w:rPr>
-          <w:rFonts w:hint="eastAsia"/>
-          <w:lang w:val="en-US"/>
-        </w:rPr>
-        <w:t>Tailscale</w:t>
-      </w:r>
-      <w:proofErr w:type="spellEnd"/>
-      <w:r>
-        <w:rPr>
-          <w:rFonts w:hint="eastAsia"/>
-          <w:lang w:val="en-US"/>
-        </w:rPr>
-        <w:t xml:space="preserve"> (Interface tun0)</w:t>
-      </w:r>
-    </w:p>
-    <w:p>
-      <w:pPr>
-        <w:spacing w:before="240" w:line="240" w:lineRule="auto"/>
-        <w:rPr>
-          <w:rFonts w:hint="eastAsia"/>
-        </w:rPr>
-      </w:pPr>
-      <w:r>
-        <w:rPr>
-          <w:rFonts w:hint="eastAsia"/>
-        </w:rPr>
-        <w:t>│</w:t>
-      </w:r>
-      <w:r>
-        <w:rPr>
-          <w:rFonts w:hint="eastAsia"/>
-        </w:rPr>
-        <w:t xml:space="preserve">   </w:t>
-      </w:r>
-      <w:r>
-        <w:rPr>
-          <w:rFonts w:hint="eastAsia"/>
-        </w:rPr>
-        <w:t>├──</w:t>
-      </w:r>
-      <w:r>
-        <w:rPr>
-          <w:rFonts w:hint="eastAsia"/>
-        </w:rPr>
-        <w:t xml:space="preserve"> sensors_mgr.c/.h    # GPIO/I2C (Ultrassom e Telemetria)</w:t>
-      </w:r>
-    </w:p>
-    <w:p>
-      <w:pPr>
-        <w:spacing w:before="240" w:line="240" w:lineRule="auto"/>
-        <w:rPr>
-          <w:rFonts w:hint="eastAsia"/>
-        </w:rPr>
-      </w:pPr>
-      <w:r>
-        <w:rPr>
-          <w:rFonts w:hint="eastAsia"/>
-        </w:rPr>
-        <w:t>│</w:t>
-      </w:r>
-      <w:r>
-        <w:rPr>
-          <w:rFonts w:hint="eastAsia"/>
-        </w:rPr>
-        <w:t xml:space="preserve">   </w:t>
-      </w:r>
-      <w:r>
-        <w:rPr>
-          <w:rFonts w:hint="eastAsia"/>
-        </w:rPr>
-        <w:t>└──</w:t>
-      </w:r>
-      <w:r>
-        <w:rPr>
-          <w:rFonts w:hint="eastAsia"/>
-        </w:rPr>
-        <w:t xml:space="preserve"> protocol.h          # O "Contrato" entre PC e Robô</w:t>
-      </w:r>
-    </w:p>
-    <w:p>
-      <w:pPr>
-        <w:spacing w:before="240" w:line="240" w:lineRule="auto"/>
-        <w:rPr>
-          <w:rFonts w:hint="eastAsia"/>
-        </w:rPr>
-      </w:pPr>
-      <w:r>
-        <w:rPr>
-          <w:rFonts w:hint="eastAsia"/>
-        </w:rPr>
-        <w:t>└──</w:t>
-      </w:r>
-      <w:r>
-        <w:rPr>
-          <w:rFonts w:hint="eastAsia"/>
-        </w:rPr>
-        <w:t xml:space="preserve"> Client/                 # Roda no PC (O Painel)</w:t>
-      </w:r>
-    </w:p>
-    <w:p>
-      <w:pPr>
-        <w:spacing w:before="240" w:line="240" w:lineRule="auto"/>
-        <w:rPr>
-          <w:rFonts w:hint="eastAsia"/>
-        </w:rPr>
-      </w:pPr>
-      <w:r>
-        <w:rPr>
-          <w:rFonts w:hint="eastAsia"/>
-        </w:rPr>
-        <w:t xml:space="preserve">    </w:t>
-      </w:r>
-      <w:r>
-        <w:rPr>
-          <w:rFonts w:hint="eastAsia"/>
-        </w:rPr>
-        <w:t>├──</w:t>
-      </w:r>
-      <w:r>
-        <w:rPr>
-          <w:rFonts w:hint="eastAsia"/>
-        </w:rPr>
-        <w:t xml:space="preserve"> protocol.h          # O </w:t>
-      </w:r>
-      <w:r>
-        <w:t>s comandos</w:t>
-      </w:r>
-    </w:p>
-    <w:p>
-      <w:pPr>
-        <w:spacing w:before="240" w:line="240" w:lineRule="auto"/>
-      </w:pPr>
-      <w:r>
-        <w:rPr>
-          <w:rFonts w:hint="eastAsia"/>
-        </w:rPr>
-        <w:t xml:space="preserve">    </w:t>
-      </w:r>
-      <w:r>
-        <w:rPr>
-          <w:rFonts w:hint="eastAsia"/>
-        </w:rPr>
-        <w:t>└──</w:t>
-      </w:r>
-      <w:r>
-        <w:rPr>
-          <w:rFonts w:hint="eastAsia"/>
-        </w:rPr>
-        <w:t xml:space="preserve"> remote_tx.c         # Envia comandos para o IP do Tailscale</w:t>
-      </w:r>
-    </w:p>
-    <w:p>
-      <w:pPr>
-        <w:spacing w:before="240" w:line="240" w:lineRule="auto"/>
-      </w:pPr>
-    </w:p>
-    <w:p>
-      <w:pPr>
-        <w:spacing w:before="240" w:line="240" w:lineRule="auto"/>
-      </w:pPr>
+        <w:drawing>
+          <wp:inline distT="0" distB="0" distL="0" distR="0" wp14:anchorId="5E8E3887" wp14:editId="74CC7C80">
+            <wp:extent cx="6278425" cy="2255520"/>
+            <wp:effectExtent l="0" t="0" r="8255" b="0"/>
+            <wp:docPr id="1788590872" name="Picture 1"/>
+            <wp:cNvGraphicFramePr>
+              <a:graphicFrameLocks xmlns:a="http://schemas.openxmlformats.org/drawingml/2006/main" noChangeAspect="1"/>
+            </wp:cNvGraphicFramePr>
+            <a:graphic xmlns:a="http://schemas.openxmlformats.org/drawingml/2006/main">
+              <a:graphicData uri="http://schemas.openxmlformats.org/drawingml/2006/picture">
+                <pic:pic xmlns:pic="http://schemas.openxmlformats.org/drawingml/2006/picture">
+                  <pic:nvPicPr>
+                    <pic:cNvPr id="1788590872" name=""/>
+                    <pic:cNvPicPr/>
+                  </pic:nvPicPr>
+                  <pic:blipFill>
+                    <a:blip r:embed="rId19"/>
+                    <a:stretch>
+                      <a:fillRect/>
+                    </a:stretch>
+                  </pic:blipFill>
+                  <pic:spPr>
+                    <a:xfrm>
+                      <a:off x="0" y="0"/>
+                      <a:ext cx="6285304" cy="2257991"/>
+                    </a:xfrm>
+                    <a:prstGeom prst="rect">
+                      <a:avLst/>
+                    </a:prstGeom>
+                  </pic:spPr>
+                </pic:pic>
+              </a:graphicData>
+            </a:graphic>
+          </wp:inline>
+        </w:drawing>
+      </w:r>
     </w:p>
     <w:sectPr>
       <w:pgSz w:w="11906" w:h="16838"/>

--- a/4WD MECANUM.docx
+++ b/4WD MECANUM.docx
@@ -854,7 +854,28 @@
         <w:t>N</w:t>
       </w:r>
       <w:r>
-        <w:t>o exemplo acima, no endereço 0x06 foi alocado o valor 0xFF.</w:t>
+        <w:t xml:space="preserve">o exemplo acima, </w:t>
+      </w:r>
+      <w:r>
+        <w:t xml:space="preserve">o valor </w:t>
+      </w:r>
+      <w:r>
+        <w:t>0xFF</w:t>
+      </w:r>
+      <w:r>
+        <w:t xml:space="preserve"> foi alocado </w:t>
+      </w:r>
+      <w:r>
+        <w:t>n</w:t>
+      </w:r>
+      <w:r>
+        <w:t xml:space="preserve">o </w:t>
+      </w:r>
+      <w:r>
+        <w:t>endereço 0x06</w:t>
+      </w:r>
+      <w:r>
+        <w:t>.</w:t>
       </w:r>
     </w:p>
     <w:p/>

--- a/4WD MECANUM.docx
+++ b/4WD MECANUM.docx
@@ -117,6 +117,9 @@
     </w:p>
     <w:p>
       <w:r>
+        <w:rPr>
+          <w:noProof/>
+        </w:rPr>
         <w:drawing>
           <wp:inline distT="0" distB="0" distL="0" distR="0" wp14:anchorId="4199AC61" wp14:editId="3F76D663">
             <wp:extent cx="2377646" cy="3787468"/>
@@ -438,7 +441,13 @@
     </w:p>
     <w:p>
       <w:r>
-        <w:t>O argumento -y, avisa o sistema que o usuário sabe o que esta fazendo e que irá realizar tarefas manualmente.</w:t>
+        <w:t xml:space="preserve">O argumento -y, avisa </w:t>
+      </w:r>
+      <w:r>
+        <w:t>a</w:t>
+      </w:r>
+      <w:r>
+        <w:t>o sistema que o usuário sabe o que esta fazendo e que irá realizar tarefas manualmente.</w:t>
       </w:r>
     </w:p>
     <w:p>
@@ -457,7 +466,7 @@
           <w:noProof/>
         </w:rPr>
         <w:drawing>
-          <wp:inline distT="0" distB="0" distL="0" distR="0" wp14:anchorId="03E406FB" wp14:editId="203EDB45">
+          <wp:inline distT="0" distB="0" distL="0" distR="0" wp14:anchorId="03E406FB" wp14:editId="3ADD6CCA">
             <wp:extent cx="4175760" cy="2182280"/>
             <wp:effectExtent l="0" t="0" r="0" b="8890"/>
             <wp:docPr id="2060221928" name="Picture 6"/>
@@ -857,10 +866,7 @@
         <w:t xml:space="preserve">o exemplo acima, </w:t>
       </w:r>
       <w:r>
-        <w:t xml:space="preserve">o valor </w:t>
-      </w:r>
-      <w:r>
-        <w:t>0xFF</w:t>
+        <w:t>o valor 0xFF</w:t>
       </w:r>
       <w:r>
         <w:t xml:space="preserve"> foi alocado </w:t>
@@ -974,7 +980,7 @@
           <w:noProof/>
         </w:rPr>
         <w:drawing>
-          <wp:inline distT="0" distB="0" distL="0" distR="0" wp14:anchorId="3EC53C4B" wp14:editId="642CEBC6">
+          <wp:inline distT="0" distB="0" distL="0" distR="0" wp14:anchorId="3EC53C4B" wp14:editId="51DD88FF">
             <wp:extent cx="5326380" cy="2986675"/>
             <wp:effectExtent l="0" t="0" r="7620" b="4445"/>
             <wp:docPr id="1241825913" name="Picture 3"/>
@@ -1032,6 +1038,9 @@
     <w:p/>
     <w:p>
       <w:r>
+        <w:rPr>
+          <w:noProof/>
+        </w:rPr>
         <w:drawing>
           <wp:inline distT="0" distB="0" distL="0" distR="0" wp14:anchorId="4533198C" wp14:editId="666927C0">
             <wp:extent cx="5387340" cy="2843587"/>
@@ -1080,6 +1089,9 @@
     </w:p>
     <w:p>
       <w:r>
+        <w:rPr>
+          <w:noProof/>
+        </w:rPr>
         <w:lastRenderedPageBreak/>
         <w:drawing>
           <wp:inline distT="0" distB="0" distL="0" distR="0" wp14:anchorId="38A22E7E" wp14:editId="746F3D79">
@@ -1120,6 +1132,9 @@
     </w:p>
     <w:p>
       <w:r>
+        <w:rPr>
+          <w:noProof/>
+        </w:rPr>
         <w:drawing>
           <wp:inline distT="0" distB="0" distL="0" distR="0" wp14:anchorId="0771049A" wp14:editId="33D72EC7">
             <wp:extent cx="2943225" cy="2529426"/>
@@ -1177,6 +1192,9 @@
         <w:spacing w:before="240" w:line="240" w:lineRule="auto"/>
       </w:pPr>
       <w:r>
+        <w:rPr>
+          <w:noProof/>
+        </w:rPr>
         <w:drawing>
           <wp:inline distT="0" distB="0" distL="0" distR="0" wp14:anchorId="5E8E3887" wp14:editId="74CC7C80">
             <wp:extent cx="6278425" cy="2255520"/>

--- a/4WD MECANUM.docx
+++ b/4WD MECANUM.docx
@@ -58,7 +58,10 @@
         <w:t xml:space="preserve">Partindo do présuporto em que ao ler o documento, já saiba como configurar a imagem do Raspbean no Raspberry Pi, </w:t>
       </w:r>
       <w:r>
-        <w:t xml:space="preserve">Será </w:t>
+        <w:t>s</w:t>
+      </w:r>
+      <w:r>
+        <w:t xml:space="preserve">erá </w:t>
       </w:r>
       <w:r>
         <w:t>colocado</w:t>
@@ -466,7 +469,7 @@
           <w:noProof/>
         </w:rPr>
         <w:drawing>
-          <wp:inline distT="0" distB="0" distL="0" distR="0" wp14:anchorId="03E406FB" wp14:editId="3ADD6CCA">
+          <wp:inline distT="0" distB="0" distL="0" distR="0" wp14:anchorId="03E406FB" wp14:editId="5F04CE4F">
             <wp:extent cx="4175760" cy="2182280"/>
             <wp:effectExtent l="0" t="0" r="0" b="8890"/>
             <wp:docPr id="2060221928" name="Picture 6"/>
@@ -980,7 +983,7 @@
           <w:noProof/>
         </w:rPr>
         <w:drawing>
-          <wp:inline distT="0" distB="0" distL="0" distR="0" wp14:anchorId="3EC53C4B" wp14:editId="51DD88FF">
+          <wp:inline distT="0" distB="0" distL="0" distR="0" wp14:anchorId="3EC53C4B" wp14:editId="1D8DABCE">
             <wp:extent cx="5326380" cy="2986675"/>
             <wp:effectExtent l="0" t="0" r="7620" b="4445"/>
             <wp:docPr id="1241825913" name="Picture 3"/>
@@ -1184,22 +1187,19 @@
         <w:t xml:space="preserve">2.4 </w:t>
       </w:r>
       <w:r>
-        <w:t>Uso dos mecanismos</w:t>
-      </w:r>
-    </w:p>
-    <w:p>
-      <w:pPr>
-        <w:spacing w:before="240" w:line="240" w:lineRule="auto"/>
-      </w:pPr>
-      <w:r>
-        <w:rPr>
-          <w:noProof/>
-        </w:rPr>
+        <w:t>Ferramentas utilizadas</w:t>
+      </w:r>
+    </w:p>
+    <w:p>
+      <w:pPr>
+        <w:spacing w:before="240" w:line="240" w:lineRule="auto"/>
+      </w:pPr>
+      <w:r>
         <w:drawing>
-          <wp:inline distT="0" distB="0" distL="0" distR="0" wp14:anchorId="5E8E3887" wp14:editId="74CC7C80">
-            <wp:extent cx="6278425" cy="2255520"/>
-            <wp:effectExtent l="0" t="0" r="8255" b="0"/>
-            <wp:docPr id="1788590872" name="Picture 1"/>
+          <wp:inline distT="0" distB="0" distL="0" distR="0" wp14:anchorId="33EE2D3B" wp14:editId="77F769AE">
+            <wp:extent cx="5816108" cy="2095500"/>
+            <wp:effectExtent l="0" t="0" r="0" b="0"/>
+            <wp:docPr id="1050626310" name="Picture 1"/>
             <wp:cNvGraphicFramePr>
               <a:graphicFrameLocks xmlns:a="http://schemas.openxmlformats.org/drawingml/2006/main" noChangeAspect="1"/>
             </wp:cNvGraphicFramePr>
@@ -1207,7 +1207,7 @@
               <a:graphicData uri="http://schemas.openxmlformats.org/drawingml/2006/picture">
                 <pic:pic xmlns:pic="http://schemas.openxmlformats.org/drawingml/2006/picture">
                   <pic:nvPicPr>
-                    <pic:cNvPr id="1788590872" name=""/>
+                    <pic:cNvPr id="1050626310" name=""/>
                     <pic:cNvPicPr/>
                   </pic:nvPicPr>
                   <pic:blipFill>
@@ -1219,7 +1219,7 @@
                   <pic:spPr>
                     <a:xfrm>
                       <a:off x="0" y="0"/>
-                      <a:ext cx="6285304" cy="2257991"/>
+                      <a:ext cx="5816251" cy="2095552"/>
                     </a:xfrm>
                     <a:prstGeom prst="rect">
                       <a:avLst/>
@@ -1230,6 +1230,847 @@
             </a:graphic>
           </wp:inline>
         </w:drawing>
+      </w:r>
+    </w:p>
+    <w:p>
+      <w:pPr>
+        <w:spacing w:before="240" w:line="240" w:lineRule="auto"/>
+      </w:pPr>
+    </w:p>
+    <w:p>
+      <w:pPr>
+        <w:spacing w:before="240" w:line="240" w:lineRule="auto"/>
+      </w:pPr>
+    </w:p>
+    <w:p>
+      <w:pPr>
+        <w:spacing w:before="240" w:line="240" w:lineRule="auto"/>
+      </w:pPr>
+      <w:r>
+        <w:lastRenderedPageBreak/>
+        <w:t>2.4.1 Client</w:t>
+      </w:r>
+    </w:p>
+    <w:p>
+      <w:pPr>
+        <w:spacing w:before="240" w:line="240" w:lineRule="auto"/>
+      </w:pPr>
+      <w:r>
+        <w:rPr>
+          <w:noProof/>
+        </w:rPr>
+        <w:drawing>
+          <wp:inline distT="0" distB="0" distL="0" distR="0" wp14:anchorId="10756E18" wp14:editId="3A629EBA">
+            <wp:extent cx="3329940" cy="2194560"/>
+            <wp:effectExtent l="0" t="0" r="3810" b="0"/>
+            <wp:docPr id="1404339488" name="Picture 2"/>
+            <wp:cNvGraphicFramePr>
+              <a:graphicFrameLocks xmlns:a="http://schemas.openxmlformats.org/drawingml/2006/main" noChangeAspect="1"/>
+            </wp:cNvGraphicFramePr>
+            <a:graphic xmlns:a="http://schemas.openxmlformats.org/drawingml/2006/main">
+              <a:graphicData uri="http://schemas.openxmlformats.org/drawingml/2006/picture">
+                <pic:pic xmlns:pic="http://schemas.openxmlformats.org/drawingml/2006/picture">
+                  <pic:nvPicPr>
+                    <pic:cNvPr id="0" name="Picture 2"/>
+                    <pic:cNvPicPr>
+                      <a:picLocks noChangeAspect="1" noChangeArrowheads="1"/>
+                    </pic:cNvPicPr>
+                  </pic:nvPicPr>
+                  <pic:blipFill>
+                    <a:blip r:embed="rId20">
+                      <a:extLst>
+                        <a:ext uri="{28A0092B-C50C-407E-A947-70E740481C1C}">
+                          <a14:useLocalDpi xmlns:a14="http://schemas.microsoft.com/office/drawing/2010/main" val="0"/>
+                        </a:ext>
+                      </a:extLst>
+                    </a:blip>
+                    <a:srcRect/>
+                    <a:stretch>
+                      <a:fillRect/>
+                    </a:stretch>
+                  </pic:blipFill>
+                  <pic:spPr bwMode="auto">
+                    <a:xfrm>
+                      <a:off x="0" y="0"/>
+                      <a:ext cx="3329940" cy="2194560"/>
+                    </a:xfrm>
+                    <a:prstGeom prst="rect">
+                      <a:avLst/>
+                    </a:prstGeom>
+                    <a:noFill/>
+                    <a:ln>
+                      <a:noFill/>
+                    </a:ln>
+                  </pic:spPr>
+                </pic:pic>
+              </a:graphicData>
+            </a:graphic>
+          </wp:inline>
+        </w:drawing>
+      </w:r>
+    </w:p>
+    <w:p>
+      <w:pPr>
+        <w:spacing w:before="240" w:line="240" w:lineRule="auto"/>
+      </w:pPr>
+      <w:r>
+        <w:t xml:space="preserve">Link: </w:t>
+      </w:r>
+      <w:r>
+        <w:t>https://github.com/NagaoVictor/mecanum-core/tree/main/Server</w:t>
+      </w:r>
+      <w:r>
+        <w:t>/remote_tx.c</w:t>
+      </w:r>
+    </w:p>
+    <w:p>
+      <w:pPr>
+        <w:spacing w:before="240" w:line="240" w:lineRule="auto"/>
+      </w:pPr>
+      <w:r>
+        <w:t>Para o uso da comunicação sem cabo, é necessário a biblioteca arpa/inet.h, para a criação de do canal de comunicação usando a placa de rede.</w:t>
+      </w:r>
+    </w:p>
+    <w:p>
+      <w:pPr>
+        <w:spacing w:before="240" w:line="240" w:lineRule="auto"/>
+      </w:pPr>
+      <w:r>
+        <w:t>Para comunicação com o teclado, é necessário o uso do protocolo UART (</w:t>
+      </w:r>
+      <w:r>
+        <w:t>Universal asynchronous receiver/transmitter</w:t>
+      </w:r>
+      <w:r>
+        <w:t>) para ler digito por digito, e enviar para a rede.</w:t>
+      </w:r>
+    </w:p>
+    <w:p>
+      <w:pPr>
+        <w:spacing w:before="240" w:line="240" w:lineRule="auto"/>
+      </w:pPr>
+    </w:p>
+    <w:p>
+      <w:pPr>
+        <w:pStyle w:val="ListParagraph"/>
+        <w:numPr>
+          <w:ilvl w:val="2"/>
+          <w:numId w:val="2"/>
+        </w:numPr>
+        <w:spacing w:before="240" w:line="240" w:lineRule="auto"/>
+      </w:pPr>
+      <w:r>
+        <w:t>Servidor</w:t>
+      </w:r>
+    </w:p>
+    <w:p>
+      <w:pPr>
+        <w:spacing w:before="240" w:line="240" w:lineRule="auto"/>
+      </w:pPr>
+      <w:r>
+        <w:rPr>
+          <w:noProof/>
+        </w:rPr>
+        <w:drawing>
+          <wp:inline distT="0" distB="0" distL="0" distR="0" wp14:anchorId="6A76708F" wp14:editId="6EC838A6">
+            <wp:extent cx="5128260" cy="3390076"/>
+            <wp:effectExtent l="0" t="0" r="0" b="1270"/>
+            <wp:docPr id="225413298" name="Picture 3"/>
+            <wp:cNvGraphicFramePr>
+              <a:graphicFrameLocks xmlns:a="http://schemas.openxmlformats.org/drawingml/2006/main" noChangeAspect="1"/>
+            </wp:cNvGraphicFramePr>
+            <a:graphic xmlns:a="http://schemas.openxmlformats.org/drawingml/2006/main">
+              <a:graphicData uri="http://schemas.openxmlformats.org/drawingml/2006/picture">
+                <pic:pic xmlns:pic="http://schemas.openxmlformats.org/drawingml/2006/picture">
+                  <pic:nvPicPr>
+                    <pic:cNvPr id="0" name="Picture 3"/>
+                    <pic:cNvPicPr>
+                      <a:picLocks noChangeAspect="1" noChangeArrowheads="1"/>
+                    </pic:cNvPicPr>
+                  </pic:nvPicPr>
+                  <pic:blipFill>
+                    <a:blip r:embed="rId21">
+                      <a:extLst>
+                        <a:ext uri="{28A0092B-C50C-407E-A947-70E740481C1C}">
+                          <a14:useLocalDpi xmlns:a14="http://schemas.microsoft.com/office/drawing/2010/main" val="0"/>
+                        </a:ext>
+                      </a:extLst>
+                    </a:blip>
+                    <a:srcRect/>
+                    <a:stretch>
+                      <a:fillRect/>
+                    </a:stretch>
+                  </pic:blipFill>
+                  <pic:spPr bwMode="auto">
+                    <a:xfrm>
+                      <a:off x="0" y="0"/>
+                      <a:ext cx="5137902" cy="3396450"/>
+                    </a:xfrm>
+                    <a:prstGeom prst="rect">
+                      <a:avLst/>
+                    </a:prstGeom>
+                    <a:noFill/>
+                    <a:ln>
+                      <a:noFill/>
+                    </a:ln>
+                  </pic:spPr>
+                </pic:pic>
+              </a:graphicData>
+            </a:graphic>
+          </wp:inline>
+        </w:drawing>
+      </w:r>
+    </w:p>
+    <w:p>
+      <w:pPr>
+        <w:spacing w:before="240" w:line="240" w:lineRule="auto"/>
+      </w:pPr>
+      <w:r>
+        <w:t xml:space="preserve">Link: </w:t>
+      </w:r>
+      <w:r>
+        <w:t>https://github.com/NagaoVictor/mecanum-core/blob/main/Server/motor_driver.c</w:t>
+      </w:r>
+    </w:p>
+    <w:p>
+      <w:pPr>
+        <w:spacing w:before="240" w:line="240" w:lineRule="auto"/>
+      </w:pPr>
+    </w:p>
+    <w:p>
+      <w:pPr>
+        <w:spacing w:before="240" w:line="240" w:lineRule="auto"/>
+      </w:pPr>
+      <w:r>
+        <w:lastRenderedPageBreak/>
+        <w:t>O servidor possui alguns headers importante para a aplicação, ele contém algumas ferramentas que permitem o paralelismo, que se usadas no ponto certo, ela da desempenho aos movimentos do robo, e tambem permite que não haja o famoso problema de “Race Condition”.</w:t>
+      </w:r>
+    </w:p>
+    <w:p>
+      <w:pPr>
+        <w:spacing w:before="240" w:line="240" w:lineRule="auto"/>
+      </w:pPr>
+      <w:r>
+        <w:t>Para a biblioteca endian.h, ela ajusta ao padrão da leitura dos bytes que podem seguir uma ordem para cada sistema operacional possível.</w:t>
+      </w:r>
+    </w:p>
+    <w:p>
+      <w:pPr>
+        <w:spacing w:before="240" w:line="240" w:lineRule="auto"/>
+      </w:pPr>
+      <w:r>
+        <w:t>O sys/ioctl.h, fornece uma ferramenta para controlar o dispositivo enviando bytes ordenados.</w:t>
+      </w:r>
+    </w:p>
+    <w:p>
+      <w:pPr>
+        <w:spacing w:before="240" w:line="240" w:lineRule="auto"/>
+      </w:pPr>
+      <w:r>
+        <w:t>O linux/i2c-dev.h, fornece ferramentas do protocolo i2c, para o Raspberry Pi se comunicar com o hardware do carro.</w:t>
+      </w:r>
+    </w:p>
+    <w:p>
+      <w:pPr>
+        <w:spacing w:before="240" w:line="240" w:lineRule="auto"/>
+      </w:pPr>
+      <w:r>
+        <w:t>A ultima ferramenta é o pthread. Ela mantém o paralelismo dos dispositivos e dos softwares.</w:t>
+      </w:r>
+      <w:r>
+        <w:t xml:space="preserve"> Ao realizar uma tarefa, ela permite que dois ou mais processos realizem quaisquer operações, sejam em conjunto ou separados na mesma execução.</w:t>
+      </w:r>
+    </w:p>
+    <w:p>
+      <w:pPr>
+        <w:spacing w:before="240" w:line="240" w:lineRule="auto"/>
+      </w:pPr>
+    </w:p>
+    <w:p>
+      <w:pPr>
+        <w:spacing w:before="240" w:line="240" w:lineRule="auto"/>
+      </w:pPr>
+      <w:r>
+        <w:drawing>
+          <wp:inline distT="0" distB="0" distL="0" distR="0" wp14:anchorId="66460233" wp14:editId="2AF70CAB">
+            <wp:extent cx="4678680" cy="2761901"/>
+            <wp:effectExtent l="0" t="0" r="7620" b="635"/>
+            <wp:docPr id="825865704" name="Picture 1"/>
+            <wp:cNvGraphicFramePr>
+              <a:graphicFrameLocks xmlns:a="http://schemas.openxmlformats.org/drawingml/2006/main" noChangeAspect="1"/>
+            </wp:cNvGraphicFramePr>
+            <a:graphic xmlns:a="http://schemas.openxmlformats.org/drawingml/2006/main">
+              <a:graphicData uri="http://schemas.openxmlformats.org/drawingml/2006/picture">
+                <pic:pic xmlns:pic="http://schemas.openxmlformats.org/drawingml/2006/picture">
+                  <pic:nvPicPr>
+                    <pic:cNvPr id="825865704" name=""/>
+                    <pic:cNvPicPr/>
+                  </pic:nvPicPr>
+                  <pic:blipFill>
+                    <a:blip r:embed="rId22"/>
+                    <a:stretch>
+                      <a:fillRect/>
+                    </a:stretch>
+                  </pic:blipFill>
+                  <pic:spPr>
+                    <a:xfrm>
+                      <a:off x="0" y="0"/>
+                      <a:ext cx="4685309" cy="2765814"/>
+                    </a:xfrm>
+                    <a:prstGeom prst="rect">
+                      <a:avLst/>
+                    </a:prstGeom>
+                  </pic:spPr>
+                </pic:pic>
+              </a:graphicData>
+            </a:graphic>
+          </wp:inline>
+        </w:drawing>
+      </w:r>
+    </w:p>
+    <w:p>
+      <w:pPr>
+        <w:spacing w:before="240" w:line="240" w:lineRule="auto"/>
+        <w:rPr>
+          <w:lang w:val="en-US"/>
+        </w:rPr>
+      </w:pPr>
+      <w:r>
+        <w:rPr>
+          <w:lang w:val="en-US"/>
+        </w:rPr>
+        <w:t xml:space="preserve">Link: </w:t>
+      </w:r>
+      <w:hyperlink r:id="rId23" w:history="1">
+        <w:r>
+          <w:rPr>
+            <w:rStyle w:val="Hyperlink"/>
+            <w:lang w:val="en-US"/>
+          </w:rPr>
+          <w:t>https://github.com/NagaoVictor/mecanum-core/blob/main/Server/network_mgr.c</w:t>
+        </w:r>
+      </w:hyperlink>
+    </w:p>
+    <w:p>
+      <w:pPr>
+        <w:spacing w:before="240" w:line="240" w:lineRule="auto"/>
+      </w:pPr>
+      <w:r>
+        <w:t>Esta parte, junta</w:t>
+      </w:r>
+      <w:r>
+        <w:t xml:space="preserve"> utiliza a rede do Raspberry Pi para ser acessado pela rede do cliente. </w:t>
+      </w:r>
+    </w:p>
+    <w:p>
+      <w:pPr>
+        <w:spacing w:before="240" w:line="240" w:lineRule="auto"/>
+      </w:pPr>
+      <w:r>
+        <w:t xml:space="preserve">As bibliotecas sys/socket, netinet/in.h e arpa/inet.h, são </w:t>
+      </w:r>
+      <w:r>
+        <w:t>combinadas para criar a rede do que receberá a comunicação do Cliente.</w:t>
+      </w:r>
+    </w:p>
+    <w:p>
+      <w:pPr>
+        <w:pStyle w:val="ListParagraph"/>
+        <w:numPr>
+          <w:ilvl w:val="2"/>
+          <w:numId w:val="2"/>
+        </w:numPr>
+        <w:spacing w:before="240" w:line="240" w:lineRule="auto"/>
+      </w:pPr>
+      <w:r>
+        <w:t>Makefile</w:t>
+      </w:r>
+    </w:p>
+    <w:p>
+      <w:pPr>
+        <w:spacing w:before="240" w:line="240" w:lineRule="auto"/>
+      </w:pPr>
+      <w:r>
+        <w:t>O makefile, é o arquivo que ao ser executado, ele compila todo os arquivos com final .c.</w:t>
+      </w:r>
+    </w:p>
+    <w:p>
+      <w:pPr>
+        <w:spacing w:before="240" w:line="240" w:lineRule="auto"/>
+      </w:pPr>
+      <w:r>
+        <w:t>Para garantir a permissão e executar o comando no linux, use o seguinte comando:</w:t>
+      </w:r>
+    </w:p>
+    <w:p>
+      <w:pPr>
+        <w:spacing w:before="240" w:line="240" w:lineRule="auto"/>
+        <w:ind w:firstLine="708"/>
+        <w:rPr>
+          <w:lang w:val="en-US"/>
+        </w:rPr>
+      </w:pPr>
+      <w:r>
+        <w:rPr>
+          <w:lang w:val="en-US"/>
+        </w:rPr>
+        <w:t xml:space="preserve">Sudo </w:t>
+      </w:r>
+      <w:proofErr w:type="spellStart"/>
+      <w:r>
+        <w:rPr>
+          <w:lang w:val="en-US"/>
+        </w:rPr>
+        <w:t>chmod</w:t>
+      </w:r>
+      <w:proofErr w:type="spellEnd"/>
+      <w:r>
+        <w:rPr>
+          <w:lang w:val="en-US"/>
+        </w:rPr>
+        <w:t xml:space="preserve"> </w:t>
+      </w:r>
+      <w:proofErr w:type="spellStart"/>
+      <w:r>
+        <w:rPr>
+          <w:lang w:val="en-US"/>
+        </w:rPr>
+        <w:t>a+x</w:t>
+      </w:r>
+      <w:proofErr w:type="spellEnd"/>
+      <w:r>
+        <w:rPr>
+          <w:lang w:val="en-US"/>
+        </w:rPr>
+        <w:t xml:space="preserve"> </w:t>
+      </w:r>
+      <w:proofErr w:type="spellStart"/>
+      <w:r>
+        <w:rPr>
+          <w:lang w:val="en-US"/>
+        </w:rPr>
+        <w:t>makefile</w:t>
+      </w:r>
+      <w:proofErr w:type="spellEnd"/>
+      <w:r>
+        <w:rPr>
+          <w:lang w:val="en-US"/>
+        </w:rPr>
+        <w:t xml:space="preserve"> &amp;</w:t>
+      </w:r>
+      <w:proofErr w:type="gramStart"/>
+      <w:r>
+        <w:rPr>
+          <w:lang w:val="en-US"/>
+        </w:rPr>
+        <w:t>&amp; .</w:t>
+      </w:r>
+      <w:proofErr w:type="gramEnd"/>
+      <w:r>
+        <w:rPr>
+          <w:lang w:val="en-US"/>
+        </w:rPr>
+        <w:t>/</w:t>
+      </w:r>
+      <w:proofErr w:type="spellStart"/>
+      <w:r>
+        <w:rPr>
+          <w:lang w:val="en-US"/>
+        </w:rPr>
+        <w:t>m</w:t>
+      </w:r>
+      <w:r>
+        <w:rPr>
+          <w:lang w:val="en-US"/>
+        </w:rPr>
+        <w:t>akefile</w:t>
+      </w:r>
+      <w:proofErr w:type="spellEnd"/>
+    </w:p>
+    <w:p>
+      <w:pPr>
+        <w:spacing w:before="240" w:line="240" w:lineRule="auto"/>
+        <w:rPr>
+          <w:lang w:val="en-US"/>
+        </w:rPr>
+      </w:pPr>
+      <w:r>
+        <w:rPr>
+          <w:noProof/>
+          <w:lang w:val="en-US"/>
+        </w:rPr>
+        <w:lastRenderedPageBreak/>
+        <w:drawing>
+          <wp:inline distT="0" distB="0" distL="0" distR="0" wp14:anchorId="63662EED" wp14:editId="0A73E970">
+            <wp:extent cx="4716780" cy="3876166"/>
+            <wp:effectExtent l="0" t="0" r="7620" b="0"/>
+            <wp:docPr id="2025792926" name="Picture 4"/>
+            <wp:cNvGraphicFramePr>
+              <a:graphicFrameLocks xmlns:a="http://schemas.openxmlformats.org/drawingml/2006/main" noChangeAspect="1"/>
+            </wp:cNvGraphicFramePr>
+            <a:graphic xmlns:a="http://schemas.openxmlformats.org/drawingml/2006/main">
+              <a:graphicData uri="http://schemas.openxmlformats.org/drawingml/2006/picture">
+                <pic:pic xmlns:pic="http://schemas.openxmlformats.org/drawingml/2006/picture">
+                  <pic:nvPicPr>
+                    <pic:cNvPr id="0" name="Picture 4"/>
+                    <pic:cNvPicPr>
+                      <a:picLocks noChangeAspect="1" noChangeArrowheads="1"/>
+                    </pic:cNvPicPr>
+                  </pic:nvPicPr>
+                  <pic:blipFill>
+                    <a:blip r:embed="rId24">
+                      <a:extLst>
+                        <a:ext uri="{28A0092B-C50C-407E-A947-70E740481C1C}">
+                          <a14:useLocalDpi xmlns:a14="http://schemas.microsoft.com/office/drawing/2010/main" val="0"/>
+                        </a:ext>
+                      </a:extLst>
+                    </a:blip>
+                    <a:srcRect/>
+                    <a:stretch>
+                      <a:fillRect/>
+                    </a:stretch>
+                  </pic:blipFill>
+                  <pic:spPr bwMode="auto">
+                    <a:xfrm>
+                      <a:off x="0" y="0"/>
+                      <a:ext cx="4723802" cy="3881936"/>
+                    </a:xfrm>
+                    <a:prstGeom prst="rect">
+                      <a:avLst/>
+                    </a:prstGeom>
+                    <a:noFill/>
+                    <a:ln>
+                      <a:noFill/>
+                    </a:ln>
+                  </pic:spPr>
+                </pic:pic>
+              </a:graphicData>
+            </a:graphic>
+          </wp:inline>
+        </w:drawing>
+      </w:r>
+    </w:p>
+    <w:p>
+      <w:pPr>
+        <w:spacing w:before="240" w:line="240" w:lineRule="auto"/>
+      </w:pPr>
+      <w:r>
+        <w:t>Link:</w:t>
+      </w:r>
+      <w:r>
+        <w:t xml:space="preserve"> </w:t>
+      </w:r>
+      <w:r>
+        <w:t>https://github.com/NagaoVictor/mecanum-core/blob/main/Server/Makefile</w:t>
+      </w:r>
+    </w:p>
+    <w:p>
+      <w:pPr>
+        <w:spacing w:before="240" w:line="240" w:lineRule="auto"/>
+      </w:pPr>
+      <w:r>
+        <w:t>Na imagem acima, está o</w:t>
+      </w:r>
+      <w:r>
+        <w:t xml:space="preserve"> conteúdo dentro do arquivo ”Makefile”.</w:t>
+      </w:r>
+    </w:p>
+    <w:p>
+      <w:pPr>
+        <w:spacing w:before="240" w:line="240" w:lineRule="auto"/>
+      </w:pPr>
+      <w:r>
+        <w:t>No caso do Client, não h</w:t>
+      </w:r>
+      <w:r>
+        <w:t>averá o arquivo Makefile, pois só há um arquivo para ser compilado, então, para compilar, será usado o compilador gcc com o seguinte comando:</w:t>
+      </w:r>
+    </w:p>
+    <w:p>
+      <w:pPr>
+        <w:spacing w:before="240" w:line="240" w:lineRule="auto"/>
+      </w:pPr>
+      <w:r>
+        <w:tab/>
+        <w:t xml:space="preserve">Sudo chmod a+x remote_tx.c &amp;&amp; </w:t>
+      </w:r>
+      <w:r>
+        <w:t>gcc remote_tx.c -o cc &amp;&amp; ./cc</w:t>
+      </w:r>
+    </w:p>
+    <w:p>
+      <w:pPr>
+        <w:spacing w:before="240" w:line="240" w:lineRule="auto"/>
+      </w:pPr>
+      <w:r>
+        <w:t>O comando acima, da permissões, compila e executa o arquivo de uma única vez.</w:t>
+      </w:r>
+    </w:p>
+    <w:p>
+      <w:pPr>
+        <w:spacing w:before="240" w:line="240" w:lineRule="auto"/>
+      </w:pPr>
+      <w:r>
+        <w:drawing>
+          <wp:inline distT="0" distB="0" distL="0" distR="0" wp14:anchorId="70D433BB" wp14:editId="7F72A495">
+            <wp:extent cx="5731510" cy="549275"/>
+            <wp:effectExtent l="0" t="0" r="2540" b="3175"/>
+            <wp:docPr id="1108311090" name="Picture 1"/>
+            <wp:cNvGraphicFramePr>
+              <a:graphicFrameLocks xmlns:a="http://schemas.openxmlformats.org/drawingml/2006/main" noChangeAspect="1"/>
+            </wp:cNvGraphicFramePr>
+            <a:graphic xmlns:a="http://schemas.openxmlformats.org/drawingml/2006/main">
+              <a:graphicData uri="http://schemas.openxmlformats.org/drawingml/2006/picture">
+                <pic:pic xmlns:pic="http://schemas.openxmlformats.org/drawingml/2006/picture">
+                  <pic:nvPicPr>
+                    <pic:cNvPr id="1108311090" name=""/>
+                    <pic:cNvPicPr/>
+                  </pic:nvPicPr>
+                  <pic:blipFill>
+                    <a:blip r:embed="rId25"/>
+                    <a:stretch>
+                      <a:fillRect/>
+                    </a:stretch>
+                  </pic:blipFill>
+                  <pic:spPr>
+                    <a:xfrm>
+                      <a:off x="0" y="0"/>
+                      <a:ext cx="5731510" cy="549275"/>
+                    </a:xfrm>
+                    <a:prstGeom prst="rect">
+                      <a:avLst/>
+                    </a:prstGeom>
+                  </pic:spPr>
+                </pic:pic>
+              </a:graphicData>
+            </a:graphic>
+          </wp:inline>
+        </w:drawing>
+      </w:r>
+    </w:p>
+    <w:p>
+      <w:pPr>
+        <w:spacing w:before="240" w:line="240" w:lineRule="auto"/>
+      </w:pPr>
+      <w:r>
+        <w:t>Na imagen acima, será usado um laptop comum para controlar via teclado.</w:t>
+      </w:r>
+    </w:p>
+    <w:p>
+      <w:pPr>
+        <w:spacing w:before="240" w:line="240" w:lineRule="auto"/>
+      </w:pPr>
+      <w:r>
+        <w:drawing>
+          <wp:inline distT="0" distB="0" distL="0" distR="0" wp14:anchorId="24C30024" wp14:editId="67E92B5C">
+            <wp:extent cx="5486875" cy="502964"/>
+            <wp:effectExtent l="0" t="0" r="0" b="0"/>
+            <wp:docPr id="556598221" name="Picture 1"/>
+            <wp:cNvGraphicFramePr>
+              <a:graphicFrameLocks xmlns:a="http://schemas.openxmlformats.org/drawingml/2006/main" noChangeAspect="1"/>
+            </wp:cNvGraphicFramePr>
+            <a:graphic xmlns:a="http://schemas.openxmlformats.org/drawingml/2006/main">
+              <a:graphicData uri="http://schemas.openxmlformats.org/drawingml/2006/picture">
+                <pic:pic xmlns:pic="http://schemas.openxmlformats.org/drawingml/2006/picture">
+                  <pic:nvPicPr>
+                    <pic:cNvPr id="556598221" name=""/>
+                    <pic:cNvPicPr/>
+                  </pic:nvPicPr>
+                  <pic:blipFill>
+                    <a:blip r:embed="rId26"/>
+                    <a:stretch>
+                      <a:fillRect/>
+                    </a:stretch>
+                  </pic:blipFill>
+                  <pic:spPr>
+                    <a:xfrm>
+                      <a:off x="0" y="0"/>
+                      <a:ext cx="5486875" cy="502964"/>
+                    </a:xfrm>
+                    <a:prstGeom prst="rect">
+                      <a:avLst/>
+                    </a:prstGeom>
+                  </pic:spPr>
+                </pic:pic>
+              </a:graphicData>
+            </a:graphic>
+          </wp:inline>
+        </w:drawing>
+      </w:r>
+    </w:p>
+    <w:p>
+      <w:pPr>
+        <w:spacing w:before="240" w:line="240" w:lineRule="auto"/>
+      </w:pPr>
+      <w:r>
+        <w:t xml:space="preserve">Nesta outra imagem, </w:t>
+      </w:r>
+      <w:r>
+        <w:t>o Mecanum 4WD conecta o servidor no Raspberry Pi acoplado à ele.</w:t>
+      </w:r>
+    </w:p>
+    <w:p>
+      <w:pPr>
+        <w:spacing w:before="240" w:line="240" w:lineRule="auto"/>
+      </w:pPr>
+      <w:r>
+        <w:t>Ao digitar comandos no lado do cliente, as bibliotecas de rede do C atua enviando sinais para o servidor via ssh (Security Shell).</w:t>
+      </w:r>
+    </w:p>
+    <w:p>
+      <w:pPr>
+        <w:spacing w:before="240" w:line="240" w:lineRule="auto"/>
+      </w:pPr>
+    </w:p>
+    <w:p>
+      <w:pPr>
+        <w:spacing w:before="240" w:line="240" w:lineRule="auto"/>
+        <w:rPr>
+          <w:lang w:val="en-US"/>
+        </w:rPr>
+      </w:pPr>
+      <w:r>
+        <w:rPr>
+          <w:lang w:val="en-US"/>
+        </w:rPr>
+        <w:lastRenderedPageBreak/>
+        <w:t>2.</w:t>
+      </w:r>
+      <w:r>
+        <w:rPr>
+          <w:lang w:val="en-US"/>
+        </w:rPr>
+        <w:t xml:space="preserve">4.4 </w:t>
+      </w:r>
+      <w:r>
+        <w:rPr>
+          <w:lang w:val="en-US"/>
+        </w:rPr>
+        <w:t>SSH – Security shell</w:t>
+      </w:r>
+    </w:p>
+    <w:p>
+      <w:pPr>
+        <w:spacing w:before="240" w:line="240" w:lineRule="auto"/>
+      </w:pPr>
+      <w:r>
+        <w:t xml:space="preserve">Protocolo de comunicação entre </w:t>
+      </w:r>
+      <w:r>
+        <w:t xml:space="preserve">dispositivos sem a necessidade de cabos. </w:t>
+      </w:r>
+    </w:p>
+    <w:p>
+      <w:pPr>
+        <w:spacing w:before="240" w:line="240" w:lineRule="auto"/>
+      </w:pPr>
+    </w:p>
+    <w:p>
+      <w:pPr>
+        <w:spacing w:before="240" w:line="240" w:lineRule="auto"/>
+      </w:pPr>
+      <w:r>
+        <w:t>Para um dispositivo</w:t>
+      </w:r>
+      <w:r>
+        <w:t xml:space="preserve"> se conectar à um servidor em uma rede de</w:t>
+      </w:r>
+      <w:r>
+        <w:t xml:space="preserve"> b</w:t>
+      </w:r>
+      <w:r>
+        <w:t>aixo alcance</w:t>
+      </w:r>
+      <w:r>
+        <w:t xml:space="preserve">, ou na mesma rede </w:t>
+      </w:r>
+      <w:r>
+        <w:t>sem o uso d</w:t>
+      </w:r>
+      <w:r>
+        <w:t>os cabos e</w:t>
+      </w:r>
+      <w:r>
+        <w:t xml:space="preserve"> com criptográfia, é recomendável o uso do </w:t>
+      </w:r>
+      <w:r>
+        <w:t>protocolo</w:t>
+      </w:r>
+      <w:r>
+        <w:t xml:space="preserve"> ssh.</w:t>
+      </w:r>
+    </w:p>
+    <w:p>
+      <w:pPr>
+        <w:spacing w:before="240" w:line="240" w:lineRule="auto"/>
+      </w:pPr>
+      <w:r>
+        <w:t>Se um dispositivo</w:t>
+      </w:r>
+    </w:p>
+    <w:p>
+      <w:pPr>
+        <w:spacing w:before="240" w:line="240" w:lineRule="auto"/>
+      </w:pPr>
+      <w:r>
+        <w:drawing>
+          <wp:inline distT="0" distB="0" distL="0" distR="0" wp14:anchorId="7EA91CA1" wp14:editId="38BC55FC">
+            <wp:extent cx="3223539" cy="312447"/>
+            <wp:effectExtent l="0" t="0" r="0" b="0"/>
+            <wp:docPr id="790564408" name="Picture 1"/>
+            <wp:cNvGraphicFramePr>
+              <a:graphicFrameLocks xmlns:a="http://schemas.openxmlformats.org/drawingml/2006/main" noChangeAspect="1"/>
+            </wp:cNvGraphicFramePr>
+            <a:graphic xmlns:a="http://schemas.openxmlformats.org/drawingml/2006/main">
+              <a:graphicData uri="http://schemas.openxmlformats.org/drawingml/2006/picture">
+                <pic:pic xmlns:pic="http://schemas.openxmlformats.org/drawingml/2006/picture">
+                  <pic:nvPicPr>
+                    <pic:cNvPr id="790564408" name=""/>
+                    <pic:cNvPicPr/>
+                  </pic:nvPicPr>
+                  <pic:blipFill>
+                    <a:blip r:embed="rId27"/>
+                    <a:stretch>
+                      <a:fillRect/>
+                    </a:stretch>
+                  </pic:blipFill>
+                  <pic:spPr>
+                    <a:xfrm>
+                      <a:off x="0" y="0"/>
+                      <a:ext cx="3223539" cy="312447"/>
+                    </a:xfrm>
+                    <a:prstGeom prst="rect">
+                      <a:avLst/>
+                    </a:prstGeom>
+                  </pic:spPr>
+                </pic:pic>
+              </a:graphicData>
+            </a:graphic>
+          </wp:inline>
+        </w:drawing>
+      </w:r>
+    </w:p>
+    <w:p>
+      <w:pPr>
+        <w:spacing w:before="240" w:line="240" w:lineRule="auto"/>
+      </w:pPr>
+    </w:p>
+    <w:p>
+      <w:pPr>
+        <w:spacing w:before="240" w:line="240" w:lineRule="auto"/>
+      </w:pPr>
+    </w:p>
+    <w:p>
+      <w:pPr>
+        <w:spacing w:before="240" w:line="240" w:lineRule="auto"/>
+      </w:pPr>
+    </w:p>
+    <w:p>
+      <w:pPr>
+        <w:spacing w:before="240" w:line="240" w:lineRule="auto"/>
+      </w:pPr>
+      <w:r>
+        <w:t>3. Panorama geral</w:t>
       </w:r>
     </w:p>
     <w:sectPr>
@@ -1246,9 +2087,9 @@
 <w:numbering xmlns:wpc="http://schemas.microsoft.com/office/word/2010/wordprocessingCanvas" xmlns:cx="http://schemas.microsoft.com/office/drawing/2014/chartex" xmlns:cx1="http://schemas.microsoft.com/office/drawing/2015/9/8/chartex" xmlns:cx2="http://schemas.microsoft.com/office/drawing/2015/10/21/chartex" xmlns:cx3="http://schemas.microsoft.com/office/drawing/2016/5/9/chartex" xmlns:cx4="http://schemas.microsoft.com/office/drawing/2016/5/10/chartex" xmlns:cx5="http://schemas.microsoft.com/office/drawing/2016/5/11/chartex" xmlns:cx6="http://schemas.microsoft.com/office/drawing/2016/5/12/chartex" xmlns:cx7="http://schemas.microsoft.com/office/drawing/2016/5/13/chartex" xmlns:cx8="http://schemas.microsoft.com/office/drawing/2016/5/14/chartex" xmlns:mc="http://schemas.openxmlformats.org/markup-compatibility/2006" xmlns:aink="http://schemas.microsoft.com/office/drawing/2016/ink" xmlns:am3d="http://schemas.microsoft.com/office/drawing/2017/model3d" xmlns:o="urn:schemas-microsoft-com:office:office" xmlns:oel="http://schemas.microsoft.com/office/2019/extlst" xmlns:r="http://schemas.openxmlformats.org/officeDocument/2006/relationships" xmlns:m="http://schemas.openxmlformats.org/officeDocument/2006/math" xmlns:v="urn:schemas-microsoft-com:vml" xmlns:wp14="http://schemas.microsoft.com/office/word/2010/wordprocessingDrawing" xmlns:wp="http://schemas.openxmlformats.org/drawingml/2006/wordprocessingDrawing" xmlns:w10="urn:schemas-microsoft-com:office:word" xmlns:w="http://schemas.openxmlformats.org/wordprocessingml/2006/main" xmlns:w14="http://schemas.microsoft.com/office/word/2010/wordml" xmlns:w15="http://schemas.microsoft.com/office/word/2012/wordml" xmlns:w16cex="http://schemas.microsoft.com/office/word/2018/wordml/cex" xmlns:w16cid="http://schemas.microsoft.com/office/word/2016/wordml/cid" xmlns:w16="http://schemas.microsoft.com/office/word/2018/wordml" xmlns:w16du="http://schemas.microsoft.com/office/word/2023/wordml/word16du" xmlns:w16sdtdh="http://schemas.microsoft.com/office/word/2020/wordml/sdtdatahash" xmlns:w16sdtfl="http://schemas.microsoft.com/office/word/2024/wordml/sdtformatlock" xmlns:w16se="http://schemas.microsoft.com/office/word/2015/wordml/symex" xmlns:wpg="http://schemas.microsoft.com/office/word/2010/wordprocessingGroup" xmlns:wpi="http://schemas.microsoft.com/office/word/2010/wordprocessingInk" xmlns:wne="http://schemas.microsoft.com/office/word/2006/wordml" xmlns:wps="http://schemas.microsoft.com/office/word/2010/wordprocessingShape" mc:Ignorable="w14 w15 w16se w16cid w16 w16cex w16sdtdh w16sdtfl w16du wp14">
   <w:abstractNum w:abstractNumId="0" w15:restartNumberingAfterBreak="0">
     <w:nsid w:val="329A6857"/>
-    <w:multiLevelType w:val="hybridMultilevel"/>
-    <w:tmpl w:val="70422D3E"/>
-    <w:lvl w:ilvl="0" w:tplc="8AF65FEC">
+    <w:multiLevelType w:val="multilevel"/>
+    <w:tmpl w:val="AB660C4E"/>
+    <w:lvl w:ilvl="0">
       <w:start w:val="1"/>
       <w:numFmt w:val="decimal"/>
       <w:lvlText w:val="%1"/>
@@ -1260,77 +2101,109 @@
         <w:rFonts w:hint="default"/>
       </w:rPr>
     </w:lvl>
-    <w:lvl w:ilvl="1" w:tplc="04160019" w:tentative="1">
-      <w:start w:val="1"/>
-      <w:numFmt w:val="lowerLetter"/>
-      <w:lvlText w:val="%2."/>
+    <w:lvl w:ilvl="1">
+      <w:start w:val="4"/>
+      <w:numFmt w:val="decimal"/>
+      <w:isLgl/>
+      <w:lvlText w:val="%1.%2"/>
       <w:lvlJc w:val="left"/>
       <w:pPr>
-        <w:ind w:left="1440" w:hanging="360"/>
-      </w:pPr>
+        <w:ind w:left="900" w:hanging="540"/>
+      </w:pPr>
+      <w:rPr>
+        <w:rFonts w:hint="default"/>
+      </w:rPr>
     </w:lvl>
-    <w:lvl w:ilvl="2" w:tplc="0416001B" w:tentative="1">
-      <w:start w:val="1"/>
-      <w:numFmt w:val="lowerRoman"/>
-      <w:lvlText w:val="%3."/>
-      <w:lvlJc w:val="right"/>
-      <w:pPr>
-        <w:ind w:left="2160" w:hanging="180"/>
-      </w:pPr>
+    <w:lvl w:ilvl="2">
+      <w:start w:val="2"/>
+      <w:numFmt w:val="decimal"/>
+      <w:isLgl/>
+      <w:lvlText w:val="%1.%2.%3"/>
+      <w:lvlJc w:val="left"/>
+      <w:pPr>
+        <w:ind w:left="1080" w:hanging="720"/>
+      </w:pPr>
+      <w:rPr>
+        <w:rFonts w:hint="default"/>
+      </w:rPr>
     </w:lvl>
-    <w:lvl w:ilvl="3" w:tplc="0416000F" w:tentative="1">
+    <w:lvl w:ilvl="3">
       <w:start w:val="1"/>
       <w:numFmt w:val="decimal"/>
-      <w:lvlText w:val="%4."/>
+      <w:isLgl/>
+      <w:lvlText w:val="%1.%2.%3.%4"/>
       <w:lvlJc w:val="left"/>
       <w:pPr>
-        <w:ind w:left="2880" w:hanging="360"/>
-      </w:pPr>
+        <w:ind w:left="1080" w:hanging="720"/>
+      </w:pPr>
+      <w:rPr>
+        <w:rFonts w:hint="default"/>
+      </w:rPr>
     </w:lvl>
-    <w:lvl w:ilvl="4" w:tplc="04160019" w:tentative="1">
-      <w:start w:val="1"/>
-      <w:numFmt w:val="lowerLetter"/>
-      <w:lvlText w:val="%5."/>
-      <w:lvlJc w:val="left"/>
-      <w:pPr>
-        <w:ind w:left="3600" w:hanging="360"/>
-      </w:pPr>
-    </w:lvl>
-    <w:lvl w:ilvl="5" w:tplc="0416001B" w:tentative="1">
-      <w:start w:val="1"/>
-      <w:numFmt w:val="lowerRoman"/>
-      <w:lvlText w:val="%6."/>
-      <w:lvlJc w:val="right"/>
-      <w:pPr>
-        <w:ind w:left="4320" w:hanging="180"/>
-      </w:pPr>
-    </w:lvl>
-    <w:lvl w:ilvl="6" w:tplc="0416000F" w:tentative="1">
+    <w:lvl w:ilvl="4">
       <w:start w:val="1"/>
       <w:numFmt w:val="decimal"/>
-      <w:lvlText w:val="%7."/>
+      <w:isLgl/>
+      <w:lvlText w:val="%1.%2.%3.%4.%5"/>
       <w:lvlJc w:val="left"/>
       <w:pPr>
-        <w:ind w:left="5040" w:hanging="360"/>
-      </w:pPr>
+        <w:ind w:left="1440" w:hanging="1080"/>
+      </w:pPr>
+      <w:rPr>
+        <w:rFonts w:hint="default"/>
+      </w:rPr>
     </w:lvl>
-    <w:lvl w:ilvl="7" w:tplc="04160019" w:tentative="1">
+    <w:lvl w:ilvl="5">
       <w:start w:val="1"/>
-      <w:numFmt w:val="lowerLetter"/>
-      <w:lvlText w:val="%8."/>
+      <w:numFmt w:val="decimal"/>
+      <w:isLgl/>
+      <w:lvlText w:val="%1.%2.%3.%4.%5.%6"/>
       <w:lvlJc w:val="left"/>
       <w:pPr>
-        <w:ind w:left="5760" w:hanging="360"/>
-      </w:pPr>
+        <w:ind w:left="1440" w:hanging="1080"/>
+      </w:pPr>
+      <w:rPr>
+        <w:rFonts w:hint="default"/>
+      </w:rPr>
     </w:lvl>
-    <w:lvl w:ilvl="8" w:tplc="0416001B" w:tentative="1">
+    <w:lvl w:ilvl="6">
       <w:start w:val="1"/>
-      <w:numFmt w:val="lowerRoman"/>
-      <w:lvlText w:val="%9."/>
-      <w:lvlJc w:val="right"/>
-      <w:pPr>
-        <w:ind w:left="6480" w:hanging="180"/>
-      </w:pPr>
+      <w:numFmt w:val="decimal"/>
+      <w:isLgl/>
+      <w:lvlText w:val="%1.%2.%3.%4.%5.%6.%7"/>
+      <w:lvlJc w:val="left"/>
+      <w:pPr>
+        <w:ind w:left="1800" w:hanging="1440"/>
+      </w:pPr>
+      <w:rPr>
+        <w:rFonts w:hint="default"/>
+      </w:rPr>
+    </w:lvl>
+    <w:lvl w:ilvl="7">
+      <w:start w:val="1"/>
+      <w:numFmt w:val="decimal"/>
+      <w:isLgl/>
+      <w:lvlText w:val="%1.%2.%3.%4.%5.%6.%7.%8"/>
+      <w:lvlJc w:val="left"/>
+      <w:pPr>
+        <w:ind w:left="1800" w:hanging="1440"/>
+      </w:pPr>
+      <w:rPr>
+        <w:rFonts w:hint="default"/>
+      </w:rPr>
+    </w:lvl>
+    <w:lvl w:ilvl="8">
+      <w:start w:val="1"/>
+      <w:numFmt w:val="decimal"/>
+      <w:isLgl/>
+      <w:lvlText w:val="%1.%2.%3.%4.%5.%6.%7.%8.%9"/>
+      <w:lvlJc w:val="left"/>
+      <w:pPr>
+        <w:ind w:left="2160" w:hanging="1800"/>
+      </w:pPr>
+      <w:rPr>
+        <w:rFonts w:hint="default"/>
+      </w:rPr>
     </w:lvl>
   </w:abstractNum>
   <w:abstractNum w:abstractNumId="1" w15:restartNumberingAfterBreak="0">
@@ -2034,7 +2907,6 @@
   <w:style w:type="character" w:default="1" w:styleId="DefaultParagraphFont">
     <w:name w:val="Default Paragraph Font"/>
     <w:uiPriority w:val="1"/>
-    <w:semiHidden/>
     <w:unhideWhenUsed/>
   </w:style>
   <w:style w:type="table" w:default="1" w:styleId="TableNormal">

--- a/4WD MECANUM.docx
+++ b/4WD MECANUM.docx
@@ -11,29 +11,570 @@
           <w:szCs w:val="32"/>
         </w:rPr>
       </w:pPr>
-      <w:r>
+    </w:p>
+    <w:p>
+      <w:pPr>
         <w:rPr>
           <w:b/>
           <w:bCs/>
           <w:sz w:val="32"/>
           <w:szCs w:val="32"/>
         </w:rPr>
+      </w:pPr>
+    </w:p>
+    <w:p>
+      <w:pPr>
+        <w:rPr>
+          <w:b/>
+          <w:bCs/>
+          <w:sz w:val="32"/>
+          <w:szCs w:val="32"/>
+        </w:rPr>
+      </w:pPr>
+    </w:p>
+    <w:p>
+      <w:pPr>
+        <w:rPr>
+          <w:b/>
+          <w:bCs/>
+          <w:sz w:val="32"/>
+          <w:szCs w:val="32"/>
+        </w:rPr>
+      </w:pPr>
+    </w:p>
+    <w:p>
+      <w:pPr>
+        <w:rPr>
+          <w:b/>
+          <w:bCs/>
+          <w:sz w:val="32"/>
+          <w:szCs w:val="32"/>
+        </w:rPr>
+      </w:pPr>
+    </w:p>
+    <w:p>
+      <w:pPr>
+        <w:rPr>
+          <w:b/>
+          <w:bCs/>
+          <w:sz w:val="32"/>
+          <w:szCs w:val="32"/>
+        </w:rPr>
+      </w:pPr>
+    </w:p>
+    <w:p>
+      <w:pPr>
+        <w:rPr>
+          <w:b/>
+          <w:bCs/>
+          <w:sz w:val="32"/>
+          <w:szCs w:val="32"/>
+        </w:rPr>
+      </w:pPr>
+    </w:p>
+    <w:p>
+      <w:pPr>
+        <w:rPr>
+          <w:b/>
+          <w:bCs/>
+          <w:sz w:val="32"/>
+          <w:szCs w:val="32"/>
+        </w:rPr>
+      </w:pPr>
+    </w:p>
+    <w:p>
+      <w:pPr>
+        <w:ind w:left="2124" w:firstLine="708"/>
+        <w:rPr>
+          <w:b/>
+          <w:bCs/>
+          <w:sz w:val="32"/>
+          <w:szCs w:val="32"/>
+          <w:lang w:val="en-US"/>
+        </w:rPr>
+      </w:pPr>
+      <w:r>
+        <w:rPr>
+          <w:b/>
+          <w:bCs/>
+          <w:sz w:val="32"/>
+          <w:szCs w:val="32"/>
+          <w:lang w:val="en-US"/>
+        </w:rPr>
         <w:t>4WD MECANUM</w:t>
       </w:r>
     </w:p>
     <w:p>
       <w:pPr>
-        <w:pStyle w:val="ListParagraph"/>
-        <w:numPr>
-          <w:ilvl w:val="0"/>
-          <w:numId w:val="2"/>
-        </w:numPr>
-      </w:pPr>
+        <w:rPr>
+          <w:b/>
+          <w:bCs/>
+          <w:sz w:val="32"/>
+          <w:szCs w:val="32"/>
+          <w:lang w:val="en-US"/>
+        </w:rPr>
+      </w:pPr>
+    </w:p>
+    <w:p>
+      <w:pPr>
+        <w:rPr>
+          <w:b/>
+          <w:bCs/>
+          <w:sz w:val="32"/>
+          <w:szCs w:val="32"/>
+          <w:lang w:val="en-US"/>
+        </w:rPr>
+      </w:pPr>
+    </w:p>
+    <w:p>
+      <w:pPr>
+        <w:rPr>
+          <w:b/>
+          <w:bCs/>
+          <w:sz w:val="32"/>
+          <w:szCs w:val="32"/>
+          <w:lang w:val="en-US"/>
+        </w:rPr>
+      </w:pPr>
+    </w:p>
+    <w:p>
+      <w:pPr>
+        <w:rPr>
+          <w:b/>
+          <w:bCs/>
+          <w:sz w:val="32"/>
+          <w:szCs w:val="32"/>
+          <w:lang w:val="en-US"/>
+        </w:rPr>
+      </w:pPr>
+    </w:p>
+    <w:p>
+      <w:pPr>
+        <w:rPr>
+          <w:b/>
+          <w:bCs/>
+          <w:sz w:val="32"/>
+          <w:szCs w:val="32"/>
+          <w:lang w:val="en-US"/>
+        </w:rPr>
+      </w:pPr>
+    </w:p>
+    <w:p>
+      <w:pPr>
+        <w:rPr>
+          <w:b/>
+          <w:bCs/>
+          <w:sz w:val="32"/>
+          <w:szCs w:val="32"/>
+          <w:lang w:val="en-US"/>
+        </w:rPr>
+      </w:pPr>
+    </w:p>
+    <w:p>
+      <w:pPr>
+        <w:rPr>
+          <w:b/>
+          <w:bCs/>
+          <w:sz w:val="32"/>
+          <w:szCs w:val="32"/>
+          <w:lang w:val="en-US"/>
+        </w:rPr>
+      </w:pPr>
+    </w:p>
+    <w:p>
+      <w:pPr>
+        <w:rPr>
+          <w:b/>
+          <w:bCs/>
+          <w:sz w:val="32"/>
+          <w:szCs w:val="32"/>
+          <w:lang w:val="en-US"/>
+        </w:rPr>
+      </w:pPr>
+    </w:p>
+    <w:p>
+      <w:pPr>
+        <w:rPr>
+          <w:b/>
+          <w:bCs/>
+          <w:sz w:val="32"/>
+          <w:szCs w:val="32"/>
+          <w:lang w:val="en-US"/>
+        </w:rPr>
+      </w:pPr>
+    </w:p>
+    <w:p>
+      <w:pPr>
+        <w:rPr>
+          <w:b/>
+          <w:bCs/>
+          <w:sz w:val="32"/>
+          <w:szCs w:val="32"/>
+          <w:lang w:val="en-US"/>
+        </w:rPr>
+      </w:pPr>
+    </w:p>
+    <w:p>
+      <w:pPr>
+        <w:rPr>
+          <w:b/>
+          <w:bCs/>
+          <w:sz w:val="32"/>
+          <w:szCs w:val="32"/>
+          <w:lang w:val="en-US"/>
+        </w:rPr>
+      </w:pPr>
+    </w:p>
+    <w:p>
+      <w:pPr>
+        <w:rPr>
+          <w:b/>
+          <w:bCs/>
+          <w:sz w:val="32"/>
+          <w:szCs w:val="32"/>
+          <w:lang w:val="en-US"/>
+        </w:rPr>
+      </w:pPr>
+    </w:p>
+    <w:p>
+      <w:pPr>
+        <w:rPr>
+          <w:b/>
+          <w:bCs/>
+          <w:sz w:val="32"/>
+          <w:szCs w:val="32"/>
+          <w:lang w:val="en-US"/>
+        </w:rPr>
+      </w:pPr>
+    </w:p>
+    <w:p>
+      <w:pPr>
+        <w:rPr>
+          <w:b/>
+          <w:bCs/>
+          <w:sz w:val="32"/>
+          <w:szCs w:val="32"/>
+          <w:lang w:val="en-US"/>
+        </w:rPr>
+      </w:pPr>
+    </w:p>
+    <w:p>
+      <w:pPr>
+        <w:rPr>
+          <w:b/>
+          <w:bCs/>
+          <w:sz w:val="32"/>
+          <w:szCs w:val="32"/>
+          <w:lang w:val="en-US"/>
+        </w:rPr>
+      </w:pPr>
+    </w:p>
+    <w:sdt>
+      <w:sdtPr>
+        <w:id w:val="-1899590238"/>
+        <w:docPartObj>
+          <w:docPartGallery w:val="Table of Contents"/>
+          <w:docPartUnique/>
+        </w:docPartObj>
+      </w:sdtPr>
+      <w:sdtEndPr>
+        <w:rPr>
+          <w:rFonts w:asciiTheme="minorHAnsi" w:eastAsiaTheme="minorEastAsia" w:hAnsiTheme="minorHAnsi" w:cstheme="minorBidi"/>
+          <w:b/>
+          <w:bCs/>
+          <w:noProof/>
+          <w:color w:val="auto"/>
+          <w:kern w:val="2"/>
+          <w:sz w:val="24"/>
+          <w:szCs w:val="24"/>
+          <w:lang w:val="pt-BR" w:eastAsia="ja-JP"/>
+          <w14:ligatures w14:val="standardContextual"/>
+        </w:rPr>
+      </w:sdtEndPr>
+      <w:sdtContent>
+        <w:p>
+          <w:pPr>
+            <w:pStyle w:val="TOCHeading"/>
+          </w:pPr>
+          <w:r>
+            <w:t>Table of Contents</w:t>
+          </w:r>
+        </w:p>
+        <w:p>
+          <w:pPr>
+            <w:rPr>
+              <w:lang w:val="en-US"/>
+            </w:rPr>
+          </w:pPr>
+          <w:r>
+            <w:fldChar w:fldCharType="begin"/>
+          </w:r>
+          <w:r>
+            <w:rPr>
+              <w:lang w:val="en-US"/>
+            </w:rPr>
+            <w:instrText xml:space="preserve"> TOC \o "1-3" \h \z \u </w:instrText>
+          </w:r>
+          <w:r>
+            <w:fldChar w:fldCharType="separate"/>
+          </w:r>
+          <w:r>
+            <w:rPr>
+              <w:b/>
+              <w:bCs/>
+              <w:noProof/>
+              <w:lang w:val="en-US"/>
+            </w:rPr>
+            <w:t>No table of contents entries found.</w:t>
+          </w:r>
+          <w:r>
+            <w:rPr>
+              <w:b/>
+              <w:bCs/>
+              <w:noProof/>
+            </w:rPr>
+            <w:fldChar w:fldCharType="end"/>
+          </w:r>
+        </w:p>
+      </w:sdtContent>
+    </w:sdt>
+    <w:p>
+      <w:pPr>
+        <w:rPr>
+          <w:b/>
+          <w:bCs/>
+          <w:sz w:val="32"/>
+          <w:szCs w:val="32"/>
+          <w:lang w:val="en-US"/>
+        </w:rPr>
+      </w:pPr>
+    </w:p>
+    <w:p>
+      <w:pPr>
+        <w:rPr>
+          <w:b/>
+          <w:bCs/>
+          <w:sz w:val="32"/>
+          <w:szCs w:val="32"/>
+          <w:lang w:val="en-US"/>
+        </w:rPr>
+      </w:pPr>
+    </w:p>
+    <w:p>
+      <w:pPr>
+        <w:rPr>
+          <w:b/>
+          <w:bCs/>
+          <w:sz w:val="32"/>
+          <w:szCs w:val="32"/>
+          <w:lang w:val="en-US"/>
+        </w:rPr>
+      </w:pPr>
+    </w:p>
+    <w:p>
+      <w:pPr>
+        <w:rPr>
+          <w:b/>
+          <w:bCs/>
+          <w:sz w:val="32"/>
+          <w:szCs w:val="32"/>
+          <w:lang w:val="en-US"/>
+        </w:rPr>
+      </w:pPr>
+    </w:p>
+    <w:p>
+      <w:pPr>
+        <w:rPr>
+          <w:b/>
+          <w:bCs/>
+          <w:sz w:val="32"/>
+          <w:szCs w:val="32"/>
+          <w:lang w:val="en-US"/>
+        </w:rPr>
+      </w:pPr>
+    </w:p>
+    <w:p>
+      <w:pPr>
+        <w:rPr>
+          <w:b/>
+          <w:bCs/>
+          <w:sz w:val="32"/>
+          <w:szCs w:val="32"/>
+          <w:lang w:val="en-US"/>
+        </w:rPr>
+      </w:pPr>
+    </w:p>
+    <w:p>
+      <w:pPr>
+        <w:rPr>
+          <w:b/>
+          <w:bCs/>
+          <w:sz w:val="32"/>
+          <w:szCs w:val="32"/>
+          <w:lang w:val="en-US"/>
+        </w:rPr>
+      </w:pPr>
+    </w:p>
+    <w:p>
+      <w:pPr>
+        <w:rPr>
+          <w:b/>
+          <w:bCs/>
+          <w:sz w:val="32"/>
+          <w:szCs w:val="32"/>
+          <w:lang w:val="en-US"/>
+        </w:rPr>
+      </w:pPr>
+    </w:p>
+    <w:p>
+      <w:pPr>
+        <w:rPr>
+          <w:b/>
+          <w:bCs/>
+          <w:sz w:val="32"/>
+          <w:szCs w:val="32"/>
+          <w:lang w:val="en-US"/>
+        </w:rPr>
+      </w:pPr>
+    </w:p>
+    <w:p>
+      <w:pPr>
+        <w:rPr>
+          <w:b/>
+          <w:bCs/>
+          <w:sz w:val="32"/>
+          <w:szCs w:val="32"/>
+          <w:lang w:val="en-US"/>
+        </w:rPr>
+      </w:pPr>
+    </w:p>
+    <w:p>
+      <w:pPr>
+        <w:rPr>
+          <w:b/>
+          <w:bCs/>
+          <w:sz w:val="32"/>
+          <w:szCs w:val="32"/>
+          <w:lang w:val="en-US"/>
+        </w:rPr>
+      </w:pPr>
+    </w:p>
+    <w:p>
+      <w:pPr>
+        <w:rPr>
+          <w:b/>
+          <w:bCs/>
+          <w:sz w:val="32"/>
+          <w:szCs w:val="32"/>
+          <w:lang w:val="en-US"/>
+        </w:rPr>
+      </w:pPr>
+    </w:p>
+    <w:p>
+      <w:pPr>
+        <w:rPr>
+          <w:b/>
+          <w:bCs/>
+          <w:sz w:val="32"/>
+          <w:szCs w:val="32"/>
+          <w:lang w:val="en-US"/>
+        </w:rPr>
+      </w:pPr>
+    </w:p>
+    <w:p>
+      <w:pPr>
+        <w:rPr>
+          <w:b/>
+          <w:bCs/>
+          <w:sz w:val="32"/>
+          <w:szCs w:val="32"/>
+          <w:lang w:val="en-US"/>
+        </w:rPr>
+      </w:pPr>
+    </w:p>
+    <w:p>
+      <w:pPr>
+        <w:rPr>
+          <w:b/>
+          <w:bCs/>
+          <w:sz w:val="32"/>
+          <w:szCs w:val="32"/>
+          <w:lang w:val="en-US"/>
+        </w:rPr>
+      </w:pPr>
+    </w:p>
+    <w:p>
+      <w:pPr>
+        <w:rPr>
+          <w:b/>
+          <w:bCs/>
+          <w:sz w:val="32"/>
+          <w:szCs w:val="32"/>
+          <w:lang w:val="en-US"/>
+        </w:rPr>
+      </w:pPr>
+    </w:p>
+    <w:p>
+      <w:pPr>
+        <w:rPr>
+          <w:b/>
+          <w:bCs/>
+          <w:sz w:val="32"/>
+          <w:szCs w:val="32"/>
+          <w:lang w:val="en-US"/>
+        </w:rPr>
+      </w:pPr>
+    </w:p>
+    <w:p>
+      <w:pPr>
+        <w:rPr>
+          <w:b/>
+          <w:bCs/>
+          <w:sz w:val="32"/>
+          <w:szCs w:val="32"/>
+          <w:lang w:val="en-US"/>
+        </w:rPr>
+      </w:pPr>
+    </w:p>
+    <w:p>
+      <w:pPr>
+        <w:rPr>
+          <w:b/>
+          <w:bCs/>
+          <w:sz w:val="32"/>
+          <w:szCs w:val="32"/>
+          <w:lang w:val="en-US"/>
+        </w:rPr>
+      </w:pPr>
+    </w:p>
+    <w:p>
+      <w:pPr>
+        <w:rPr>
+          <w:b/>
+          <w:bCs/>
+          <w:sz w:val="32"/>
+          <w:szCs w:val="32"/>
+          <w:lang w:val="en-US"/>
+        </w:rPr>
+      </w:pPr>
+    </w:p>
+    <w:p>
+      <w:pPr>
+        <w:pStyle w:val="Title"/>
+        <w:spacing w:line="360" w:lineRule="auto"/>
+      </w:pPr>
+      <w:r>
+        <w:lastRenderedPageBreak/>
+        <w:t xml:space="preserve">1 </w:t>
+      </w:r>
       <w:r>
         <w:t>Introdução</w:t>
       </w:r>
     </w:p>
     <w:p>
+      <w:pPr>
+        <w:spacing w:line="360" w:lineRule="auto"/>
+      </w:pPr>
       <w:r>
         <w:t>O projeto tem como objetivo, usar o livro The Linux Programming Interface e programar todos os componentes baixo nível do Mecanum 4WD</w:t>
       </w:r>
@@ -43,17 +584,143 @@
     </w:p>
     <w:p>
       <w:pPr>
-        <w:pStyle w:val="ListParagraph"/>
-        <w:numPr>
-          <w:ilvl w:val="0"/>
-          <w:numId w:val="2"/>
-        </w:numPr>
-      </w:pPr>
+        <w:spacing w:line="360" w:lineRule="auto"/>
+      </w:pPr>
+      <w:r>
+        <w:t>Originalmente, o mecanum 4WD é um projeto baseado em python. O Python possui muitos benefícios</w:t>
+      </w:r>
+      <w:r>
+        <w:t xml:space="preserve"> </w:t>
+      </w:r>
+      <w:r>
+        <w:t>alem da simplicidade e da portabilidade, mas para acessar o sistema à baixo nível, é necessário o uso de ferramentas que manipulam a memória, assim como ferramentas de ponteiros em C.</w:t>
+      </w:r>
+    </w:p>
+    <w:p>
+      <w:pPr>
+        <w:spacing w:line="360" w:lineRule="auto"/>
+      </w:pPr>
+      <w:r>
+        <w:t>O foco não é demonstrar os atributos de cada ferramenta em C, mas sim, criar um tipo de protótipo para futuras evoluções do projeto.</w:t>
+      </w:r>
+    </w:p>
+    <w:p>
+      <w:pPr>
+        <w:spacing w:line="360" w:lineRule="auto"/>
+      </w:pPr>
+      <w:r>
+        <w:t xml:space="preserve">Este tipo de abordagem, permite usar o material para </w:t>
+      </w:r>
+      <w:r>
+        <w:t xml:space="preserve">consultar ferramentas de desenvolvimento entre </w:t>
+      </w:r>
+      <w:r>
+        <w:t>diversas aplicações, como braços mecânicos, drones,</w:t>
+      </w:r>
+      <w:r>
+        <w:t xml:space="preserve"> motores sequenciais e muito mais.</w:t>
+      </w:r>
+    </w:p>
+    <w:p>
+      <w:pPr>
+        <w:pStyle w:val="Title"/>
+        <w:spacing w:line="360" w:lineRule="auto"/>
+      </w:pPr>
+    </w:p>
+    <w:p>
+      <w:pPr>
+        <w:pStyle w:val="Title"/>
+        <w:spacing w:line="360" w:lineRule="auto"/>
+      </w:pPr>
+    </w:p>
+    <w:p>
+      <w:pPr>
+        <w:pStyle w:val="Title"/>
+        <w:spacing w:line="360" w:lineRule="auto"/>
+      </w:pPr>
+    </w:p>
+    <w:p>
+      <w:pPr>
+        <w:pStyle w:val="Title"/>
+        <w:spacing w:line="360" w:lineRule="auto"/>
+      </w:pPr>
+    </w:p>
+    <w:p>
+      <w:pPr>
+        <w:pStyle w:val="Title"/>
+        <w:spacing w:line="360" w:lineRule="auto"/>
+      </w:pPr>
+    </w:p>
+    <w:p>
+      <w:pPr>
+        <w:pStyle w:val="Title"/>
+        <w:spacing w:line="360" w:lineRule="auto"/>
+      </w:pPr>
+    </w:p>
+    <w:p>
+      <w:pPr>
+        <w:pStyle w:val="Title"/>
+        <w:spacing w:line="360" w:lineRule="auto"/>
+      </w:pPr>
+    </w:p>
+    <w:p>
+      <w:pPr>
+        <w:pStyle w:val="Title"/>
+        <w:spacing w:line="360" w:lineRule="auto"/>
+      </w:pPr>
+    </w:p>
+    <w:p>
+      <w:pPr>
+        <w:pStyle w:val="Title"/>
+        <w:spacing w:line="360" w:lineRule="auto"/>
+      </w:pPr>
+    </w:p>
+    <w:p>
+      <w:pPr>
+        <w:pStyle w:val="Title"/>
+        <w:spacing w:line="360" w:lineRule="auto"/>
+      </w:pPr>
+    </w:p>
+    <w:p>
+      <w:pPr>
+        <w:pStyle w:val="Title"/>
+        <w:spacing w:line="360" w:lineRule="auto"/>
+      </w:pPr>
+    </w:p>
+    <w:p>
+      <w:pPr>
+        <w:pStyle w:val="Title"/>
+        <w:spacing w:line="360" w:lineRule="auto"/>
+      </w:pPr>
+    </w:p>
+    <w:p>
+      <w:pPr>
+        <w:pStyle w:val="Title"/>
+        <w:spacing w:line="360" w:lineRule="auto"/>
+      </w:pPr>
+    </w:p>
+    <w:p>
+      <w:pPr>
+        <w:pStyle w:val="Title"/>
+        <w:spacing w:line="360" w:lineRule="auto"/>
+      </w:pPr>
+    </w:p>
+    <w:p>
+      <w:pPr>
+        <w:pStyle w:val="Title"/>
+        <w:spacing w:line="360" w:lineRule="auto"/>
+      </w:pPr>
+      <w:r>
+        <w:t xml:space="preserve">2 </w:t>
+      </w:r>
       <w:r>
         <w:t>Desenvolvimento</w:t>
       </w:r>
     </w:p>
     <w:p>
+      <w:pPr>
+        <w:spacing w:line="360" w:lineRule="auto"/>
+      </w:pPr>
       <w:r>
         <w:t xml:space="preserve">Partindo do présuporto em que ao ler o documento, já saiba como configurar a imagem do Raspbean no Raspberry Pi, </w:t>
       </w:r>
@@ -77,6 +744,9 @@
       </w:r>
     </w:p>
     <w:p>
+      <w:pPr>
+        <w:spacing w:line="360" w:lineRule="auto"/>
+      </w:pPr>
       <w:r>
         <w:t xml:space="preserve">PCA9685 - </w:t>
       </w:r>
@@ -106,11 +776,17 @@
       </w:r>
     </w:p>
     <w:p>
+      <w:pPr>
+        <w:spacing w:line="360" w:lineRule="auto"/>
+      </w:pPr>
       <w:r>
         <w:t>Ao invés de usar a documentação do Raspberry Pi, será colocado apenas as GPIOs.</w:t>
       </w:r>
     </w:p>
     <w:p>
+      <w:pPr>
+        <w:spacing w:line="360" w:lineRule="auto"/>
+      </w:pPr>
       <w:r>
         <w:t xml:space="preserve">Raspberry Pi 5 </w:t>
       </w:r>
@@ -119,6 +795,9 @@
       </w:r>
     </w:p>
     <w:p>
+      <w:pPr>
+        <w:spacing w:line="360" w:lineRule="auto"/>
+      </w:pPr>
       <w:r>
         <w:rPr>
           <w:noProof/>
@@ -139,7 +818,7 @@
                     <pic:cNvPicPr/>
                   </pic:nvPicPr>
                   <pic:blipFill>
-                    <a:blip r:embed="rId5"/>
+                    <a:blip r:embed="rId6"/>
                     <a:stretch>
                       <a:fillRect/>
                     </a:stretch>
@@ -161,24 +840,53 @@
       </w:r>
     </w:p>
     <w:p>
+      <w:pPr>
+        <w:spacing w:line="360" w:lineRule="auto"/>
+      </w:pPr>
       <w:r>
         <w:t>Imagem tirada do site:</w:t>
       </w:r>
     </w:p>
     <w:p>
-      <w:r>
-        <w:t>https://www.richardelectronics.com/blog/projects/raspberry%20pi/raspberry-pi-5-pinout-specs-datasheet-projects</w:t>
-      </w:r>
-    </w:p>
-    <w:p>
+      <w:pPr>
+        <w:spacing w:line="360" w:lineRule="auto"/>
+      </w:pPr>
+      <w:hyperlink r:id="rId7" w:history="1">
+        <w:r>
+          <w:rPr>
+            <w:rStyle w:val="Hyperlink"/>
+          </w:rPr>
+          <w:t>https://www.richardelectronics.com/blog/projects/raspberry%20pi/raspberry-pi-5-pinout-specs-datasheet-projects</w:t>
+        </w:r>
+      </w:hyperlink>
+    </w:p>
+    <w:p>
+      <w:pPr>
+        <w:spacing w:line="360" w:lineRule="auto"/>
+      </w:pPr>
+    </w:p>
+    <w:p>
+      <w:pPr>
+        <w:pStyle w:val="Subtitle"/>
+        <w:spacing w:line="360" w:lineRule="auto"/>
+      </w:pPr>
       <w:r>
         <w:lastRenderedPageBreak/>
         <w:t>2.1 Mecanum 4WD</w:t>
       </w:r>
     </w:p>
     <w:p>
-      <w:r>
-        <w:t>O mecanum core 4WD, é um carrinho de controle remoto que possui tração nas quatro rodas, e gira em torno do proprio eixo</w:t>
+      <w:pPr>
+        <w:spacing w:line="360" w:lineRule="auto"/>
+      </w:pPr>
+      <w:r>
+        <w:t xml:space="preserve">O mecanum core 4WD, é um </w:t>
+      </w:r>
+      <w:r>
+        <w:t>carro</w:t>
+      </w:r>
+      <w:r>
+        <w:t xml:space="preserve"> de controle remoto que possui tração nas quatro rodas, e gira em torno do proprio eixo</w:t>
       </w:r>
       <w:r>
         <w:t xml:space="preserve">. </w:t>
@@ -194,7 +902,10 @@
       </w:r>
     </w:p>
     <w:p>
-      <w:hyperlink r:id="rId6" w:history="1">
+      <w:pPr>
+        <w:spacing w:line="360" w:lineRule="auto"/>
+      </w:pPr>
+      <w:hyperlink r:id="rId8" w:history="1">
         <w:r>
           <w:rPr>
             <w:rStyle w:val="Hyperlink"/>
@@ -207,12 +918,236 @@
       </w:r>
     </w:p>
     <w:p>
-      <w:r>
-        <w:t>Em geral, ele possui dispositivos de camera, sensores de distância e sensores abaixo do eixo para localizar buracos e parar a transmissão de comandos.</w:t>
-      </w:r>
-    </w:p>
-    <w:p/>
-    <w:p>
+      <w:pPr>
+        <w:spacing w:line="360" w:lineRule="auto"/>
+      </w:pPr>
+      <w:r>
+        <w:t xml:space="preserve">Em geral, ele possui dispositivos de camera, sensores de distância e sensores abaixo do eixo para localizar buracos e </w:t>
+      </w:r>
+      <w:r>
+        <w:t>um microprocessador para gerenciar todos os dispositivos</w:t>
+      </w:r>
+      <w:r>
+        <w:t>.</w:t>
+      </w:r>
+    </w:p>
+    <w:p>
+      <w:pPr>
+        <w:spacing w:line="360" w:lineRule="auto"/>
+      </w:pPr>
+      <w:r>
+        <w:drawing>
+          <wp:inline distT="0" distB="0" distL="0" distR="0" wp14:anchorId="560D2B82" wp14:editId="51BC538A">
+            <wp:extent cx="4808220" cy="3522796"/>
+            <wp:effectExtent l="0" t="0" r="0" b="1905"/>
+            <wp:docPr id="1798648625" name="Picture 1"/>
+            <wp:cNvGraphicFramePr>
+              <a:graphicFrameLocks xmlns:a="http://schemas.openxmlformats.org/drawingml/2006/main" noChangeAspect="1"/>
+            </wp:cNvGraphicFramePr>
+            <a:graphic xmlns:a="http://schemas.openxmlformats.org/drawingml/2006/main">
+              <a:graphicData uri="http://schemas.openxmlformats.org/drawingml/2006/picture">
+                <pic:pic xmlns:pic="http://schemas.openxmlformats.org/drawingml/2006/picture">
+                  <pic:nvPicPr>
+                    <pic:cNvPr id="1798648625" name=""/>
+                    <pic:cNvPicPr/>
+                  </pic:nvPicPr>
+                  <pic:blipFill>
+                    <a:blip r:embed="rId9"/>
+                    <a:stretch>
+                      <a:fillRect/>
+                    </a:stretch>
+                  </pic:blipFill>
+                  <pic:spPr>
+                    <a:xfrm>
+                      <a:off x="0" y="0"/>
+                      <a:ext cx="4811992" cy="3525559"/>
+                    </a:xfrm>
+                    <a:prstGeom prst="rect">
+                      <a:avLst/>
+                    </a:prstGeom>
+                  </pic:spPr>
+                </pic:pic>
+              </a:graphicData>
+            </a:graphic>
+          </wp:inline>
+        </w:drawing>
+      </w:r>
+    </w:p>
+    <w:p>
+      <w:pPr>
+        <w:spacing w:line="360" w:lineRule="auto"/>
+      </w:pPr>
+      <w:r>
+        <w:drawing>
+          <wp:inline distT="0" distB="0" distL="0" distR="0" wp14:anchorId="03F20FE8" wp14:editId="269392FD">
+            <wp:extent cx="4770120" cy="1969670"/>
+            <wp:effectExtent l="0" t="0" r="0" b="0"/>
+            <wp:docPr id="2075042480" name="Picture 1"/>
+            <wp:cNvGraphicFramePr>
+              <a:graphicFrameLocks xmlns:a="http://schemas.openxmlformats.org/drawingml/2006/main" noChangeAspect="1"/>
+            </wp:cNvGraphicFramePr>
+            <a:graphic xmlns:a="http://schemas.openxmlformats.org/drawingml/2006/main">
+              <a:graphicData uri="http://schemas.openxmlformats.org/drawingml/2006/picture">
+                <pic:pic xmlns:pic="http://schemas.openxmlformats.org/drawingml/2006/picture">
+                  <pic:nvPicPr>
+                    <pic:cNvPr id="2075042480" name=""/>
+                    <pic:cNvPicPr/>
+                  </pic:nvPicPr>
+                  <pic:blipFill>
+                    <a:blip r:embed="rId10"/>
+                    <a:stretch>
+                      <a:fillRect/>
+                    </a:stretch>
+                  </pic:blipFill>
+                  <pic:spPr>
+                    <a:xfrm>
+                      <a:off x="0" y="0"/>
+                      <a:ext cx="4784567" cy="1975636"/>
+                    </a:xfrm>
+                    <a:prstGeom prst="rect">
+                      <a:avLst/>
+                    </a:prstGeom>
+                  </pic:spPr>
+                </pic:pic>
+              </a:graphicData>
+            </a:graphic>
+          </wp:inline>
+        </w:drawing>
+      </w:r>
+    </w:p>
+    <w:p>
+      <w:pPr>
+        <w:spacing w:line="360" w:lineRule="auto"/>
+      </w:pPr>
+      <w:r>
+        <w:lastRenderedPageBreak/>
+        <w:drawing>
+          <wp:inline distT="0" distB="0" distL="0" distR="0" wp14:anchorId="3D8D1734" wp14:editId="41B611BC">
+            <wp:extent cx="3223260" cy="3838790"/>
+            <wp:effectExtent l="0" t="0" r="0" b="9525"/>
+            <wp:docPr id="1278013752" name="Picture 1"/>
+            <wp:cNvGraphicFramePr>
+              <a:graphicFrameLocks xmlns:a="http://schemas.openxmlformats.org/drawingml/2006/main" noChangeAspect="1"/>
+            </wp:cNvGraphicFramePr>
+            <a:graphic xmlns:a="http://schemas.openxmlformats.org/drawingml/2006/main">
+              <a:graphicData uri="http://schemas.openxmlformats.org/drawingml/2006/picture">
+                <pic:pic xmlns:pic="http://schemas.openxmlformats.org/drawingml/2006/picture">
+                  <pic:nvPicPr>
+                    <pic:cNvPr id="1278013752" name=""/>
+                    <pic:cNvPicPr/>
+                  </pic:nvPicPr>
+                  <pic:blipFill>
+                    <a:blip r:embed="rId11"/>
+                    <a:stretch>
+                      <a:fillRect/>
+                    </a:stretch>
+                  </pic:blipFill>
+                  <pic:spPr>
+                    <a:xfrm>
+                      <a:off x="0" y="0"/>
+                      <a:ext cx="3234186" cy="3851803"/>
+                    </a:xfrm>
+                    <a:prstGeom prst="rect">
+                      <a:avLst/>
+                    </a:prstGeom>
+                  </pic:spPr>
+                </pic:pic>
+              </a:graphicData>
+            </a:graphic>
+          </wp:inline>
+        </w:drawing>
+      </w:r>
+    </w:p>
+    <w:p>
+      <w:pPr>
+        <w:spacing w:line="360" w:lineRule="auto"/>
+      </w:pPr>
+      <w:r>
+        <w:drawing>
+          <wp:inline distT="0" distB="0" distL="0" distR="0" wp14:anchorId="7C6653AC" wp14:editId="759F826D">
+            <wp:extent cx="3147060" cy="3781449"/>
+            <wp:effectExtent l="0" t="0" r="0" b="9525"/>
+            <wp:docPr id="1157180039" name="Picture 1"/>
+            <wp:cNvGraphicFramePr>
+              <a:graphicFrameLocks xmlns:a="http://schemas.openxmlformats.org/drawingml/2006/main" noChangeAspect="1"/>
+            </wp:cNvGraphicFramePr>
+            <a:graphic xmlns:a="http://schemas.openxmlformats.org/drawingml/2006/main">
+              <a:graphicData uri="http://schemas.openxmlformats.org/drawingml/2006/picture">
+                <pic:pic xmlns:pic="http://schemas.openxmlformats.org/drawingml/2006/picture">
+                  <pic:nvPicPr>
+                    <pic:cNvPr id="1157180039" name=""/>
+                    <pic:cNvPicPr/>
+                  </pic:nvPicPr>
+                  <pic:blipFill>
+                    <a:blip r:embed="rId12"/>
+                    <a:stretch>
+                      <a:fillRect/>
+                    </a:stretch>
+                  </pic:blipFill>
+                  <pic:spPr>
+                    <a:xfrm>
+                      <a:off x="0" y="0"/>
+                      <a:ext cx="3148560" cy="3783251"/>
+                    </a:xfrm>
+                    <a:prstGeom prst="rect">
+                      <a:avLst/>
+                    </a:prstGeom>
+                  </pic:spPr>
+                </pic:pic>
+              </a:graphicData>
+            </a:graphic>
+          </wp:inline>
+        </w:drawing>
+      </w:r>
+    </w:p>
+    <w:p>
+      <w:pPr>
+        <w:spacing w:line="360" w:lineRule="auto"/>
+      </w:pPr>
+      <w:r>
+        <w:lastRenderedPageBreak/>
+        <w:drawing>
+          <wp:inline distT="0" distB="0" distL="0" distR="0" wp14:anchorId="15AE4F89" wp14:editId="5B2DE757">
+            <wp:extent cx="2949196" cy="3749365"/>
+            <wp:effectExtent l="0" t="0" r="3810" b="3810"/>
+            <wp:docPr id="457540619" name="Picture 1"/>
+            <wp:cNvGraphicFramePr>
+              <a:graphicFrameLocks xmlns:a="http://schemas.openxmlformats.org/drawingml/2006/main" noChangeAspect="1"/>
+            </wp:cNvGraphicFramePr>
+            <a:graphic xmlns:a="http://schemas.openxmlformats.org/drawingml/2006/main">
+              <a:graphicData uri="http://schemas.openxmlformats.org/drawingml/2006/picture">
+                <pic:pic xmlns:pic="http://schemas.openxmlformats.org/drawingml/2006/picture">
+                  <pic:nvPicPr>
+                    <pic:cNvPr id="457540619" name=""/>
+                    <pic:cNvPicPr/>
+                  </pic:nvPicPr>
+                  <pic:blipFill>
+                    <a:blip r:embed="rId13"/>
+                    <a:stretch>
+                      <a:fillRect/>
+                    </a:stretch>
+                  </pic:blipFill>
+                  <pic:spPr>
+                    <a:xfrm>
+                      <a:off x="0" y="0"/>
+                      <a:ext cx="2949196" cy="3749365"/>
+                    </a:xfrm>
+                    <a:prstGeom prst="rect">
+                      <a:avLst/>
+                    </a:prstGeom>
+                  </pic:spPr>
+                </pic:pic>
+              </a:graphicData>
+            </a:graphic>
+          </wp:inline>
+        </w:drawing>
+      </w:r>
+    </w:p>
+    <w:p>
+      <w:pPr>
+        <w:pStyle w:val="Subtitle"/>
+        <w:spacing w:line="360" w:lineRule="auto"/>
+      </w:pPr>
       <w:r>
         <w:t xml:space="preserve">2.2 </w:t>
       </w:r>
@@ -221,6 +1156,9 @@
       </w:r>
     </w:p>
     <w:p>
+      <w:pPr>
+        <w:spacing w:line="360" w:lineRule="auto"/>
+      </w:pPr>
       <w:r>
         <w:t xml:space="preserve">I2C é um protocolo de comunicação entre dispositivo que permite por meio de um ou mais </w:t>
       </w:r>
@@ -244,19 +1182,31 @@
       </w:r>
     </w:p>
     <w:p>
-      <w:r>
-        <w:t>Este protocolo de comunicação pode não ser o mais rápido, porém, ele pode enviar comandos para até 127 dispositivos com apenas 2 fios.</w:t>
-      </w:r>
-    </w:p>
-    <w:p>
+      <w:pPr>
+        <w:spacing w:line="360" w:lineRule="auto"/>
+      </w:pPr>
+      <w:r>
+        <w:t xml:space="preserve">Este protocolo de comunicação pode não ser o mais rápido, porém, ele pode enviar comandos para até 127 dispositivos com apenas 2 </w:t>
+      </w:r>
+      <w:r>
+        <w:t>cabos</w:t>
+      </w:r>
+      <w:r>
+        <w:t>.</w:t>
+      </w:r>
+    </w:p>
+    <w:p>
+      <w:pPr>
+        <w:spacing w:line="360" w:lineRule="auto"/>
+      </w:pPr>
       <w:r>
         <w:rPr>
           <w:noProof/>
         </w:rPr>
         <w:drawing>
-          <wp:inline distT="0" distB="0" distL="0" distR="0" wp14:anchorId="22F1E370" wp14:editId="2997EC6E">
-            <wp:extent cx="3649535" cy="2847975"/>
-            <wp:effectExtent l="0" t="0" r="8255" b="0"/>
+          <wp:inline distT="0" distB="0" distL="0" distR="0" wp14:anchorId="22F1E370" wp14:editId="3FF23FA4">
+            <wp:extent cx="3474720" cy="2711555"/>
+            <wp:effectExtent l="0" t="0" r="0" b="0"/>
             <wp:docPr id="890648097" name="Picture 1"/>
             <wp:cNvGraphicFramePr>
               <a:graphicFrameLocks xmlns:a="http://schemas.openxmlformats.org/drawingml/2006/main" noChangeAspect="1"/>
@@ -271,7 +1221,7 @@
                     </pic:cNvPicPr>
                   </pic:nvPicPr>
                   <pic:blipFill>
-                    <a:blip r:embed="rId7">
+                    <a:blip r:embed="rId14" cstate="print">
                       <a:extLst>
                         <a:ext uri="{28A0092B-C50C-407E-A947-70E740481C1C}">
                           <a14:useLocalDpi xmlns:a14="http://schemas.microsoft.com/office/drawing/2010/main" val="0"/>
@@ -286,7 +1236,7 @@
                   <pic:spPr bwMode="auto">
                     <a:xfrm>
                       <a:off x="0" y="0"/>
-                      <a:ext cx="3666442" cy="2861169"/>
+                      <a:ext cx="3496868" cy="2728839"/>
                     </a:xfrm>
                     <a:prstGeom prst="rect">
                       <a:avLst/>
@@ -304,24 +1254,34 @@
       </w:r>
     </w:p>
     <w:p>
-      <w:r>
+      <w:pPr>
+        <w:spacing w:line="360" w:lineRule="auto"/>
+      </w:pPr>
+      <w:r>
+        <w:lastRenderedPageBreak/>
         <w:t>Usando ferramentas do pacote i2c-tools, é possível acessar o barramento específico e analisar a comunicação i2c.</w:t>
       </w:r>
     </w:p>
     <w:p>
+      <w:pPr>
+        <w:spacing w:line="360" w:lineRule="auto"/>
+      </w:pPr>
       <w:r>
         <w:t>Para analisar os dispositivos do barramento, use o comando i2cdetect -l.</w:t>
       </w:r>
     </w:p>
     <w:p>
+      <w:pPr>
+        <w:spacing w:line="360" w:lineRule="auto"/>
+      </w:pPr>
       <w:r>
         <w:rPr>
           <w:noProof/>
         </w:rPr>
         <w:drawing>
-          <wp:inline distT="0" distB="0" distL="0" distR="0" wp14:anchorId="42995CA7" wp14:editId="4037FCEC">
-            <wp:extent cx="4671060" cy="1007605"/>
-            <wp:effectExtent l="0" t="0" r="0" b="2540"/>
+          <wp:inline distT="0" distB="0" distL="0" distR="0" wp14:anchorId="42995CA7" wp14:editId="1CFF00D4">
+            <wp:extent cx="4343400" cy="936925"/>
+            <wp:effectExtent l="0" t="0" r="0" b="0"/>
             <wp:docPr id="1554724255" name="Picture 4"/>
             <wp:cNvGraphicFramePr>
               <a:graphicFrameLocks xmlns:a="http://schemas.openxmlformats.org/drawingml/2006/main" noChangeAspect="1"/>
@@ -336,7 +1296,7 @@
                     </pic:cNvPicPr>
                   </pic:nvPicPr>
                   <pic:blipFill>
-                    <a:blip r:embed="rId8">
+                    <a:blip r:embed="rId15">
                       <a:extLst>
                         <a:ext uri="{28A0092B-C50C-407E-A947-70E740481C1C}">
                           <a14:useLocalDpi xmlns:a14="http://schemas.microsoft.com/office/drawing/2010/main" val="0"/>
@@ -351,7 +1311,7 @@
                   <pic:spPr bwMode="auto">
                     <a:xfrm>
                       <a:off x="0" y="0"/>
-                      <a:ext cx="4696013" cy="1012988"/>
+                      <a:ext cx="4374201" cy="943569"/>
                     </a:xfrm>
                     <a:prstGeom prst="rect">
                       <a:avLst/>
@@ -372,30 +1332,41 @@
       </w:r>
     </w:p>
     <w:p>
-      <w:r>
-        <w:lastRenderedPageBreak/>
+      <w:pPr>
+        <w:spacing w:line="360" w:lineRule="auto"/>
+      </w:pPr>
+      <w:r>
         <w:t>Neste caso, o i2c está no barramento “1”, que está sendo identificado no i2c-1.</w:t>
       </w:r>
     </w:p>
     <w:p>
+      <w:pPr>
+        <w:spacing w:line="360" w:lineRule="auto"/>
+      </w:pPr>
       <w:r>
         <w:t>Para barramentos próximos ou maiores que 10 normalmente são para ferramentas de comunicação do barramento padrão.</w:t>
       </w:r>
     </w:p>
     <w:p>
+      <w:pPr>
+        <w:spacing w:line="360" w:lineRule="auto"/>
+      </w:pPr>
       <w:r>
         <w:t xml:space="preserve"> Para identificar quais dispositivos slaves estão sendo usado, use o comando i2cdetect -y 1.</w:t>
       </w:r>
     </w:p>
     <w:p>
+      <w:pPr>
+        <w:spacing w:line="360" w:lineRule="auto"/>
+      </w:pPr>
       <w:r>
         <w:rPr>
           <w:noProof/>
         </w:rPr>
         <w:drawing>
-          <wp:inline distT="0" distB="0" distL="0" distR="0" wp14:anchorId="32895E87" wp14:editId="0497F175">
-            <wp:extent cx="4564380" cy="1681294"/>
-            <wp:effectExtent l="0" t="0" r="7620" b="0"/>
+          <wp:inline distT="0" distB="0" distL="0" distR="0" wp14:anchorId="32895E87" wp14:editId="4AA70606">
+            <wp:extent cx="4183380" cy="1540953"/>
+            <wp:effectExtent l="0" t="0" r="7620" b="2540"/>
             <wp:docPr id="930177227" name="Picture 5"/>
             <wp:cNvGraphicFramePr>
               <a:graphicFrameLocks xmlns:a="http://schemas.openxmlformats.org/drawingml/2006/main" noChangeAspect="1"/>
@@ -410,7 +1381,7 @@
                     </pic:cNvPicPr>
                   </pic:nvPicPr>
                   <pic:blipFill>
-                    <a:blip r:embed="rId9">
+                    <a:blip r:embed="rId16">
                       <a:extLst>
                         <a:ext uri="{28A0092B-C50C-407E-A947-70E740481C1C}">
                           <a14:useLocalDpi xmlns:a14="http://schemas.microsoft.com/office/drawing/2010/main" val="0"/>
@@ -425,7 +1396,7 @@
                   <pic:spPr bwMode="auto">
                     <a:xfrm>
                       <a:off x="0" y="0"/>
-                      <a:ext cx="4581053" cy="1687436"/>
+                      <a:ext cx="4207687" cy="1549907"/>
                     </a:xfrm>
                     <a:prstGeom prst="rect">
                       <a:avLst/>
@@ -443,6 +1414,9 @@
       </w:r>
     </w:p>
     <w:p>
+      <w:pPr>
+        <w:spacing w:line="360" w:lineRule="auto"/>
+      </w:pPr>
       <w:r>
         <w:t xml:space="preserve">O argumento -y, avisa </w:t>
       </w:r>
@@ -454,24 +1428,34 @@
       </w:r>
     </w:p>
     <w:p>
+      <w:pPr>
+        <w:spacing w:line="360" w:lineRule="auto"/>
+      </w:pPr>
       <w:r>
         <w:t>No momento, o chip sendo usado é o PCA9685, na documentação oficial, a porta 0x40 abriga a comunicação do controlador aos componentes elétricos e mecanicos, como as rodas, a câmera, os servos motores e outros sensores se desejar.</w:t>
       </w:r>
     </w:p>
     <w:p>
+      <w:pPr>
+        <w:spacing w:line="360" w:lineRule="auto"/>
+      </w:pPr>
       <w:r>
         <w:t>Para acessar esta porta, use o comando i2cdump -y 1 0x40.</w:t>
       </w:r>
     </w:p>
     <w:p>
+      <w:pPr>
+        <w:spacing w:line="360" w:lineRule="auto"/>
+      </w:pPr>
       <w:r>
         <w:rPr>
           <w:noProof/>
         </w:rPr>
+        <w:lastRenderedPageBreak/>
         <w:drawing>
-          <wp:inline distT="0" distB="0" distL="0" distR="0" wp14:anchorId="03E406FB" wp14:editId="5F04CE4F">
-            <wp:extent cx="4175760" cy="2182280"/>
-            <wp:effectExtent l="0" t="0" r="0" b="8890"/>
+          <wp:inline distT="0" distB="0" distL="0" distR="0" wp14:anchorId="03E406FB" wp14:editId="0DA9A381">
+            <wp:extent cx="3878580" cy="2026972"/>
+            <wp:effectExtent l="0" t="0" r="7620" b="0"/>
             <wp:docPr id="2060221928" name="Picture 6"/>
             <wp:cNvGraphicFramePr>
               <a:graphicFrameLocks xmlns:a="http://schemas.openxmlformats.org/drawingml/2006/main" noChangeAspect="1"/>
@@ -486,7 +1470,7 @@
                     </pic:cNvPicPr>
                   </pic:nvPicPr>
                   <pic:blipFill>
-                    <a:blip r:embed="rId10" cstate="print">
+                    <a:blip r:embed="rId17" cstate="print">
                       <a:extLst>
                         <a:ext uri="{28A0092B-C50C-407E-A947-70E740481C1C}">
                           <a14:useLocalDpi xmlns:a14="http://schemas.microsoft.com/office/drawing/2010/main" val="0"/>
@@ -501,7 +1485,7 @@
                   <pic:spPr bwMode="auto">
                     <a:xfrm>
                       <a:off x="0" y="0"/>
-                      <a:ext cx="4192351" cy="2190951"/>
+                      <a:ext cx="3897813" cy="2037023"/>
                     </a:xfrm>
                     <a:prstGeom prst="rect">
                       <a:avLst/>
@@ -519,6 +1503,9 @@
       </w:r>
     </w:p>
     <w:p>
+      <w:pPr>
+        <w:spacing w:line="360" w:lineRule="auto"/>
+      </w:pPr>
       <w:r>
         <w:t xml:space="preserve">Nesta imagem, teve um retorno de uma matriz de 16x16, delimitando a quantidade de </w:t>
       </w:r>
@@ -551,11 +1538,17 @@
       </w:r>
     </w:p>
     <w:p>
+      <w:pPr>
+        <w:spacing w:line="360" w:lineRule="auto"/>
+      </w:pPr>
       <w:r>
         <w:t>Se analisar linha e coluna, a linha representa o valor da dezena e a coluna representa a unidade.</w:t>
       </w:r>
     </w:p>
     <w:p>
+      <w:pPr>
+        <w:spacing w:line="360" w:lineRule="auto"/>
+      </w:pPr>
       <w:r>
         <w:t>Ex: Linha 0x50 e Coluna 0x05,</w:t>
       </w:r>
@@ -567,45 +1560,57 @@
       </w:r>
     </w:p>
     <w:p>
-      <w:r>
+      <w:pPr>
+        <w:spacing w:line="360" w:lineRule="auto"/>
+      </w:pPr>
+      <w:r>
+        <w:t>Ao analisar cada registrador,</w:t>
+      </w:r>
+      <w:r>
+        <w:t xml:space="preserve"> há alguns valores hexadecimal em cada um, eles representam o valor contido naquele registrador.</w:t>
+      </w:r>
+    </w:p>
+    <w:p>
+      <w:pPr>
+        <w:spacing w:line="360" w:lineRule="auto"/>
+      </w:pPr>
+      <w:r>
+        <w:t>Ao identificar o dispositivo externo, o Raspberry Pi identificar todos os possíveis registradores do hardware, então caso não reconheça algum registrador, ele retorna XX.</w:t>
+      </w:r>
+    </w:p>
+    <w:p>
+      <w:pPr>
+        <w:spacing w:line="360" w:lineRule="auto"/>
+      </w:pPr>
+      <w:r>
+        <w:t>OBS: Existe um processo de alimentação externa para os hardware</w:t>
+      </w:r>
+      <w:r>
+        <w:t xml:space="preserve">, quando a fonte de alimentação ou bateria é cortada, o protocolo i2c não reconhece </w:t>
+      </w:r>
+      <w:r>
+        <w:t>valores em cada</w:t>
+      </w:r>
+      <w:r>
+        <w:t xml:space="preserve"> registrado</w:t>
+      </w:r>
+      <w:r>
+        <w:t>r, retornando “XX” em toda a tabela.</w:t>
+      </w:r>
+    </w:p>
+    <w:p>
+      <w:pPr>
+        <w:spacing w:line="360" w:lineRule="auto"/>
+      </w:pPr>
+      <w:r>
+        <w:rPr>
+          <w:noProof/>
+        </w:rPr>
         <w:lastRenderedPageBreak/>
-        <w:t>Ao analisar cada registrador,</w:t>
-      </w:r>
-      <w:r>
-        <w:t xml:space="preserve"> há alguns valores hexadecimal em cada um, eles representam o valor contido naquele registrador.</w:t>
-      </w:r>
-    </w:p>
-    <w:p>
-      <w:r>
-        <w:t>Ao identificar o dispositivo externo, o Raspberry Pi identificar todos os possíveis registradores do hardware, então caso não reconheça algum registrador, ele retorna XX.</w:t>
-      </w:r>
-    </w:p>
-    <w:p>
-      <w:r>
-        <w:t>OBS: Existe um processo de alimentação externa para os hardware</w:t>
-      </w:r>
-      <w:r>
-        <w:t xml:space="preserve">, quando a fonte de alimentação ou bateria é cortada, o protocolo i2c não reconhece </w:t>
-      </w:r>
-      <w:r>
-        <w:t>valores em cada</w:t>
-      </w:r>
-      <w:r>
-        <w:t xml:space="preserve"> registrado</w:t>
-      </w:r>
-      <w:r>
-        <w:t>r, retornando “XX” em toda a tabela.</w:t>
-      </w:r>
-    </w:p>
-    <w:p>
-      <w:r>
-        <w:rPr>
-          <w:noProof/>
-        </w:rPr>
         <w:drawing>
-          <wp:inline distT="0" distB="0" distL="0" distR="0" wp14:anchorId="6870C543" wp14:editId="5C69D3DA">
-            <wp:extent cx="4586034" cy="2724150"/>
-            <wp:effectExtent l="0" t="0" r="5080" b="0"/>
+          <wp:inline distT="0" distB="0" distL="0" distR="0" wp14:anchorId="6870C543" wp14:editId="252458BC">
+            <wp:extent cx="4274820" cy="2539286"/>
+            <wp:effectExtent l="0" t="0" r="0" b="0"/>
             <wp:docPr id="490515541" name="Picture 2"/>
             <wp:cNvGraphicFramePr>
               <a:graphicFrameLocks xmlns:a="http://schemas.openxmlformats.org/drawingml/2006/main" noChangeAspect="1"/>
@@ -620,7 +1625,7 @@
                     </pic:cNvPicPr>
                   </pic:nvPicPr>
                   <pic:blipFill>
-                    <a:blip r:embed="rId11">
+                    <a:blip r:embed="rId18">
                       <a:extLst>
                         <a:ext uri="{28A0092B-C50C-407E-A947-70E740481C1C}">
                           <a14:useLocalDpi xmlns:a14="http://schemas.microsoft.com/office/drawing/2010/main" val="0"/>
@@ -635,7 +1640,7 @@
                   <pic:spPr bwMode="auto">
                     <a:xfrm>
                       <a:off x="0" y="0"/>
-                      <a:ext cx="4592389" cy="2727925"/>
+                      <a:ext cx="4284502" cy="2545037"/>
                     </a:xfrm>
                     <a:prstGeom prst="rect">
                       <a:avLst/>
@@ -653,22 +1658,38 @@
       </w:r>
     </w:p>
     <w:p>
-      <w:r>
-        <w:t>Alguns comandos no github:</w:t>
-      </w:r>
-    </w:p>
-    <w:p>
+      <w:pPr>
+        <w:spacing w:line="360" w:lineRule="auto"/>
+      </w:pPr>
+      <w:r>
+        <w:t xml:space="preserve">Alguns comandos </w:t>
+      </w:r>
+      <w:r>
+        <w:t xml:space="preserve">i2c-tools </w:t>
+      </w:r>
+      <w:r>
+        <w:t>no github:</w:t>
+      </w:r>
+    </w:p>
+    <w:p>
+      <w:pPr>
+        <w:spacing w:line="360" w:lineRule="auto"/>
+      </w:pPr>
       <w:r>
         <w:t>https://github.com/NagaoVictor/i2c/blob/main/new%2016.txt</w:t>
       </w:r>
     </w:p>
     <w:p>
+      <w:pPr>
+        <w:spacing w:line="360" w:lineRule="auto"/>
+      </w:pPr>
       <w:r>
         <w:t>Para ler o byte no registrador específico, use o comando: i2cget -y 1 0x40 0x06</w:t>
       </w:r>
     </w:p>
     <w:p>
       <w:pPr>
+        <w:spacing w:line="360" w:lineRule="auto"/>
         <w:rPr>
           <w:lang w:val="en-US"/>
         </w:rPr>
@@ -679,14 +1700,12 @@
         </w:rPr>
         <w:t>i2cget -y &lt;bus&gt; &lt;</w:t>
       </w:r>
-      <w:proofErr w:type="spellStart"/>
-      <w:r>
-        <w:rPr>
-          <w:lang w:val="en-US"/>
-        </w:rPr>
-        <w:t>endereço</w:t>
-      </w:r>
-      <w:proofErr w:type="spellEnd"/>
+      <w:r>
+        <w:rPr>
+          <w:lang w:val="en-US"/>
+        </w:rPr>
+        <w:t>address</w:t>
+      </w:r>
       <w:r>
         <w:rPr>
           <w:lang w:val="en-US"/>
@@ -696,6 +1715,7 @@
     </w:p>
     <w:p>
       <w:pPr>
+        <w:spacing w:line="360" w:lineRule="auto"/>
         <w:rPr>
           <w:lang w:val="en-US"/>
         </w:rPr>
@@ -706,9 +1726,9 @@
           <w:lang w:val="en-US"/>
         </w:rPr>
         <w:drawing>
-          <wp:inline distT="0" distB="0" distL="0" distR="0" wp14:anchorId="0D43F23F" wp14:editId="622BB2BE">
-            <wp:extent cx="5036820" cy="2866701"/>
-            <wp:effectExtent l="0" t="0" r="0" b="0"/>
+          <wp:inline distT="0" distB="0" distL="0" distR="0" wp14:anchorId="0D43F23F" wp14:editId="18303D3A">
+            <wp:extent cx="4305300" cy="2450357"/>
+            <wp:effectExtent l="0" t="0" r="0" b="7620"/>
             <wp:docPr id="1944166361" name="Picture 3"/>
             <wp:cNvGraphicFramePr>
               <a:graphicFrameLocks xmlns:a="http://schemas.openxmlformats.org/drawingml/2006/main" noChangeAspect="1"/>
@@ -723,7 +1743,7 @@
                     </pic:cNvPicPr>
                   </pic:nvPicPr>
                   <pic:blipFill>
-                    <a:blip r:embed="rId12">
+                    <a:blip r:embed="rId19" cstate="print">
                       <a:extLst>
                         <a:ext uri="{28A0092B-C50C-407E-A947-70E740481C1C}">
                           <a14:useLocalDpi xmlns:a14="http://schemas.microsoft.com/office/drawing/2010/main" val="0"/>
@@ -738,7 +1758,7 @@
                   <pic:spPr bwMode="auto">
                     <a:xfrm>
                       <a:off x="0" y="0"/>
-                      <a:ext cx="5041730" cy="2869495"/>
+                      <a:ext cx="4315488" cy="2456155"/>
                     </a:xfrm>
                     <a:prstGeom prst="rect">
                       <a:avLst/>
@@ -756,65 +1776,80 @@
       </w:r>
     </w:p>
     <w:p>
-      <w:r>
+      <w:pPr>
+        <w:spacing w:line="360" w:lineRule="auto"/>
+      </w:pPr>
+      <w:r>
+        <w:t xml:space="preserve">Para configurar um valor em byte, use o seguinte comando: </w:t>
+      </w:r>
+    </w:p>
+    <w:p>
+      <w:pPr>
+        <w:spacing w:line="360" w:lineRule="auto"/>
+        <w:rPr>
+          <w:lang w:val="en-US"/>
+        </w:rPr>
+      </w:pPr>
+      <w:r>
+        <w:rPr>
+          <w:lang w:val="en-US"/>
+        </w:rPr>
+        <w:t xml:space="preserve">i2cset -y </w:t>
+      </w:r>
+      <w:r>
+        <w:rPr>
+          <w:lang w:val="en-US"/>
+        </w:rPr>
+        <w:t>&lt;bus&gt; &lt;</w:t>
+      </w:r>
+      <w:r>
+        <w:rPr>
+          <w:lang w:val="en-US"/>
+        </w:rPr>
+        <w:t>address</w:t>
+      </w:r>
+      <w:r>
+        <w:rPr>
+          <w:lang w:val="en-US"/>
+        </w:rPr>
+        <w:t>&gt; &lt;register&gt;</w:t>
+      </w:r>
+      <w:r>
+        <w:rPr>
+          <w:lang w:val="en-US"/>
+        </w:rPr>
+        <w:t xml:space="preserve"> &lt;</w:t>
+      </w:r>
+      <w:r>
+        <w:rPr>
+          <w:lang w:val="en-US"/>
+        </w:rPr>
+        <w:t>value</w:t>
+      </w:r>
+      <w:r>
+        <w:rPr>
+          <w:lang w:val="en-US"/>
+        </w:rPr>
+        <w:t>&gt;</w:t>
+      </w:r>
+    </w:p>
+    <w:p>
+      <w:pPr>
+        <w:spacing w:line="360" w:lineRule="auto"/>
+        <w:rPr>
+          <w:lang w:val="en-US"/>
+        </w:rPr>
+      </w:pPr>
+      <w:r>
+        <w:rPr>
+          <w:noProof/>
+          <w:lang w:val="en-US"/>
+        </w:rPr>
         <w:lastRenderedPageBreak/>
-        <w:t xml:space="preserve">Para configurar um valor em byte, use o seguinte comando: </w:t>
-      </w:r>
-    </w:p>
-    <w:p>
-      <w:pPr>
-        <w:rPr>
-          <w:lang w:val="en-US"/>
-        </w:rPr>
-      </w:pPr>
-      <w:r>
-        <w:rPr>
-          <w:lang w:val="en-US"/>
-        </w:rPr>
-        <w:t xml:space="preserve">i2cset -y </w:t>
-      </w:r>
-      <w:r>
-        <w:rPr>
-          <w:lang w:val="en-US"/>
-        </w:rPr>
-        <w:t>&lt;bus&gt; &lt;</w:t>
-      </w:r>
-      <w:proofErr w:type="spellStart"/>
-      <w:r>
-        <w:rPr>
-          <w:lang w:val="en-US"/>
-        </w:rPr>
-        <w:t>endereço</w:t>
-      </w:r>
-      <w:proofErr w:type="spellEnd"/>
-      <w:r>
-        <w:rPr>
-          <w:lang w:val="en-US"/>
-        </w:rPr>
-        <w:t>&gt; &lt;register&gt;</w:t>
-      </w:r>
-      <w:r>
-        <w:rPr>
-          <w:lang w:val="en-US"/>
-        </w:rPr>
-        <w:t xml:space="preserve"> &lt;valor&gt;</w:t>
-      </w:r>
-    </w:p>
-    <w:p>
-      <w:pPr>
-        <w:rPr>
-          <w:lang w:val="en-US"/>
-        </w:rPr>
-      </w:pPr>
-      <w:r>
-        <w:rPr>
-          <w:noProof/>
-          <w:lang w:val="en-US"/>
-        </w:rPr>
         <w:drawing>
-          <wp:inline distT="0" distB="0" distL="0" distR="0" wp14:anchorId="5CE282AC" wp14:editId="07302823">
-            <wp:extent cx="5722620" cy="3040380"/>
-            <wp:effectExtent l="0" t="0" r="0" b="7620"/>
+          <wp:inline distT="0" distB="0" distL="0" distR="0" wp14:anchorId="5CE282AC" wp14:editId="0BA664E0">
+            <wp:extent cx="4374434" cy="2324100"/>
+            <wp:effectExtent l="0" t="0" r="7620" b="0"/>
             <wp:docPr id="606339046" name="Picture 4"/>
             <wp:cNvGraphicFramePr>
               <a:graphicFrameLocks xmlns:a="http://schemas.openxmlformats.org/drawingml/2006/main" noChangeAspect="1"/>
@@ -829,7 +1864,7 @@
                     </pic:cNvPicPr>
                   </pic:nvPicPr>
                   <pic:blipFill>
-                    <a:blip r:embed="rId13">
+                    <a:blip r:embed="rId20">
                       <a:extLst>
                         <a:ext uri="{28A0092B-C50C-407E-A947-70E740481C1C}">
                           <a14:useLocalDpi xmlns:a14="http://schemas.microsoft.com/office/drawing/2010/main" val="0"/>
@@ -844,7 +1879,7 @@
                   <pic:spPr bwMode="auto">
                     <a:xfrm>
                       <a:off x="0" y="0"/>
-                      <a:ext cx="5722620" cy="3040380"/>
+                      <a:ext cx="4381408" cy="2327805"/>
                     </a:xfrm>
                     <a:prstGeom prst="rect">
                       <a:avLst/>
@@ -862,6 +1897,9 @@
       </w:r>
     </w:p>
     <w:p>
+      <w:pPr>
+        <w:spacing w:line="360" w:lineRule="auto"/>
+      </w:pPr>
       <w:r>
         <w:t>N</w:t>
       </w:r>
@@ -887,8 +1925,11 @@
         <w:t>.</w:t>
       </w:r>
     </w:p>
-    <w:p/>
-    <w:p>
+    <w:p>
+      <w:pPr>
+        <w:pStyle w:val="Subtitle"/>
+        <w:spacing w:line="360" w:lineRule="auto"/>
+      </w:pPr>
       <w:r>
         <w:t>2.</w:t>
       </w:r>
@@ -903,8 +1944,23 @@
       </w:r>
     </w:p>
     <w:p>
-      <w:r>
-        <w:t xml:space="preserve">O Mecanum não possui ações como um carro comum onde exista um eixo que gira as rodas dianteiras, então para manobrar, existe um sistema de polias em cada roda, que  </w:t>
+      <w:pPr>
+        <w:spacing w:line="360" w:lineRule="auto"/>
+      </w:pPr>
+      <w:r>
+        <w:t>O Mecanum não possui ações como um carro comum onde exista um eixo que gira as rodas dianteiras</w:t>
+      </w:r>
+      <w:r>
+        <w:t>.</w:t>
+      </w:r>
+      <w:r>
+        <w:t xml:space="preserve"> </w:t>
+      </w:r>
+      <w:r>
+        <w:t>E</w:t>
+      </w:r>
+      <w:r>
+        <w:t xml:space="preserve">ntão para manobrar, existe um sistema de polias em cada roda, que  </w:t>
       </w:r>
       <w:r>
         <w:t>gira em padrões específicos</w:t>
@@ -914,6 +1970,9 @@
       </w:r>
     </w:p>
     <w:p>
+      <w:pPr>
+        <w:spacing w:line="360" w:lineRule="auto"/>
+      </w:pPr>
       <w:r>
         <w:rPr>
           <w:noProof/>
@@ -936,7 +1995,7 @@
                     </pic:cNvPicPr>
                   </pic:nvPicPr>
                   <pic:blipFill>
-                    <a:blip r:embed="rId14" cstate="print">
+                    <a:blip r:embed="rId21" cstate="print">
                       <a:extLst>
                         <a:ext uri="{28A0092B-C50C-407E-A947-70E740481C1C}">
                           <a14:useLocalDpi xmlns:a14="http://schemas.microsoft.com/office/drawing/2010/main" val="0"/>
@@ -968,8 +2027,15 @@
         </w:drawing>
       </w:r>
     </w:p>
-    <w:p/>
-    <w:p>
+    <w:p>
+      <w:pPr>
+        <w:spacing w:line="360" w:lineRule="auto"/>
+      </w:pPr>
+    </w:p>
+    <w:p>
+      <w:pPr>
+        <w:spacing w:line="360" w:lineRule="auto"/>
+      </w:pPr>
       <w:r>
         <w:t>No momento, e</w:t>
       </w:r>
@@ -978,14 +2044,18 @@
       </w:r>
     </w:p>
     <w:p>
+      <w:pPr>
+        <w:spacing w:line="360" w:lineRule="auto"/>
+      </w:pPr>
       <w:r>
         <w:rPr>
           <w:noProof/>
         </w:rPr>
+        <w:lastRenderedPageBreak/>
         <w:drawing>
-          <wp:inline distT="0" distB="0" distL="0" distR="0" wp14:anchorId="3EC53C4B" wp14:editId="1D8DABCE">
-            <wp:extent cx="5326380" cy="2986675"/>
-            <wp:effectExtent l="0" t="0" r="7620" b="4445"/>
+          <wp:inline distT="0" distB="0" distL="0" distR="0" wp14:anchorId="3EC53C4B" wp14:editId="26A80E10">
+            <wp:extent cx="4602480" cy="2580761"/>
+            <wp:effectExtent l="0" t="0" r="7620" b="0"/>
             <wp:docPr id="1241825913" name="Picture 3"/>
             <wp:cNvGraphicFramePr>
               <a:graphicFrameLocks xmlns:a="http://schemas.openxmlformats.org/drawingml/2006/main" noChangeAspect="1"/>
@@ -1000,7 +2070,7 @@
                     </pic:cNvPicPr>
                   </pic:nvPicPr>
                   <pic:blipFill>
-                    <a:blip r:embed="rId15" cstate="print">
+                    <a:blip r:embed="rId22" cstate="print">
                       <a:extLst>
                         <a:ext uri="{28A0092B-C50C-407E-A947-70E740481C1C}">
                           <a14:useLocalDpi xmlns:a14="http://schemas.microsoft.com/office/drawing/2010/main" val="0"/>
@@ -1015,7 +2085,7 @@
                   <pic:spPr bwMode="auto">
                     <a:xfrm>
                       <a:off x="0" y="0"/>
-                      <a:ext cx="5360185" cy="3005631"/>
+                      <a:ext cx="4636838" cy="2600027"/>
                     </a:xfrm>
                     <a:prstGeom prst="rect">
                       <a:avLst/>
@@ -1032,22 +2102,36 @@
         </w:drawing>
       </w:r>
     </w:p>
-    <w:p/>
-    <w:p>
+    <w:p>
+      <w:pPr>
+        <w:spacing w:line="360" w:lineRule="auto"/>
+      </w:pPr>
+    </w:p>
+    <w:p>
+      <w:pPr>
+        <w:spacing w:line="360" w:lineRule="auto"/>
+      </w:pPr>
       <w:r>
         <w:t>Os canais operam em frequencias distintas, por isso exige que tenha uma compensação na taxa de transmissão dos comandos enviados para o movimento do hardware. Está compensação será o s, e estará aplicada no método apply_mecanum, dentros das equações.</w:t>
       </w:r>
     </w:p>
-    <w:p/>
-    <w:p>
+    <w:p>
+      <w:pPr>
+        <w:spacing w:line="360" w:lineRule="auto"/>
+      </w:pPr>
+    </w:p>
+    <w:p>
+      <w:pPr>
+        <w:spacing w:line="360" w:lineRule="auto"/>
+      </w:pPr>
       <w:r>
         <w:rPr>
           <w:noProof/>
         </w:rPr>
         <w:drawing>
-          <wp:inline distT="0" distB="0" distL="0" distR="0" wp14:anchorId="4533198C" wp14:editId="666927C0">
-            <wp:extent cx="5387340" cy="2843587"/>
-            <wp:effectExtent l="0" t="0" r="3810" b="0"/>
+          <wp:inline distT="0" distB="0" distL="0" distR="0" wp14:anchorId="4533198C" wp14:editId="6DB13883">
+            <wp:extent cx="4215467" cy="2225040"/>
+            <wp:effectExtent l="0" t="0" r="0" b="3810"/>
             <wp:docPr id="1421824998" name="Picture 1"/>
             <wp:cNvGraphicFramePr>
               <a:graphicFrameLocks xmlns:a="http://schemas.openxmlformats.org/drawingml/2006/main" noChangeAspect="1"/>
@@ -1060,7 +2144,7 @@
                     <pic:cNvPicPr/>
                   </pic:nvPicPr>
                   <pic:blipFill>
-                    <a:blip r:embed="rId16"/>
+                    <a:blip r:embed="rId23"/>
                     <a:stretch>
                       <a:fillRect/>
                     </a:stretch>
@@ -1068,7 +2152,7 @@
                   <pic:spPr>
                     <a:xfrm>
                       <a:off x="0" y="0"/>
-                      <a:ext cx="5405566" cy="2853207"/>
+                      <a:ext cx="4232530" cy="2234047"/>
                     </a:xfrm>
                     <a:prstGeom prst="rect">
                       <a:avLst/>
@@ -1081,8 +2165,15 @@
         </w:drawing>
       </w:r>
     </w:p>
-    <w:p/>
-    <w:p>
+    <w:p>
+      <w:pPr>
+        <w:spacing w:line="360" w:lineRule="auto"/>
+      </w:pPr>
+    </w:p>
+    <w:p>
+      <w:pPr>
+        <w:spacing w:line="360" w:lineRule="auto"/>
+      </w:pPr>
       <w:r>
         <w:t xml:space="preserve">Os comandos do teclado irão determinar </w:t>
       </w:r>
@@ -1091,15 +2182,18 @@
       </w:r>
     </w:p>
     <w:p>
+      <w:pPr>
+        <w:spacing w:line="360" w:lineRule="auto"/>
+      </w:pPr>
       <w:r>
         <w:rPr>
           <w:noProof/>
         </w:rPr>
         <w:lastRenderedPageBreak/>
         <w:drawing>
-          <wp:inline distT="0" distB="0" distL="0" distR="0" wp14:anchorId="38A22E7E" wp14:editId="746F3D79">
-            <wp:extent cx="5074920" cy="2600053"/>
-            <wp:effectExtent l="0" t="0" r="0" b="0"/>
+          <wp:inline distT="0" distB="0" distL="0" distR="0" wp14:anchorId="38A22E7E" wp14:editId="7209E06D">
+            <wp:extent cx="4229100" cy="2166711"/>
+            <wp:effectExtent l="0" t="0" r="0" b="5080"/>
             <wp:docPr id="1626279958" name="Picture 1"/>
             <wp:cNvGraphicFramePr>
               <a:graphicFrameLocks xmlns:a="http://schemas.openxmlformats.org/drawingml/2006/main" noChangeAspect="1"/>
@@ -1112,7 +2206,7 @@
                     <pic:cNvPicPr/>
                   </pic:nvPicPr>
                   <pic:blipFill>
-                    <a:blip r:embed="rId17"/>
+                    <a:blip r:embed="rId24"/>
                     <a:stretch>
                       <a:fillRect/>
                     </a:stretch>
@@ -1120,7 +2214,7 @@
                   <pic:spPr>
                     <a:xfrm>
                       <a:off x="0" y="0"/>
-                      <a:ext cx="5096243" cy="2610978"/>
+                      <a:ext cx="4249874" cy="2177354"/>
                     </a:xfrm>
                     <a:prstGeom prst="rect">
                       <a:avLst/>
@@ -1134,6 +2228,9 @@
       </w:r>
     </w:p>
     <w:p>
+      <w:pPr>
+        <w:spacing w:line="360" w:lineRule="auto"/>
+      </w:pPr>
       <w:r>
         <w:rPr>
           <w:noProof/>
@@ -1154,7 +2251,7 @@
                     <pic:cNvPicPr/>
                   </pic:nvPicPr>
                   <pic:blipFill>
-                    <a:blip r:embed="rId18"/>
+                    <a:blip r:embed="rId25"/>
                     <a:stretch>
                       <a:fillRect/>
                     </a:stretch>
@@ -1175,10 +2272,15 @@
         </w:drawing>
       </w:r>
     </w:p>
-    <w:p/>
-    <w:p>
-      <w:pPr>
-        <w:spacing w:line="240" w:lineRule="auto"/>
+    <w:p>
+      <w:pPr>
+        <w:spacing w:line="360" w:lineRule="auto"/>
+      </w:pPr>
+    </w:p>
+    <w:p>
+      <w:pPr>
+        <w:pStyle w:val="Title"/>
+        <w:spacing w:line="360" w:lineRule="auto"/>
       </w:pPr>
       <w:r>
         <w:t xml:space="preserve"> </w:t>
@@ -1192,12 +2294,12 @@
     </w:p>
     <w:p>
       <w:pPr>
-        <w:spacing w:before="240" w:line="240" w:lineRule="auto"/>
+        <w:spacing w:before="240" w:line="360" w:lineRule="auto"/>
       </w:pPr>
       <w:r>
         <w:drawing>
-          <wp:inline distT="0" distB="0" distL="0" distR="0" wp14:anchorId="33EE2D3B" wp14:editId="77F769AE">
-            <wp:extent cx="5816108" cy="2095500"/>
+          <wp:inline distT="0" distB="0" distL="0" distR="0" wp14:anchorId="33EE2D3B" wp14:editId="3DBDFA06">
+            <wp:extent cx="5029200" cy="1811983"/>
             <wp:effectExtent l="0" t="0" r="0" b="0"/>
             <wp:docPr id="1050626310" name="Picture 1"/>
             <wp:cNvGraphicFramePr>
@@ -1211,7 +2313,7 @@
                     <pic:cNvPicPr/>
                   </pic:nvPicPr>
                   <pic:blipFill>
-                    <a:blip r:embed="rId19"/>
+                    <a:blip r:embed="rId26"/>
                     <a:stretch>
                       <a:fillRect/>
                     </a:stretch>
@@ -1219,7 +2321,7 @@
                   <pic:spPr>
                     <a:xfrm>
                       <a:off x="0" y="0"/>
-                      <a:ext cx="5816251" cy="2095552"/>
+                      <a:ext cx="5035649" cy="1814306"/>
                     </a:xfrm>
                     <a:prstGeom prst="rect">
                       <a:avLst/>
@@ -1234,17 +2336,18 @@
     </w:p>
     <w:p>
       <w:pPr>
-        <w:spacing w:before="240" w:line="240" w:lineRule="auto"/>
-      </w:pPr>
-    </w:p>
-    <w:p>
-      <w:pPr>
-        <w:spacing w:before="240" w:line="240" w:lineRule="auto"/>
-      </w:pPr>
-    </w:p>
-    <w:p>
-      <w:pPr>
-        <w:spacing w:before="240" w:line="240" w:lineRule="auto"/>
+        <w:spacing w:before="240" w:line="360" w:lineRule="auto"/>
+      </w:pPr>
+    </w:p>
+    <w:p>
+      <w:pPr>
+        <w:spacing w:before="240" w:line="360" w:lineRule="auto"/>
+      </w:pPr>
+    </w:p>
+    <w:p>
+      <w:pPr>
+        <w:pStyle w:val="Subtitle"/>
+        <w:spacing w:line="360" w:lineRule="auto"/>
       </w:pPr>
       <w:r>
         <w:lastRenderedPageBreak/>
@@ -1253,7 +2356,7 @@
     </w:p>
     <w:p>
       <w:pPr>
-        <w:spacing w:before="240" w:line="240" w:lineRule="auto"/>
+        <w:spacing w:before="240" w:line="360" w:lineRule="auto"/>
       </w:pPr>
       <w:r>
         <w:rPr>
@@ -1277,7 +2380,7 @@
                     </pic:cNvPicPr>
                   </pic:nvPicPr>
                   <pic:blipFill>
-                    <a:blip r:embed="rId20">
+                    <a:blip r:embed="rId27">
                       <a:extLst>
                         <a:ext uri="{28A0092B-C50C-407E-A947-70E740481C1C}">
                           <a14:useLocalDpi xmlns:a14="http://schemas.microsoft.com/office/drawing/2010/main" val="0"/>
@@ -1311,7 +2414,7 @@
     </w:p>
     <w:p>
       <w:pPr>
-        <w:spacing w:before="240" w:line="240" w:lineRule="auto"/>
+        <w:spacing w:before="240" w:line="360" w:lineRule="auto"/>
       </w:pPr>
       <w:r>
         <w:t xml:space="preserve">Link: </w:t>
@@ -1325,7 +2428,7 @@
     </w:p>
     <w:p>
       <w:pPr>
-        <w:spacing w:before="240" w:line="240" w:lineRule="auto"/>
+        <w:spacing w:before="240" w:line="360" w:lineRule="auto"/>
       </w:pPr>
       <w:r>
         <w:t>Para o uso da comunicação sem cabo, é necessário a biblioteca arpa/inet.h, para a criação de do canal de comunicação usando a placa de rede.</w:t>
@@ -1333,7 +2436,7 @@
     </w:p>
     <w:p>
       <w:pPr>
-        <w:spacing w:before="240" w:line="240" w:lineRule="auto"/>
+        <w:spacing w:before="240" w:line="360" w:lineRule="auto"/>
       </w:pPr>
       <w:r>
         <w:t>Para comunicação com o teclado, é necessário o uso do protocolo UART (</w:t>
@@ -1347,34 +2450,33 @@
     </w:p>
     <w:p>
       <w:pPr>
-        <w:spacing w:before="240" w:line="240" w:lineRule="auto"/>
-      </w:pPr>
-    </w:p>
-    <w:p>
-      <w:pPr>
-        <w:pStyle w:val="ListParagraph"/>
-        <w:numPr>
-          <w:ilvl w:val="2"/>
-          <w:numId w:val="2"/>
-        </w:numPr>
-        <w:spacing w:before="240" w:line="240" w:lineRule="auto"/>
-      </w:pPr>
+        <w:spacing w:before="240" w:line="360" w:lineRule="auto"/>
+      </w:pPr>
+    </w:p>
+    <w:p>
+      <w:pPr>
+        <w:pStyle w:val="Subtitle"/>
+        <w:spacing w:line="360" w:lineRule="auto"/>
+      </w:pPr>
+      <w:r>
+        <w:t xml:space="preserve">2.4.2 </w:t>
+      </w:r>
       <w:r>
         <w:t>Servidor</w:t>
       </w:r>
     </w:p>
     <w:p>
       <w:pPr>
-        <w:spacing w:before="240" w:line="240" w:lineRule="auto"/>
+        <w:spacing w:before="240" w:line="360" w:lineRule="auto"/>
       </w:pPr>
       <w:r>
         <w:rPr>
           <w:noProof/>
         </w:rPr>
         <w:drawing>
-          <wp:inline distT="0" distB="0" distL="0" distR="0" wp14:anchorId="6A76708F" wp14:editId="6EC838A6">
-            <wp:extent cx="5128260" cy="3390076"/>
-            <wp:effectExtent l="0" t="0" r="0" b="1270"/>
+          <wp:inline distT="0" distB="0" distL="0" distR="0" wp14:anchorId="6A76708F" wp14:editId="71152672">
+            <wp:extent cx="4328160" cy="2861164"/>
+            <wp:effectExtent l="0" t="0" r="0" b="0"/>
             <wp:docPr id="225413298" name="Picture 3"/>
             <wp:cNvGraphicFramePr>
               <a:graphicFrameLocks xmlns:a="http://schemas.openxmlformats.org/drawingml/2006/main" noChangeAspect="1"/>
@@ -1389,7 +2491,7 @@
                     </pic:cNvPicPr>
                   </pic:nvPicPr>
                   <pic:blipFill>
-                    <a:blip r:embed="rId21">
+                    <a:blip r:embed="rId28">
                       <a:extLst>
                         <a:ext uri="{28A0092B-C50C-407E-A947-70E740481C1C}">
                           <a14:useLocalDpi xmlns:a14="http://schemas.microsoft.com/office/drawing/2010/main" val="0"/>
@@ -1404,7 +2506,7 @@
                   <pic:spPr bwMode="auto">
                     <a:xfrm>
                       <a:off x="0" y="0"/>
-                      <a:ext cx="5137902" cy="3396450"/>
+                      <a:ext cx="4340008" cy="2868996"/>
                     </a:xfrm>
                     <a:prstGeom prst="rect">
                       <a:avLst/>
@@ -1423,7 +2525,7 @@
     </w:p>
     <w:p>
       <w:pPr>
-        <w:spacing w:before="240" w:line="240" w:lineRule="auto"/>
+        <w:spacing w:before="240" w:line="360" w:lineRule="auto"/>
       </w:pPr>
       <w:r>
         <w:t xml:space="preserve">Link: </w:t>
@@ -1434,21 +2536,20 @@
     </w:p>
     <w:p>
       <w:pPr>
-        <w:spacing w:before="240" w:line="240" w:lineRule="auto"/>
-      </w:pPr>
-    </w:p>
-    <w:p>
-      <w:pPr>
-        <w:spacing w:before="240" w:line="240" w:lineRule="auto"/>
-      </w:pPr>
-      <w:r>
-        <w:lastRenderedPageBreak/>
+        <w:spacing w:before="240" w:line="360" w:lineRule="auto"/>
+      </w:pPr>
+    </w:p>
+    <w:p>
+      <w:pPr>
+        <w:spacing w:before="240" w:line="360" w:lineRule="auto"/>
+      </w:pPr>
+      <w:r>
         <w:t>O servidor possui alguns headers importante para a aplicação, ele contém algumas ferramentas que permitem o paralelismo, que se usadas no ponto certo, ela da desempenho aos movimentos do robo, e tambem permite que não haja o famoso problema de “Race Condition”.</w:t>
       </w:r>
     </w:p>
     <w:p>
       <w:pPr>
-        <w:spacing w:before="240" w:line="240" w:lineRule="auto"/>
+        <w:spacing w:before="240" w:line="360" w:lineRule="auto"/>
       </w:pPr>
       <w:r>
         <w:t>Para a biblioteca endian.h, ela ajusta ao padrão da leitura dos bytes que podem seguir uma ordem para cada sistema operacional possível.</w:t>
@@ -1456,7 +2557,7 @@
     </w:p>
     <w:p>
       <w:pPr>
-        <w:spacing w:before="240" w:line="240" w:lineRule="auto"/>
+        <w:spacing w:before="240" w:line="360" w:lineRule="auto"/>
       </w:pPr>
       <w:r>
         <w:t>O sys/ioctl.h, fornece uma ferramenta para controlar o dispositivo enviando bytes ordenados.</w:t>
@@ -1464,7 +2565,7 @@
     </w:p>
     <w:p>
       <w:pPr>
-        <w:spacing w:before="240" w:line="240" w:lineRule="auto"/>
+        <w:spacing w:before="240" w:line="360" w:lineRule="auto"/>
       </w:pPr>
       <w:r>
         <w:t>O linux/i2c-dev.h, fornece ferramentas do protocolo i2c, para o Raspberry Pi se comunicar com o hardware do carro.</w:t>
@@ -1472,7 +2573,7 @@
     </w:p>
     <w:p>
       <w:pPr>
-        <w:spacing w:before="240" w:line="240" w:lineRule="auto"/>
+        <w:spacing w:before="240" w:line="360" w:lineRule="auto"/>
       </w:pPr>
       <w:r>
         <w:t>A ultima ferramenta é o pthread. Ela mantém o paralelismo dos dispositivos e dos softwares.</w:t>
@@ -1483,12 +2584,12 @@
     </w:p>
     <w:p>
       <w:pPr>
-        <w:spacing w:before="240" w:line="240" w:lineRule="auto"/>
-      </w:pPr>
-    </w:p>
-    <w:p>
-      <w:pPr>
-        <w:spacing w:before="240" w:line="240" w:lineRule="auto"/>
+        <w:spacing w:before="240" w:line="360" w:lineRule="auto"/>
+      </w:pPr>
+    </w:p>
+    <w:p>
+      <w:pPr>
+        <w:spacing w:before="240" w:line="360" w:lineRule="auto"/>
       </w:pPr>
       <w:r>
         <w:drawing>
@@ -1507,7 +2608,7 @@
                     <pic:cNvPicPr/>
                   </pic:nvPicPr>
                   <pic:blipFill>
-                    <a:blip r:embed="rId22"/>
+                    <a:blip r:embed="rId29"/>
                     <a:stretch>
                       <a:fillRect/>
                     </a:stretch>
@@ -1530,7 +2631,7 @@
     </w:p>
     <w:p>
       <w:pPr>
-        <w:spacing w:before="240" w:line="240" w:lineRule="auto"/>
+        <w:spacing w:before="240" w:line="360" w:lineRule="auto"/>
         <w:rPr>
           <w:lang w:val="en-US"/>
         </w:rPr>
@@ -1541,7 +2642,7 @@
         </w:rPr>
         <w:t xml:space="preserve">Link: </w:t>
       </w:r>
-      <w:hyperlink r:id="rId23" w:history="1">
+      <w:hyperlink r:id="rId30" w:history="1">
         <w:r>
           <w:rPr>
             <w:rStyle w:val="Hyperlink"/>
@@ -1553,9 +2654,10 @@
     </w:p>
     <w:p>
       <w:pPr>
-        <w:spacing w:before="240" w:line="240" w:lineRule="auto"/>
-      </w:pPr>
-      <w:r>
+        <w:spacing w:before="240" w:line="360" w:lineRule="auto"/>
+      </w:pPr>
+      <w:r>
+        <w:lastRenderedPageBreak/>
         <w:t>Esta parte, junta</w:t>
       </w:r>
       <w:r>
@@ -1564,7 +2666,7 @@
     </w:p>
     <w:p>
       <w:pPr>
-        <w:spacing w:before="240" w:line="240" w:lineRule="auto"/>
+        <w:spacing w:before="240" w:line="360" w:lineRule="auto"/>
       </w:pPr>
       <w:r>
         <w:t xml:space="preserve">As bibliotecas sys/socket, netinet/in.h e arpa/inet.h, são </w:t>
@@ -1575,20 +2677,19 @@
     </w:p>
     <w:p>
       <w:pPr>
-        <w:pStyle w:val="ListParagraph"/>
-        <w:numPr>
-          <w:ilvl w:val="2"/>
-          <w:numId w:val="2"/>
-        </w:numPr>
-        <w:spacing w:before="240" w:line="240" w:lineRule="auto"/>
-      </w:pPr>
+        <w:pStyle w:val="Subtitle"/>
+        <w:spacing w:line="360" w:lineRule="auto"/>
+      </w:pPr>
+      <w:r>
+        <w:t xml:space="preserve">2.4.3 </w:t>
+      </w:r>
       <w:r>
         <w:t>Makefile</w:t>
       </w:r>
     </w:p>
     <w:p>
       <w:pPr>
-        <w:spacing w:before="240" w:line="240" w:lineRule="auto"/>
+        <w:spacing w:before="240" w:line="360" w:lineRule="auto"/>
       </w:pPr>
       <w:r>
         <w:t>O makefile, é o arquivo que ao ser executado, ele compila todo os arquivos com final .c.</w:t>
@@ -1596,7 +2697,7 @@
     </w:p>
     <w:p>
       <w:pPr>
-        <w:spacing w:before="240" w:line="240" w:lineRule="auto"/>
+        <w:spacing w:before="240" w:line="360" w:lineRule="auto"/>
       </w:pPr>
       <w:r>
         <w:t>Para garantir a permissão e executar o comando no linux, use o seguinte comando:</w:t>
@@ -1604,7 +2705,7 @@
     </w:p>
     <w:p>
       <w:pPr>
-        <w:spacing w:before="240" w:line="240" w:lineRule="auto"/>
+        <w:spacing w:before="240" w:line="360" w:lineRule="auto"/>
         <w:ind w:firstLine="708"/>
         <w:rPr>
           <w:lang w:val="en-US"/>
@@ -1689,7 +2790,7 @@
     </w:p>
     <w:p>
       <w:pPr>
-        <w:spacing w:before="240" w:line="240" w:lineRule="auto"/>
+        <w:spacing w:before="240" w:line="360" w:lineRule="auto"/>
         <w:rPr>
           <w:lang w:val="en-US"/>
         </w:rPr>
@@ -1699,7 +2800,6 @@
           <w:noProof/>
           <w:lang w:val="en-US"/>
         </w:rPr>
-        <w:lastRenderedPageBreak/>
         <w:drawing>
           <wp:inline distT="0" distB="0" distL="0" distR="0" wp14:anchorId="63662EED" wp14:editId="0A73E970">
             <wp:extent cx="4716780" cy="3876166"/>
@@ -1718,7 +2818,7 @@
                     </pic:cNvPicPr>
                   </pic:nvPicPr>
                   <pic:blipFill>
-                    <a:blip r:embed="rId24">
+                    <a:blip r:embed="rId31">
                       <a:extLst>
                         <a:ext uri="{28A0092B-C50C-407E-A947-70E740481C1C}">
                           <a14:useLocalDpi xmlns:a14="http://schemas.microsoft.com/office/drawing/2010/main" val="0"/>
@@ -1752,7 +2852,7 @@
     </w:p>
     <w:p>
       <w:pPr>
-        <w:spacing w:before="240" w:line="240" w:lineRule="auto"/>
+        <w:spacing w:before="240" w:line="360" w:lineRule="auto"/>
       </w:pPr>
       <w:r>
         <w:t>Link:</w:t>
@@ -1766,7 +2866,7 @@
     </w:p>
     <w:p>
       <w:pPr>
-        <w:spacing w:before="240" w:line="240" w:lineRule="auto"/>
+        <w:spacing w:before="240" w:line="360" w:lineRule="auto"/>
       </w:pPr>
       <w:r>
         <w:t>Na imagem acima, está o</w:t>
@@ -1777,7 +2877,7 @@
     </w:p>
     <w:p>
       <w:pPr>
-        <w:spacing w:before="240" w:line="240" w:lineRule="auto"/>
+        <w:spacing w:before="240" w:line="360" w:lineRule="auto"/>
       </w:pPr>
       <w:r>
         <w:t>No caso do Client, não h</w:t>
@@ -1788,7 +2888,7 @@
     </w:p>
     <w:p>
       <w:pPr>
-        <w:spacing w:before="240" w:line="240" w:lineRule="auto"/>
+        <w:spacing w:before="240" w:line="360" w:lineRule="auto"/>
       </w:pPr>
       <w:r>
         <w:tab/>
@@ -1800,15 +2900,16 @@
     </w:p>
     <w:p>
       <w:pPr>
-        <w:spacing w:before="240" w:line="240" w:lineRule="auto"/>
-      </w:pPr>
-      <w:r>
+        <w:spacing w:before="240" w:line="360" w:lineRule="auto"/>
+      </w:pPr>
+      <w:r>
+        <w:lastRenderedPageBreak/>
         <w:t>O comando acima, da permissões, compila e executa o arquivo de uma única vez.</w:t>
       </w:r>
     </w:p>
     <w:p>
       <w:pPr>
-        <w:spacing w:before="240" w:line="240" w:lineRule="auto"/>
+        <w:spacing w:before="240" w:line="360" w:lineRule="auto"/>
       </w:pPr>
       <w:r>
         <w:drawing>
@@ -1827,7 +2928,7 @@
                     <pic:cNvPicPr/>
                   </pic:nvPicPr>
                   <pic:blipFill>
-                    <a:blip r:embed="rId25"/>
+                    <a:blip r:embed="rId32"/>
                     <a:stretch>
                       <a:fillRect/>
                     </a:stretch>
@@ -1850,7 +2951,7 @@
     </w:p>
     <w:p>
       <w:pPr>
-        <w:spacing w:before="240" w:line="240" w:lineRule="auto"/>
+        <w:spacing w:before="240" w:line="360" w:lineRule="auto"/>
       </w:pPr>
       <w:r>
         <w:t>Na imagen acima, será usado um laptop comum para controlar via teclado.</w:t>
@@ -1858,7 +2959,7 @@
     </w:p>
     <w:p>
       <w:pPr>
-        <w:spacing w:before="240" w:line="240" w:lineRule="auto"/>
+        <w:spacing w:before="240" w:line="360" w:lineRule="auto"/>
       </w:pPr>
       <w:r>
         <w:drawing>
@@ -1877,7 +2978,7 @@
                     <pic:cNvPicPr/>
                   </pic:nvPicPr>
                   <pic:blipFill>
-                    <a:blip r:embed="rId26"/>
+                    <a:blip r:embed="rId33"/>
                     <a:stretch>
                       <a:fillRect/>
                     </a:stretch>
@@ -1900,7 +3001,7 @@
     </w:p>
     <w:p>
       <w:pPr>
-        <w:spacing w:before="240" w:line="240" w:lineRule="auto"/>
+        <w:spacing w:before="240" w:line="360" w:lineRule="auto"/>
       </w:pPr>
       <w:r>
         <w:t xml:space="preserve">Nesta outra imagem, </w:t>
@@ -1911,7 +3012,7 @@
     </w:p>
     <w:p>
       <w:pPr>
-        <w:spacing w:before="240" w:line="240" w:lineRule="auto"/>
+        <w:spacing w:before="240" w:line="360" w:lineRule="auto"/>
       </w:pPr>
       <w:r>
         <w:t>Ao digitar comandos no lado do cliente, as bibliotecas de rede do C atua enviando sinais para o servidor via ssh (Security Shell).</w:t>
@@ -1919,98 +3020,248 @@
     </w:p>
     <w:p>
       <w:pPr>
-        <w:spacing w:before="240" w:line="240" w:lineRule="auto"/>
-      </w:pPr>
-    </w:p>
-    <w:p>
-      <w:pPr>
-        <w:spacing w:before="240" w:line="240" w:lineRule="auto"/>
-        <w:rPr>
-          <w:lang w:val="en-US"/>
-        </w:rPr>
-      </w:pPr>
-      <w:r>
-        <w:rPr>
-          <w:lang w:val="en-US"/>
-        </w:rPr>
+        <w:spacing w:before="240" w:line="360" w:lineRule="auto"/>
+      </w:pPr>
+    </w:p>
+    <w:p>
+      <w:pPr>
+        <w:pStyle w:val="Subtitle"/>
+        <w:spacing w:line="360" w:lineRule="auto"/>
+        <w:rPr>
+          <w:lang w:val="en-US"/>
+        </w:rPr>
+      </w:pPr>
+      <w:r>
+        <w:rPr>
+          <w:lang w:val="en-US"/>
+        </w:rPr>
+        <w:t>2.</w:t>
+      </w:r>
+      <w:r>
+        <w:rPr>
+          <w:lang w:val="en-US"/>
+        </w:rPr>
+        <w:t xml:space="preserve">4.4 </w:t>
+      </w:r>
+      <w:r>
+        <w:rPr>
+          <w:lang w:val="en-US"/>
+        </w:rPr>
+        <w:t>SSH – Security shell</w:t>
+      </w:r>
+    </w:p>
+    <w:p>
+      <w:pPr>
+        <w:spacing w:before="240" w:line="360" w:lineRule="auto"/>
+      </w:pPr>
+      <w:r>
+        <w:t xml:space="preserve">Protocolo de comunicação entre </w:t>
+      </w:r>
+      <w:r>
+        <w:t xml:space="preserve">dispositivos </w:t>
+      </w:r>
+      <w:r>
+        <w:t>remotamente.</w:t>
+      </w:r>
+      <w:r>
+        <w:t xml:space="preserve"> </w:t>
+      </w:r>
+    </w:p>
+    <w:p>
+      <w:pPr>
+        <w:spacing w:before="240" w:line="360" w:lineRule="auto"/>
+      </w:pPr>
+      <w:r>
+        <w:t>O protocolo SSH permite que se conecte em redes sem fio, com fio, entre maquinas virtuais entre outras, com criptografia.</w:t>
+      </w:r>
+    </w:p>
+    <w:p>
+      <w:pPr>
+        <w:spacing w:before="240" w:line="360" w:lineRule="auto"/>
+      </w:pPr>
+      <w:r>
+        <w:t>Para usar o protocolo, é necessario habilitar e ativar o ssh server com o seguinte comando.</w:t>
+      </w:r>
+    </w:p>
+    <w:p>
+      <w:pPr>
+        <w:spacing w:before="240" w:line="360" w:lineRule="auto"/>
+      </w:pPr>
+      <w:r>
+        <w:tab/>
+        <w:t>sudo systemctl enable ssh</w:t>
+      </w:r>
+    </w:p>
+    <w:p>
+      <w:pPr>
+        <w:spacing w:before="240" w:line="360" w:lineRule="auto"/>
+      </w:pPr>
+      <w:r>
+        <w:tab/>
+        <w:t>sudo systemctl start ssh</w:t>
+      </w:r>
+    </w:p>
+    <w:p>
+      <w:pPr>
+        <w:spacing w:before="240" w:line="360" w:lineRule="auto"/>
+      </w:pPr>
+      <w:r>
+        <w:drawing>
+          <wp:inline distT="0" distB="0" distL="0" distR="0" wp14:anchorId="44C7B0EA" wp14:editId="3BDAE6C3">
+            <wp:extent cx="5494496" cy="708721"/>
+            <wp:effectExtent l="0" t="0" r="0" b="0"/>
+            <wp:docPr id="1393477504" name="Picture 1"/>
+            <wp:cNvGraphicFramePr>
+              <a:graphicFrameLocks xmlns:a="http://schemas.openxmlformats.org/drawingml/2006/main" noChangeAspect="1"/>
+            </wp:cNvGraphicFramePr>
+            <a:graphic xmlns:a="http://schemas.openxmlformats.org/drawingml/2006/main">
+              <a:graphicData uri="http://schemas.openxmlformats.org/drawingml/2006/picture">
+                <pic:pic xmlns:pic="http://schemas.openxmlformats.org/drawingml/2006/picture">
+                  <pic:nvPicPr>
+                    <pic:cNvPr id="1393477504" name=""/>
+                    <pic:cNvPicPr/>
+                  </pic:nvPicPr>
+                  <pic:blipFill>
+                    <a:blip r:embed="rId34"/>
+                    <a:stretch>
+                      <a:fillRect/>
+                    </a:stretch>
+                  </pic:blipFill>
+                  <pic:spPr>
+                    <a:xfrm>
+                      <a:off x="0" y="0"/>
+                      <a:ext cx="5494496" cy="708721"/>
+                    </a:xfrm>
+                    <a:prstGeom prst="rect">
+                      <a:avLst/>
+                    </a:prstGeom>
+                  </pic:spPr>
+                </pic:pic>
+              </a:graphicData>
+            </a:graphic>
+          </wp:inline>
+        </w:drawing>
+      </w:r>
+    </w:p>
+    <w:p>
+      <w:pPr>
+        <w:spacing w:before="240" w:line="360" w:lineRule="auto"/>
+      </w:pPr>
+      <w:r>
+        <w:drawing>
+          <wp:inline distT="0" distB="0" distL="0" distR="0" wp14:anchorId="4CE67F24" wp14:editId="41A860DE">
+            <wp:extent cx="2537680" cy="167655"/>
+            <wp:effectExtent l="0" t="0" r="0" b="3810"/>
+            <wp:docPr id="14498801" name="Picture 1"/>
+            <wp:cNvGraphicFramePr>
+              <a:graphicFrameLocks xmlns:a="http://schemas.openxmlformats.org/drawingml/2006/main" noChangeAspect="1"/>
+            </wp:cNvGraphicFramePr>
+            <a:graphic xmlns:a="http://schemas.openxmlformats.org/drawingml/2006/main">
+              <a:graphicData uri="http://schemas.openxmlformats.org/drawingml/2006/picture">
+                <pic:pic xmlns:pic="http://schemas.openxmlformats.org/drawingml/2006/picture">
+                  <pic:nvPicPr>
+                    <pic:cNvPr id="14498801" name=""/>
+                    <pic:cNvPicPr/>
+                  </pic:nvPicPr>
+                  <pic:blipFill>
+                    <a:blip r:embed="rId35"/>
+                    <a:stretch>
+                      <a:fillRect/>
+                    </a:stretch>
+                  </pic:blipFill>
+                  <pic:spPr>
+                    <a:xfrm>
+                      <a:off x="0" y="0"/>
+                      <a:ext cx="2537680" cy="167655"/>
+                    </a:xfrm>
+                    <a:prstGeom prst="rect">
+                      <a:avLst/>
+                    </a:prstGeom>
+                  </pic:spPr>
+                </pic:pic>
+              </a:graphicData>
+            </a:graphic>
+          </wp:inline>
+        </w:drawing>
+      </w:r>
+    </w:p>
+    <w:p>
+      <w:pPr>
+        <w:spacing w:before="240" w:line="360" w:lineRule="auto"/>
+      </w:pPr>
+      <w:r>
+        <w:t>Ao ativar o protocolo ssh, para se comunicar com o dispositivo, basta usar o seguinte comando:</w:t>
+      </w:r>
+    </w:p>
+    <w:p>
+      <w:pPr>
+        <w:spacing w:before="240" w:line="360" w:lineRule="auto"/>
+        <w:rPr>
+          <w:lang w:val="en-US"/>
+        </w:rPr>
+      </w:pPr>
+      <w:r>
         <w:lastRenderedPageBreak/>
-        <w:t>2.</w:t>
-      </w:r>
-      <w:r>
-        <w:rPr>
-          <w:lang w:val="en-US"/>
-        </w:rPr>
-        <w:t xml:space="preserve">4.4 </w:t>
-      </w:r>
-      <w:r>
-        <w:rPr>
-          <w:lang w:val="en-US"/>
-        </w:rPr>
-        <w:t>SSH – Security shell</w:t>
-      </w:r>
-    </w:p>
-    <w:p>
-      <w:pPr>
-        <w:spacing w:before="240" w:line="240" w:lineRule="auto"/>
-      </w:pPr>
-      <w:r>
-        <w:t xml:space="preserve">Protocolo de comunicação entre </w:t>
-      </w:r>
-      <w:r>
-        <w:t xml:space="preserve">dispositivos sem a necessidade de cabos. </w:t>
-      </w:r>
-    </w:p>
-    <w:p>
-      <w:pPr>
-        <w:spacing w:before="240" w:line="240" w:lineRule="auto"/>
-      </w:pPr>
-    </w:p>
-    <w:p>
-      <w:pPr>
-        <w:spacing w:before="240" w:line="240" w:lineRule="auto"/>
-      </w:pPr>
-      <w:r>
-        <w:t>Para um dispositivo</w:t>
-      </w:r>
-      <w:r>
-        <w:t xml:space="preserve"> se conectar à um servidor em uma rede de</w:t>
-      </w:r>
-      <w:r>
-        <w:t xml:space="preserve"> b</w:t>
-      </w:r>
-      <w:r>
-        <w:t>aixo alcance</w:t>
-      </w:r>
-      <w:r>
-        <w:t xml:space="preserve">, ou na mesma rede </w:t>
-      </w:r>
-      <w:r>
-        <w:t>sem o uso d</w:t>
-      </w:r>
-      <w:r>
-        <w:t>os cabos e</w:t>
-      </w:r>
-      <w:r>
-        <w:t xml:space="preserve"> com criptográfia, é recomendável o uso do </w:t>
-      </w:r>
-      <w:r>
-        <w:t>protocolo</w:t>
-      </w:r>
-      <w:r>
-        <w:t xml:space="preserve"> ssh.</w:t>
-      </w:r>
-    </w:p>
-    <w:p>
-      <w:pPr>
-        <w:spacing w:before="240" w:line="240" w:lineRule="auto"/>
-      </w:pPr>
-      <w:r>
-        <w:t>Se um dispositivo</w:t>
-      </w:r>
-    </w:p>
-    <w:p>
-      <w:pPr>
-        <w:spacing w:before="240" w:line="240" w:lineRule="auto"/>
+        <w:tab/>
+      </w:r>
+      <w:r>
+        <w:rPr>
+          <w:lang w:val="en-US"/>
+        </w:rPr>
+        <w:t>ssh &lt;username&gt;@&lt;ip&gt;</w:t>
+      </w:r>
+    </w:p>
+    <w:p>
+      <w:pPr>
+        <w:spacing w:before="240" w:line="360" w:lineRule="auto"/>
+        <w:rPr>
+          <w:lang w:val="en-US"/>
+        </w:rPr>
+      </w:pPr>
+      <w:r>
+        <w:rPr>
+          <w:lang w:val="en-US"/>
+        </w:rPr>
+        <w:t xml:space="preserve">E </w:t>
+      </w:r>
+      <w:proofErr w:type="spellStart"/>
+      <w:r>
+        <w:rPr>
+          <w:lang w:val="en-US"/>
+        </w:rPr>
+        <w:t>d</w:t>
+      </w:r>
+      <w:r>
+        <w:rPr>
+          <w:lang w:val="en-US"/>
+        </w:rPr>
+        <w:t>igite</w:t>
+      </w:r>
+      <w:proofErr w:type="spellEnd"/>
+      <w:r>
+        <w:rPr>
+          <w:lang w:val="en-US"/>
+        </w:rPr>
+        <w:t xml:space="preserve"> a </w:t>
+      </w:r>
+      <w:proofErr w:type="spellStart"/>
+      <w:r>
+        <w:rPr>
+          <w:lang w:val="en-US"/>
+        </w:rPr>
+        <w:t>senha</w:t>
+      </w:r>
+      <w:proofErr w:type="spellEnd"/>
+      <w:r>
+        <w:rPr>
+          <w:lang w:val="en-US"/>
+        </w:rPr>
+        <w:t>.</w:t>
+      </w:r>
+    </w:p>
+    <w:p>
+      <w:pPr>
+        <w:spacing w:before="240" w:line="360" w:lineRule="auto"/>
       </w:pPr>
       <w:r>
         <w:drawing>
@@ -2029,7 +3280,7 @@
                     <pic:cNvPicPr/>
                   </pic:nvPicPr>
                   <pic:blipFill>
-                    <a:blip r:embed="rId27"/>
+                    <a:blip r:embed="rId36"/>
                     <a:stretch>
                       <a:fillRect/>
                     </a:stretch>
@@ -2052,25 +3303,108 @@
     </w:p>
     <w:p>
       <w:pPr>
-        <w:spacing w:before="240" w:line="240" w:lineRule="auto"/>
-      </w:pPr>
-    </w:p>
-    <w:p>
-      <w:pPr>
-        <w:spacing w:before="240" w:line="240" w:lineRule="auto"/>
-      </w:pPr>
-    </w:p>
-    <w:p>
-      <w:pPr>
-        <w:spacing w:before="240" w:line="240" w:lineRule="auto"/>
-      </w:pPr>
-    </w:p>
-    <w:p>
-      <w:pPr>
-        <w:spacing w:before="240" w:line="240" w:lineRule="auto"/>
-      </w:pPr>
-      <w:r>
-        <w:t>3. Panorama geral</w:t>
+        <w:spacing w:before="240" w:line="360" w:lineRule="auto"/>
+      </w:pPr>
+      <w:r>
+        <w:t>OBS: O endereço IP acima, está usando uma VPN, então ele altera a todo instante.</w:t>
+      </w:r>
+    </w:p>
+    <w:p>
+      <w:pPr>
+        <w:spacing w:before="240" w:line="360" w:lineRule="auto"/>
+      </w:pPr>
+    </w:p>
+    <w:p>
+      <w:pPr>
+        <w:spacing w:before="240" w:line="360" w:lineRule="auto"/>
+      </w:pPr>
+    </w:p>
+    <w:p>
+      <w:pPr>
+        <w:spacing w:before="240" w:line="360" w:lineRule="auto"/>
+      </w:pPr>
+    </w:p>
+    <w:p>
+      <w:pPr>
+        <w:spacing w:before="240" w:line="360" w:lineRule="auto"/>
+      </w:pPr>
+    </w:p>
+    <w:p>
+      <w:pPr>
+        <w:spacing w:before="240" w:line="360" w:lineRule="auto"/>
+      </w:pPr>
+    </w:p>
+    <w:p>
+      <w:pPr>
+        <w:spacing w:before="240" w:line="360" w:lineRule="auto"/>
+      </w:pPr>
+    </w:p>
+    <w:p>
+      <w:pPr>
+        <w:spacing w:before="240" w:line="360" w:lineRule="auto"/>
+      </w:pPr>
+    </w:p>
+    <w:p>
+      <w:pPr>
+        <w:spacing w:before="240" w:line="360" w:lineRule="auto"/>
+      </w:pPr>
+    </w:p>
+    <w:p>
+      <w:pPr>
+        <w:spacing w:before="240" w:line="360" w:lineRule="auto"/>
+      </w:pPr>
+    </w:p>
+    <w:p>
+      <w:pPr>
+        <w:spacing w:before="240" w:line="360" w:lineRule="auto"/>
+      </w:pPr>
+    </w:p>
+    <w:p>
+      <w:pPr>
+        <w:spacing w:before="240" w:line="360" w:lineRule="auto"/>
+      </w:pPr>
+    </w:p>
+    <w:p>
+      <w:pPr>
+        <w:spacing w:before="240" w:line="360" w:lineRule="auto"/>
+      </w:pPr>
+    </w:p>
+    <w:p>
+      <w:pPr>
+        <w:spacing w:before="240" w:line="360" w:lineRule="auto"/>
+      </w:pPr>
+    </w:p>
+    <w:p>
+      <w:pPr>
+        <w:spacing w:before="240" w:line="360" w:lineRule="auto"/>
+      </w:pPr>
+    </w:p>
+    <w:p>
+      <w:pPr>
+        <w:spacing w:before="240" w:line="360" w:lineRule="auto"/>
+      </w:pPr>
+    </w:p>
+    <w:p>
+      <w:pPr>
+        <w:spacing w:before="240" w:line="360" w:lineRule="auto"/>
+      </w:pPr>
+    </w:p>
+    <w:p>
+      <w:pPr>
+        <w:pStyle w:val="Title"/>
+        <w:spacing w:line="360" w:lineRule="auto"/>
+      </w:pPr>
+      <w:r>
+        <w:lastRenderedPageBreak/>
+        <w:t xml:space="preserve">3. </w:t>
+      </w:r>
+      <w:r>
+        <w:t>Conclusão</w:t>
+      </w:r>
+    </w:p>
+    <w:p>
+      <w:r>
+        <w:t>O sistema foi pensado em atribuir um mecanismo funcional ao Mecanum 4WD, com foco na linguagem em C. A partir deste modelo, é possível modificar os mecanismos gerais e acoplar outros sistemas. Como o foco não foi uma mostrar ferramentas em C, e sim colocar em prática os modelos o us</w:t>
       </w:r>
     </w:p>
     <w:sectPr>
@@ -3056,16 +4390,17 @@
     <w:link w:val="TitleChar"/>
     <w:uiPriority w:val="10"/>
     <w:qFormat/>
-    <w:rsid w:val="00693A94"/>
+    <w:rsid w:val="008F388E"/>
     <w:pPr>
       <w:spacing w:after="80" w:line="240" w:lineRule="auto"/>
       <w:contextualSpacing/>
     </w:pPr>
     <w:rPr>
-      <w:rFonts w:asciiTheme="majorHAnsi" w:eastAsiaTheme="majorEastAsia" w:hAnsiTheme="majorHAnsi" w:cstheme="majorBidi"/>
+      <w:rFonts w:ascii="Arial" w:eastAsiaTheme="majorEastAsia" w:hAnsi="Arial" w:cstheme="majorBidi"/>
+      <w:b/>
       <w:spacing w:val="-10"/>
       <w:kern w:val="28"/>
-      <w:sz w:val="56"/>
+      <w:sz w:val="30"/>
       <w:szCs w:val="56"/>
     </w:rPr>
   </w:style>
@@ -3074,12 +4409,13 @@
     <w:basedOn w:val="DefaultParagraphFont"/>
     <w:link w:val="Title"/>
     <w:uiPriority w:val="10"/>
-    <w:rsid w:val="00693A94"/>
+    <w:rsid w:val="008F388E"/>
     <w:rPr>
-      <w:rFonts w:asciiTheme="majorHAnsi" w:eastAsiaTheme="majorEastAsia" w:hAnsiTheme="majorHAnsi" w:cstheme="majorBidi"/>
+      <w:rFonts w:ascii="Arial" w:eastAsiaTheme="majorEastAsia" w:hAnsi="Arial" w:cstheme="majorBidi"/>
+      <w:b/>
       <w:spacing w:val="-10"/>
       <w:kern w:val="28"/>
-      <w:sz w:val="56"/>
+      <w:sz w:val="30"/>
       <w:szCs w:val="56"/>
     </w:rPr>
   </w:style>
@@ -3090,17 +4426,18 @@
     <w:link w:val="SubtitleChar"/>
     <w:uiPriority w:val="11"/>
     <w:qFormat/>
-    <w:rsid w:val="00693A94"/>
+    <w:rsid w:val="008F388E"/>
     <w:pPr>
       <w:numPr>
         <w:ilvl w:val="1"/>
       </w:numPr>
+      <w:spacing w:before="120"/>
     </w:pPr>
     <w:rPr>
-      <w:rFonts w:eastAsiaTheme="majorEastAsia" w:cstheme="majorBidi"/>
+      <w:rFonts w:ascii="Arial" w:eastAsiaTheme="majorEastAsia" w:hAnsi="Arial" w:cstheme="majorBidi"/>
+      <w:b/>
       <w:color w:val="595959" w:themeColor="text1" w:themeTint="A6"/>
       <w:spacing w:val="15"/>
-      <w:sz w:val="28"/>
       <w:szCs w:val="28"/>
     </w:rPr>
   </w:style>
@@ -3109,12 +4446,12 @@
     <w:basedOn w:val="DefaultParagraphFont"/>
     <w:link w:val="Subtitle"/>
     <w:uiPriority w:val="11"/>
-    <w:rsid w:val="00693A94"/>
+    <w:rsid w:val="008F388E"/>
     <w:rPr>
-      <w:rFonts w:eastAsiaTheme="majorEastAsia" w:cstheme="majorBidi"/>
+      <w:rFonts w:ascii="Arial" w:eastAsiaTheme="majorEastAsia" w:hAnsi="Arial" w:cstheme="majorBidi"/>
+      <w:b/>
       <w:color w:val="595959" w:themeColor="text1" w:themeTint="A6"/>
       <w:spacing w:val="15"/>
-      <w:sz w:val="28"/>
       <w:szCs w:val="28"/>
     </w:rPr>
   </w:style>
@@ -3241,6 +4578,26 @@
     <w:rPr>
       <w:color w:val="605E5C"/>
       <w:shd w:val="clear" w:color="auto" w:fill="E1DFDD"/>
+    </w:rPr>
+  </w:style>
+  <w:style w:type="paragraph" w:styleId="TOCHeading">
+    <w:name w:val="TOC Heading"/>
+    <w:basedOn w:val="Heading1"/>
+    <w:next w:val="Normal"/>
+    <w:uiPriority w:val="39"/>
+    <w:unhideWhenUsed/>
+    <w:qFormat/>
+    <w:rsid w:val="00FA1146"/>
+    <w:pPr>
+      <w:spacing w:before="240" w:after="0" w:line="259" w:lineRule="auto"/>
+      <w:outlineLvl w:val="9"/>
+    </w:pPr>
+    <w:rPr>
+      <w:kern w:val="0"/>
+      <w:sz w:val="32"/>
+      <w:szCs w:val="32"/>
+      <w:lang w:val="en-US" w:eastAsia="en-US"/>
+      <w14:ligatures w14:val="none"/>
     </w:rPr>
   </w:style>
 </w:styles>
@@ -3539,4 +4896,16 @@
     </a:ext>
   </a:extLst>
 </a:theme>
+</file>
+
+<file path=customXml/item1.xml><?xml version="1.0" encoding="utf-8"?>
+<b:Sources xmlns:b="http://schemas.openxmlformats.org/officeDocument/2006/bibliography" xmlns="http://schemas.openxmlformats.org/officeDocument/2006/bibliography" SelectedStyle="\APASixthEditionOfficeOnline.xsl" StyleName="APA" Version="6"/>
+</file>
+
+<file path=customXml/itemProps1.xml><?xml version="1.0" encoding="utf-8"?>
+<ds:datastoreItem xmlns:ds="http://schemas.openxmlformats.org/officeDocument/2006/customXml" ds:itemID="{659312FD-B259-4E36-B1DC-F0FCE51DEE46}">
+  <ds:schemaRefs>
+    <ds:schemaRef ds:uri="http://schemas.openxmlformats.org/officeDocument/2006/bibliography"/>
+  </ds:schemaRefs>
+</ds:datastoreItem>
 </file>
--- a/4WD MECANUM.docx
+++ b/4WD MECANUM.docx
@@ -258,20 +258,9 @@
         </w:rPr>
       </w:pPr>
     </w:p>
-    <w:p>
-      <w:pPr>
-        <w:rPr>
-          <w:b/>
-          <w:bCs/>
-          <w:sz w:val="32"/>
-          <w:szCs w:val="32"/>
-          <w:lang w:val="en-US"/>
-        </w:rPr>
-      </w:pPr>
-    </w:p>
     <w:sdt>
       <w:sdtPr>
-        <w:id w:val="-1899590238"/>
+        <w:id w:val="167532918"/>
         <w:docPartObj>
           <w:docPartGallery w:val="Table of Contents"/>
           <w:docPartUnique/>
@@ -280,7 +269,6 @@
       <w:sdtEndPr>
         <w:rPr>
           <w:rFonts w:asciiTheme="minorHAnsi" w:eastAsiaTheme="minorEastAsia" w:hAnsiTheme="minorHAnsi" w:cstheme="minorBidi"/>
-          <w:b/>
           <w:bCs/>
           <w:noProof/>
           <w:color w:val="auto"/>
@@ -297,36 +285,822 @@
             <w:pStyle w:val="TOCHeading"/>
           </w:pPr>
           <w:r>
-            <w:t>Table of Contents</w:t>
+            <w:t>Contents</w:t>
           </w:r>
         </w:p>
         <w:p>
           <w:pPr>
+            <w:pStyle w:val="TOC1"/>
+            <w:tabs>
+              <w:tab w:val="right" w:leader="dot" w:pos="9016"/>
+            </w:tabs>
             <w:rPr>
-              <w:lang w:val="en-US"/>
+              <w:rFonts w:cstheme="minorBidi"/>
+              <w:noProof/>
+              <w:kern w:val="2"/>
+              <w:sz w:val="24"/>
+              <w:szCs w:val="24"/>
+              <w14:ligatures w14:val="standardContextual"/>
             </w:rPr>
           </w:pPr>
           <w:r>
             <w:fldChar w:fldCharType="begin"/>
           </w:r>
           <w:r>
-            <w:rPr>
-              <w:lang w:val="en-US"/>
-            </w:rPr>
             <w:instrText xml:space="preserve"> TOC \o "1-3" \h \z \u </w:instrText>
           </w:r>
           <w:r>
             <w:fldChar w:fldCharType="separate"/>
           </w:r>
-          <w:r>
+          <w:hyperlink w:anchor="_Toc229449319" w:history="1">
+            <w:r>
+              <w:rPr>
+                <w:rStyle w:val="Hyperlink"/>
+                <w:noProof/>
+              </w:rPr>
+              <w:t>1 Introdução</w:t>
+            </w:r>
+            <w:r>
+              <w:rPr>
+                <w:noProof/>
+                <w:webHidden/>
+              </w:rPr>
+              <w:tab/>
+            </w:r>
+            <w:r>
+              <w:rPr>
+                <w:noProof/>
+                <w:webHidden/>
+              </w:rPr>
+              <w:fldChar w:fldCharType="begin"/>
+            </w:r>
+            <w:r>
+              <w:rPr>
+                <w:noProof/>
+                <w:webHidden/>
+              </w:rPr>
+              <w:instrText xml:space="preserve"> PAGEREF _Toc229449319 \h </w:instrText>
+            </w:r>
+            <w:r>
+              <w:rPr>
+                <w:noProof/>
+                <w:webHidden/>
+              </w:rPr>
+            </w:r>
+            <w:r>
+              <w:rPr>
+                <w:noProof/>
+                <w:webHidden/>
+              </w:rPr>
+              <w:fldChar w:fldCharType="separate"/>
+            </w:r>
+            <w:r>
+              <w:rPr>
+                <w:noProof/>
+                <w:webHidden/>
+              </w:rPr>
+              <w:t>3</w:t>
+            </w:r>
+            <w:r>
+              <w:rPr>
+                <w:noProof/>
+                <w:webHidden/>
+              </w:rPr>
+              <w:fldChar w:fldCharType="end"/>
+            </w:r>
+          </w:hyperlink>
+        </w:p>
+        <w:p>
+          <w:pPr>
+            <w:pStyle w:val="TOC1"/>
+            <w:tabs>
+              <w:tab w:val="right" w:leader="dot" w:pos="9016"/>
+            </w:tabs>
             <w:rPr>
-              <w:b/>
-              <w:bCs/>
+              <w:rFonts w:cstheme="minorBidi"/>
               <w:noProof/>
-              <w:lang w:val="en-US"/>
+              <w:kern w:val="2"/>
+              <w:sz w:val="24"/>
+              <w:szCs w:val="24"/>
+              <w14:ligatures w14:val="standardContextual"/>
             </w:rPr>
-            <w:t>No table of contents entries found.</w:t>
-          </w:r>
+          </w:pPr>
+          <w:hyperlink w:anchor="_Toc229449320" w:history="1">
+            <w:r>
+              <w:rPr>
+                <w:rStyle w:val="Hyperlink"/>
+                <w:noProof/>
+              </w:rPr>
+              <w:t>2 Desenvolvimento</w:t>
+            </w:r>
+            <w:r>
+              <w:rPr>
+                <w:noProof/>
+                <w:webHidden/>
+              </w:rPr>
+              <w:tab/>
+            </w:r>
+            <w:r>
+              <w:rPr>
+                <w:noProof/>
+                <w:webHidden/>
+              </w:rPr>
+              <w:fldChar w:fldCharType="begin"/>
+            </w:r>
+            <w:r>
+              <w:rPr>
+                <w:noProof/>
+                <w:webHidden/>
+              </w:rPr>
+              <w:instrText xml:space="preserve"> PAGEREF _Toc229449320 \h </w:instrText>
+            </w:r>
+            <w:r>
+              <w:rPr>
+                <w:noProof/>
+                <w:webHidden/>
+              </w:rPr>
+            </w:r>
+            <w:r>
+              <w:rPr>
+                <w:noProof/>
+                <w:webHidden/>
+              </w:rPr>
+              <w:fldChar w:fldCharType="separate"/>
+            </w:r>
+            <w:r>
+              <w:rPr>
+                <w:noProof/>
+                <w:webHidden/>
+              </w:rPr>
+              <w:t>4</w:t>
+            </w:r>
+            <w:r>
+              <w:rPr>
+                <w:noProof/>
+                <w:webHidden/>
+              </w:rPr>
+              <w:fldChar w:fldCharType="end"/>
+            </w:r>
+          </w:hyperlink>
+        </w:p>
+        <w:p>
+          <w:pPr>
+            <w:pStyle w:val="TOC2"/>
+            <w:tabs>
+              <w:tab w:val="right" w:leader="dot" w:pos="9016"/>
+            </w:tabs>
+            <w:rPr>
+              <w:rFonts w:cstheme="minorBidi"/>
+              <w:noProof/>
+              <w:kern w:val="2"/>
+              <w:sz w:val="24"/>
+              <w:szCs w:val="24"/>
+              <w14:ligatures w14:val="standardContextual"/>
+            </w:rPr>
+          </w:pPr>
+          <w:hyperlink w:anchor="_Toc229449321" w:history="1">
+            <w:r>
+              <w:rPr>
+                <w:rStyle w:val="Hyperlink"/>
+                <w:noProof/>
+              </w:rPr>
+              <w:t>2.1 Mecanum 4WD</w:t>
+            </w:r>
+            <w:r>
+              <w:rPr>
+                <w:noProof/>
+                <w:webHidden/>
+              </w:rPr>
+              <w:tab/>
+            </w:r>
+            <w:r>
+              <w:rPr>
+                <w:noProof/>
+                <w:webHidden/>
+              </w:rPr>
+              <w:fldChar w:fldCharType="begin"/>
+            </w:r>
+            <w:r>
+              <w:rPr>
+                <w:noProof/>
+                <w:webHidden/>
+              </w:rPr>
+              <w:instrText xml:space="preserve"> PAGEREF _Toc229449321 \h </w:instrText>
+            </w:r>
+            <w:r>
+              <w:rPr>
+                <w:noProof/>
+                <w:webHidden/>
+              </w:rPr>
+            </w:r>
+            <w:r>
+              <w:rPr>
+                <w:noProof/>
+                <w:webHidden/>
+              </w:rPr>
+              <w:fldChar w:fldCharType="separate"/>
+            </w:r>
+            <w:r>
+              <w:rPr>
+                <w:noProof/>
+                <w:webHidden/>
+              </w:rPr>
+              <w:t>5</w:t>
+            </w:r>
+            <w:r>
+              <w:rPr>
+                <w:noProof/>
+                <w:webHidden/>
+              </w:rPr>
+              <w:fldChar w:fldCharType="end"/>
+            </w:r>
+          </w:hyperlink>
+        </w:p>
+        <w:p>
+          <w:pPr>
+            <w:pStyle w:val="TOC2"/>
+            <w:tabs>
+              <w:tab w:val="right" w:leader="dot" w:pos="9016"/>
+            </w:tabs>
+            <w:rPr>
+              <w:rFonts w:cstheme="minorBidi"/>
+              <w:noProof/>
+              <w:kern w:val="2"/>
+              <w:sz w:val="24"/>
+              <w:szCs w:val="24"/>
+              <w14:ligatures w14:val="standardContextual"/>
+            </w:rPr>
+          </w:pPr>
+          <w:hyperlink w:anchor="_Toc229449322" w:history="1">
+            <w:r>
+              <w:rPr>
+                <w:rStyle w:val="Hyperlink"/>
+                <w:noProof/>
+              </w:rPr>
+              <w:t>2.2 Inter-Integrated Circuit</w:t>
+            </w:r>
+            <w:r>
+              <w:rPr>
+                <w:noProof/>
+                <w:webHidden/>
+              </w:rPr>
+              <w:tab/>
+            </w:r>
+            <w:r>
+              <w:rPr>
+                <w:noProof/>
+                <w:webHidden/>
+              </w:rPr>
+              <w:fldChar w:fldCharType="begin"/>
+            </w:r>
+            <w:r>
+              <w:rPr>
+                <w:noProof/>
+                <w:webHidden/>
+              </w:rPr>
+              <w:instrText xml:space="preserve"> PAGEREF _Toc229449322 \h </w:instrText>
+            </w:r>
+            <w:r>
+              <w:rPr>
+                <w:noProof/>
+                <w:webHidden/>
+              </w:rPr>
+            </w:r>
+            <w:r>
+              <w:rPr>
+                <w:noProof/>
+                <w:webHidden/>
+              </w:rPr>
+              <w:fldChar w:fldCharType="separate"/>
+            </w:r>
+            <w:r>
+              <w:rPr>
+                <w:noProof/>
+                <w:webHidden/>
+              </w:rPr>
+              <w:t>7</w:t>
+            </w:r>
+            <w:r>
+              <w:rPr>
+                <w:noProof/>
+                <w:webHidden/>
+              </w:rPr>
+              <w:fldChar w:fldCharType="end"/>
+            </w:r>
+          </w:hyperlink>
+        </w:p>
+        <w:p>
+          <w:pPr>
+            <w:pStyle w:val="TOC2"/>
+            <w:tabs>
+              <w:tab w:val="right" w:leader="dot" w:pos="9016"/>
+            </w:tabs>
+            <w:rPr>
+              <w:rFonts w:cstheme="minorBidi"/>
+              <w:noProof/>
+              <w:kern w:val="2"/>
+              <w:sz w:val="24"/>
+              <w:szCs w:val="24"/>
+              <w14:ligatures w14:val="standardContextual"/>
+            </w:rPr>
+          </w:pPr>
+          <w:hyperlink w:anchor="_Toc229449323" w:history="1">
+            <w:r>
+              <w:rPr>
+                <w:rStyle w:val="Hyperlink"/>
+                <w:noProof/>
+              </w:rPr>
+              <w:t>2.3 Mecanismo de giro no próprio eixo</w:t>
+            </w:r>
+            <w:r>
+              <w:rPr>
+                <w:noProof/>
+                <w:webHidden/>
+              </w:rPr>
+              <w:tab/>
+            </w:r>
+            <w:r>
+              <w:rPr>
+                <w:noProof/>
+                <w:webHidden/>
+              </w:rPr>
+              <w:fldChar w:fldCharType="begin"/>
+            </w:r>
+            <w:r>
+              <w:rPr>
+                <w:noProof/>
+                <w:webHidden/>
+              </w:rPr>
+              <w:instrText xml:space="preserve"> PAGEREF _Toc229449323 \h </w:instrText>
+            </w:r>
+            <w:r>
+              <w:rPr>
+                <w:noProof/>
+                <w:webHidden/>
+              </w:rPr>
+            </w:r>
+            <w:r>
+              <w:rPr>
+                <w:noProof/>
+                <w:webHidden/>
+              </w:rPr>
+              <w:fldChar w:fldCharType="separate"/>
+            </w:r>
+            <w:r>
+              <w:rPr>
+                <w:noProof/>
+                <w:webHidden/>
+              </w:rPr>
+              <w:t>11</w:t>
+            </w:r>
+            <w:r>
+              <w:rPr>
+                <w:noProof/>
+                <w:webHidden/>
+              </w:rPr>
+              <w:fldChar w:fldCharType="end"/>
+            </w:r>
+          </w:hyperlink>
+        </w:p>
+        <w:p>
+          <w:pPr>
+            <w:pStyle w:val="TOC2"/>
+            <w:tabs>
+              <w:tab w:val="right" w:leader="dot" w:pos="9016"/>
+            </w:tabs>
+            <w:rPr>
+              <w:rFonts w:cstheme="minorBidi"/>
+              <w:noProof/>
+              <w:kern w:val="2"/>
+              <w:sz w:val="24"/>
+              <w:szCs w:val="24"/>
+              <w14:ligatures w14:val="standardContextual"/>
+            </w:rPr>
+          </w:pPr>
+          <w:hyperlink w:anchor="_Toc229449324" w:history="1">
+            <w:r>
+              <w:rPr>
+                <w:rStyle w:val="Hyperlink"/>
+                <w:noProof/>
+              </w:rPr>
+              <w:t>2.4 Ferramentas utilizadas</w:t>
+            </w:r>
+            <w:r>
+              <w:rPr>
+                <w:noProof/>
+                <w:webHidden/>
+              </w:rPr>
+              <w:tab/>
+            </w:r>
+            <w:r>
+              <w:rPr>
+                <w:noProof/>
+                <w:webHidden/>
+              </w:rPr>
+              <w:fldChar w:fldCharType="begin"/>
+            </w:r>
+            <w:r>
+              <w:rPr>
+                <w:noProof/>
+                <w:webHidden/>
+              </w:rPr>
+              <w:instrText xml:space="preserve"> PAGEREF _Toc229449324 \h </w:instrText>
+            </w:r>
+            <w:r>
+              <w:rPr>
+                <w:noProof/>
+                <w:webHidden/>
+              </w:rPr>
+            </w:r>
+            <w:r>
+              <w:rPr>
+                <w:noProof/>
+                <w:webHidden/>
+              </w:rPr>
+              <w:fldChar w:fldCharType="separate"/>
+            </w:r>
+            <w:r>
+              <w:rPr>
+                <w:noProof/>
+                <w:webHidden/>
+              </w:rPr>
+              <w:t>13</w:t>
+            </w:r>
+            <w:r>
+              <w:rPr>
+                <w:noProof/>
+                <w:webHidden/>
+              </w:rPr>
+              <w:fldChar w:fldCharType="end"/>
+            </w:r>
+          </w:hyperlink>
+        </w:p>
+        <w:p>
+          <w:pPr>
+            <w:pStyle w:val="TOC3"/>
+            <w:tabs>
+              <w:tab w:val="right" w:leader="dot" w:pos="9016"/>
+            </w:tabs>
+            <w:rPr>
+              <w:rFonts w:cstheme="minorBidi"/>
+              <w:noProof/>
+              <w:kern w:val="2"/>
+              <w:sz w:val="24"/>
+              <w:szCs w:val="24"/>
+              <w14:ligatures w14:val="standardContextual"/>
+            </w:rPr>
+          </w:pPr>
+          <w:hyperlink w:anchor="_Toc229449325" w:history="1">
+            <w:r>
+              <w:rPr>
+                <w:rStyle w:val="Hyperlink"/>
+                <w:noProof/>
+              </w:rPr>
+              <w:t>2.4.1 Client</w:t>
+            </w:r>
+            <w:r>
+              <w:rPr>
+                <w:noProof/>
+                <w:webHidden/>
+              </w:rPr>
+              <w:tab/>
+            </w:r>
+            <w:r>
+              <w:rPr>
+                <w:noProof/>
+                <w:webHidden/>
+              </w:rPr>
+              <w:fldChar w:fldCharType="begin"/>
+            </w:r>
+            <w:r>
+              <w:rPr>
+                <w:noProof/>
+                <w:webHidden/>
+              </w:rPr>
+              <w:instrText xml:space="preserve"> PAGEREF _Toc229449325 \h </w:instrText>
+            </w:r>
+            <w:r>
+              <w:rPr>
+                <w:noProof/>
+                <w:webHidden/>
+              </w:rPr>
+            </w:r>
+            <w:r>
+              <w:rPr>
+                <w:noProof/>
+                <w:webHidden/>
+              </w:rPr>
+              <w:fldChar w:fldCharType="separate"/>
+            </w:r>
+            <w:r>
+              <w:rPr>
+                <w:noProof/>
+                <w:webHidden/>
+              </w:rPr>
+              <w:t>14</w:t>
+            </w:r>
+            <w:r>
+              <w:rPr>
+                <w:noProof/>
+                <w:webHidden/>
+              </w:rPr>
+              <w:fldChar w:fldCharType="end"/>
+            </w:r>
+          </w:hyperlink>
+        </w:p>
+        <w:p>
+          <w:pPr>
+            <w:pStyle w:val="TOC3"/>
+            <w:tabs>
+              <w:tab w:val="right" w:leader="dot" w:pos="9016"/>
+            </w:tabs>
+            <w:rPr>
+              <w:rFonts w:cstheme="minorBidi"/>
+              <w:noProof/>
+              <w:kern w:val="2"/>
+              <w:sz w:val="24"/>
+              <w:szCs w:val="24"/>
+              <w14:ligatures w14:val="standardContextual"/>
+            </w:rPr>
+          </w:pPr>
+          <w:hyperlink w:anchor="_Toc229449326" w:history="1">
+            <w:r>
+              <w:rPr>
+                <w:rStyle w:val="Hyperlink"/>
+                <w:noProof/>
+              </w:rPr>
+              <w:t>2.4.2 Servidor</w:t>
+            </w:r>
+            <w:r>
+              <w:rPr>
+                <w:noProof/>
+                <w:webHidden/>
+              </w:rPr>
+              <w:tab/>
+            </w:r>
+            <w:r>
+              <w:rPr>
+                <w:noProof/>
+                <w:webHidden/>
+              </w:rPr>
+              <w:fldChar w:fldCharType="begin"/>
+            </w:r>
+            <w:r>
+              <w:rPr>
+                <w:noProof/>
+                <w:webHidden/>
+              </w:rPr>
+              <w:instrText xml:space="preserve"> PAGEREF _Toc229449326 \h </w:instrText>
+            </w:r>
+            <w:r>
+              <w:rPr>
+                <w:noProof/>
+                <w:webHidden/>
+              </w:rPr>
+            </w:r>
+            <w:r>
+              <w:rPr>
+                <w:noProof/>
+                <w:webHidden/>
+              </w:rPr>
+              <w:fldChar w:fldCharType="separate"/>
+            </w:r>
+            <w:r>
+              <w:rPr>
+                <w:noProof/>
+                <w:webHidden/>
+              </w:rPr>
+              <w:t>14</w:t>
+            </w:r>
+            <w:r>
+              <w:rPr>
+                <w:noProof/>
+                <w:webHidden/>
+              </w:rPr>
+              <w:fldChar w:fldCharType="end"/>
+            </w:r>
+          </w:hyperlink>
+        </w:p>
+        <w:p>
+          <w:pPr>
+            <w:pStyle w:val="TOC3"/>
+            <w:tabs>
+              <w:tab w:val="right" w:leader="dot" w:pos="9016"/>
+            </w:tabs>
+            <w:rPr>
+              <w:rFonts w:cstheme="minorBidi"/>
+              <w:noProof/>
+              <w:kern w:val="2"/>
+              <w:sz w:val="24"/>
+              <w:szCs w:val="24"/>
+              <w14:ligatures w14:val="standardContextual"/>
+            </w:rPr>
+          </w:pPr>
+          <w:hyperlink w:anchor="_Toc229449327" w:history="1">
+            <w:r>
+              <w:rPr>
+                <w:rStyle w:val="Hyperlink"/>
+                <w:noProof/>
+              </w:rPr>
+              <w:t>2.4.3 Makefile</w:t>
+            </w:r>
+            <w:r>
+              <w:rPr>
+                <w:noProof/>
+                <w:webHidden/>
+              </w:rPr>
+              <w:tab/>
+            </w:r>
+            <w:r>
+              <w:rPr>
+                <w:noProof/>
+                <w:webHidden/>
+              </w:rPr>
+              <w:fldChar w:fldCharType="begin"/>
+            </w:r>
+            <w:r>
+              <w:rPr>
+                <w:noProof/>
+                <w:webHidden/>
+              </w:rPr>
+              <w:instrText xml:space="preserve"> PAGEREF _Toc229449327 \h </w:instrText>
+            </w:r>
+            <w:r>
+              <w:rPr>
+                <w:noProof/>
+                <w:webHidden/>
+              </w:rPr>
+            </w:r>
+            <w:r>
+              <w:rPr>
+                <w:noProof/>
+                <w:webHidden/>
+              </w:rPr>
+              <w:fldChar w:fldCharType="separate"/>
+            </w:r>
+            <w:r>
+              <w:rPr>
+                <w:noProof/>
+                <w:webHidden/>
+              </w:rPr>
+              <w:t>16</w:t>
+            </w:r>
+            <w:r>
+              <w:rPr>
+                <w:noProof/>
+                <w:webHidden/>
+              </w:rPr>
+              <w:fldChar w:fldCharType="end"/>
+            </w:r>
+          </w:hyperlink>
+        </w:p>
+        <w:p>
+          <w:pPr>
+            <w:pStyle w:val="TOC3"/>
+            <w:tabs>
+              <w:tab w:val="right" w:leader="dot" w:pos="9016"/>
+            </w:tabs>
+            <w:rPr>
+              <w:rFonts w:cstheme="minorBidi"/>
+              <w:noProof/>
+              <w:kern w:val="2"/>
+              <w:sz w:val="24"/>
+              <w:szCs w:val="24"/>
+              <w14:ligatures w14:val="standardContextual"/>
+            </w:rPr>
+          </w:pPr>
+          <w:hyperlink w:anchor="_Toc229449328" w:history="1">
+            <w:r>
+              <w:rPr>
+                <w:rStyle w:val="Hyperlink"/>
+                <w:noProof/>
+              </w:rPr>
+              <w:t>2.4.4 SSH – Security shell</w:t>
+            </w:r>
+            <w:r>
+              <w:rPr>
+                <w:noProof/>
+                <w:webHidden/>
+              </w:rPr>
+              <w:tab/>
+            </w:r>
+            <w:r>
+              <w:rPr>
+                <w:noProof/>
+                <w:webHidden/>
+              </w:rPr>
+              <w:fldChar w:fldCharType="begin"/>
+            </w:r>
+            <w:r>
+              <w:rPr>
+                <w:noProof/>
+                <w:webHidden/>
+              </w:rPr>
+              <w:instrText xml:space="preserve"> PAGEREF _Toc229449328 \h </w:instrText>
+            </w:r>
+            <w:r>
+              <w:rPr>
+                <w:noProof/>
+                <w:webHidden/>
+              </w:rPr>
+            </w:r>
+            <w:r>
+              <w:rPr>
+                <w:noProof/>
+                <w:webHidden/>
+              </w:rPr>
+              <w:fldChar w:fldCharType="separate"/>
+            </w:r>
+            <w:r>
+              <w:rPr>
+                <w:noProof/>
+                <w:webHidden/>
+              </w:rPr>
+              <w:t>17</w:t>
+            </w:r>
+            <w:r>
+              <w:rPr>
+                <w:noProof/>
+                <w:webHidden/>
+              </w:rPr>
+              <w:fldChar w:fldCharType="end"/>
+            </w:r>
+          </w:hyperlink>
+        </w:p>
+        <w:p>
+          <w:pPr>
+            <w:pStyle w:val="TOC1"/>
+            <w:tabs>
+              <w:tab w:val="right" w:leader="dot" w:pos="9016"/>
+            </w:tabs>
+            <w:rPr>
+              <w:rFonts w:cstheme="minorBidi"/>
+              <w:noProof/>
+              <w:kern w:val="2"/>
+              <w:sz w:val="24"/>
+              <w:szCs w:val="24"/>
+              <w14:ligatures w14:val="standardContextual"/>
+            </w:rPr>
+          </w:pPr>
+          <w:hyperlink w:anchor="_Toc229449329" w:history="1">
+            <w:r>
+              <w:rPr>
+                <w:rStyle w:val="Hyperlink"/>
+                <w:noProof/>
+              </w:rPr>
+              <w:t>3. Conclusão</w:t>
+            </w:r>
+            <w:r>
+              <w:rPr>
+                <w:noProof/>
+                <w:webHidden/>
+              </w:rPr>
+              <w:tab/>
+            </w:r>
+            <w:r>
+              <w:rPr>
+                <w:noProof/>
+                <w:webHidden/>
+              </w:rPr>
+              <w:fldChar w:fldCharType="begin"/>
+            </w:r>
+            <w:r>
+              <w:rPr>
+                <w:noProof/>
+                <w:webHidden/>
+              </w:rPr>
+              <w:instrText xml:space="preserve"> PAGEREF _Toc229449329 \h </w:instrText>
+            </w:r>
+            <w:r>
+              <w:rPr>
+                <w:noProof/>
+                <w:webHidden/>
+              </w:rPr>
+            </w:r>
+            <w:r>
+              <w:rPr>
+                <w:noProof/>
+                <w:webHidden/>
+              </w:rPr>
+              <w:fldChar w:fldCharType="separate"/>
+            </w:r>
+            <w:r>
+              <w:rPr>
+                <w:noProof/>
+                <w:webHidden/>
+              </w:rPr>
+              <w:t>19</w:t>
+            </w:r>
+            <w:r>
+              <w:rPr>
+                <w:noProof/>
+                <w:webHidden/>
+              </w:rPr>
+              <w:fldChar w:fldCharType="end"/>
+            </w:r>
+          </w:hyperlink>
+        </w:p>
+        <w:p>
           <w:r>
             <w:rPr>
               <w:b/>
@@ -483,239 +1257,166 @@
     </w:p>
     <w:p>
       <w:pPr>
-        <w:rPr>
-          <w:b/>
-          <w:bCs/>
-          <w:sz w:val="32"/>
-          <w:szCs w:val="32"/>
-          <w:lang w:val="en-US"/>
-        </w:rPr>
-      </w:pPr>
-    </w:p>
-    <w:p>
-      <w:pPr>
-        <w:rPr>
-          <w:b/>
-          <w:bCs/>
-          <w:sz w:val="32"/>
-          <w:szCs w:val="32"/>
-          <w:lang w:val="en-US"/>
-        </w:rPr>
-      </w:pPr>
-    </w:p>
-    <w:p>
-      <w:pPr>
-        <w:rPr>
-          <w:b/>
-          <w:bCs/>
-          <w:sz w:val="32"/>
-          <w:szCs w:val="32"/>
-          <w:lang w:val="en-US"/>
-        </w:rPr>
-      </w:pPr>
-    </w:p>
-    <w:p>
-      <w:pPr>
-        <w:rPr>
-          <w:b/>
-          <w:bCs/>
-          <w:sz w:val="32"/>
-          <w:szCs w:val="32"/>
-          <w:lang w:val="en-US"/>
-        </w:rPr>
-      </w:pPr>
-    </w:p>
-    <w:p>
-      <w:pPr>
-        <w:rPr>
-          <w:b/>
-          <w:bCs/>
-          <w:sz w:val="32"/>
-          <w:szCs w:val="32"/>
-          <w:lang w:val="en-US"/>
-        </w:rPr>
-      </w:pPr>
-    </w:p>
-    <w:p>
-      <w:pPr>
-        <w:rPr>
-          <w:b/>
-          <w:bCs/>
-          <w:sz w:val="32"/>
-          <w:szCs w:val="32"/>
-          <w:lang w:val="en-US"/>
-        </w:rPr>
-      </w:pPr>
-    </w:p>
-    <w:p>
-      <w:pPr>
-        <w:rPr>
-          <w:b/>
-          <w:bCs/>
-          <w:sz w:val="32"/>
-          <w:szCs w:val="32"/>
-          <w:lang w:val="en-US"/>
-        </w:rPr>
-      </w:pPr>
+        <w:pStyle w:val="Heading1"/>
+        <w:rPr>
+          <w:lang w:val="en-US"/>
+        </w:rPr>
+      </w:pPr>
+    </w:p>
+    <w:p>
+      <w:pPr>
+        <w:pStyle w:val="Heading1"/>
+        <w:rPr>
+          <w:b w:val="0"/>
+        </w:rPr>
+      </w:pPr>
+      <w:bookmarkStart w:id="0" w:name="_Toc229449319"/>
+      <w:r>
+        <w:t xml:space="preserve">1 </w:t>
+      </w:r>
+      <w:r>
+        <w:rPr>
+          <w:rStyle w:val="Heading1Char"/>
+        </w:rPr>
+        <w:t>Introdução</w:t>
+      </w:r>
+      <w:bookmarkEnd w:id="0"/>
+    </w:p>
+    <w:p>
+      <w:pPr>
+        <w:spacing w:line="360" w:lineRule="auto"/>
+      </w:pPr>
+      <w:r>
+        <w:t>O projeto tem como objetivo, usar o livro The Linux Programming Interface e programar todos os componentes baixo nível do Mecanum 4WD</w:t>
+      </w:r>
+      <w:r>
+        <w:t xml:space="preserve"> usando a linguagem C. Por meio da linguagem em C, entender como o sistema operacional Linux atua, ajuda a evoluir a capacidade de desenvolver projetos em diversos sistemas.</w:t>
+      </w:r>
+    </w:p>
+    <w:p>
+      <w:pPr>
+        <w:spacing w:line="360" w:lineRule="auto"/>
+      </w:pPr>
+      <w:r>
+        <w:t>Originalmente, o mecanum 4WD é um projeto baseado em python. O Python possui muitos benefícios</w:t>
+      </w:r>
+      <w:r>
+        <w:t xml:space="preserve"> </w:t>
+      </w:r>
+      <w:r>
+        <w:t>alem da simplicidade e da portabilidade, mas para acessar o sistema à baixo nível, é necessário o uso de ferramentas que manipulam a memória, assim como ferramentas de ponteiros em C.</w:t>
+      </w:r>
+    </w:p>
+    <w:p>
+      <w:pPr>
+        <w:spacing w:line="360" w:lineRule="auto"/>
+      </w:pPr>
+      <w:r>
+        <w:t>O foco não é demonstrar os atributos de cada ferramenta em C, mas sim, criar um tipo de protótipo para futuras evoluções do projeto.</w:t>
+      </w:r>
+    </w:p>
+    <w:p>
+      <w:pPr>
+        <w:spacing w:line="360" w:lineRule="auto"/>
+      </w:pPr>
+      <w:r>
+        <w:t xml:space="preserve">Este tipo de abordagem, permite usar o material para </w:t>
+      </w:r>
+      <w:r>
+        <w:t xml:space="preserve">consultar ferramentas de desenvolvimento entre </w:t>
+      </w:r>
+      <w:r>
+        <w:t>diversas aplicações, como braços mecânicos, drones,</w:t>
+      </w:r>
+      <w:r>
+        <w:t xml:space="preserve"> motores sequenciais e muito mais.</w:t>
+      </w:r>
     </w:p>
     <w:p>
       <w:pPr>
         <w:pStyle w:val="Title"/>
         <w:spacing w:line="360" w:lineRule="auto"/>
       </w:pPr>
+    </w:p>
+    <w:p>
+      <w:pPr>
+        <w:pStyle w:val="Title"/>
+        <w:spacing w:line="360" w:lineRule="auto"/>
+      </w:pPr>
+    </w:p>
+    <w:p>
+      <w:pPr>
+        <w:pStyle w:val="Title"/>
+        <w:spacing w:line="360" w:lineRule="auto"/>
+      </w:pPr>
+    </w:p>
+    <w:p>
+      <w:pPr>
+        <w:pStyle w:val="Title"/>
+        <w:spacing w:line="360" w:lineRule="auto"/>
+      </w:pPr>
+    </w:p>
+    <w:p>
+      <w:pPr>
+        <w:pStyle w:val="Title"/>
+        <w:spacing w:line="360" w:lineRule="auto"/>
+      </w:pPr>
+    </w:p>
+    <w:p>
+      <w:pPr>
+        <w:pStyle w:val="Title"/>
+        <w:spacing w:line="360" w:lineRule="auto"/>
+      </w:pPr>
+    </w:p>
+    <w:p>
+      <w:pPr>
+        <w:pStyle w:val="Title"/>
+        <w:spacing w:line="360" w:lineRule="auto"/>
+      </w:pPr>
+    </w:p>
+    <w:p>
+      <w:pPr>
+        <w:pStyle w:val="Title"/>
+        <w:spacing w:line="360" w:lineRule="auto"/>
+      </w:pPr>
+    </w:p>
+    <w:p>
+      <w:pPr>
+        <w:pStyle w:val="Title"/>
+        <w:spacing w:line="360" w:lineRule="auto"/>
+      </w:pPr>
+    </w:p>
+    <w:p>
+      <w:pPr>
+        <w:pStyle w:val="Title"/>
+        <w:spacing w:line="360" w:lineRule="auto"/>
+      </w:pPr>
+    </w:p>
+    <w:p>
+      <w:pPr>
+        <w:pStyle w:val="Title"/>
+        <w:spacing w:line="360" w:lineRule="auto"/>
+      </w:pPr>
+    </w:p>
+    <w:p>
+      <w:pPr>
+        <w:pStyle w:val="Title"/>
+        <w:spacing w:line="360" w:lineRule="auto"/>
+      </w:pPr>
+    </w:p>
+    <w:p>
+      <w:pPr>
+        <w:pStyle w:val="Heading1"/>
+      </w:pPr>
+      <w:bookmarkStart w:id="1" w:name="_Toc229449320"/>
       <w:r>
         <w:lastRenderedPageBreak/>
-        <w:t xml:space="preserve">1 </w:t>
-      </w:r>
-      <w:r>
-        <w:t>Introdução</w:t>
-      </w:r>
-    </w:p>
-    <w:p>
-      <w:pPr>
-        <w:spacing w:line="360" w:lineRule="auto"/>
-      </w:pPr>
-      <w:r>
-        <w:t>O projeto tem como objetivo, usar o livro The Linux Programming Interface e programar todos os componentes baixo nível do Mecanum 4WD</w:t>
-      </w:r>
-      <w:r>
-        <w:t xml:space="preserve"> usando a linguagem C. Por meio da linguagem em C, entender como o sistema operacional Linux atua, ajuda a evoluir a capacidade de desenvolver projetos em diversos sistemas.</w:t>
-      </w:r>
-    </w:p>
-    <w:p>
-      <w:pPr>
-        <w:spacing w:line="360" w:lineRule="auto"/>
-      </w:pPr>
-      <w:r>
-        <w:t>Originalmente, o mecanum 4WD é um projeto baseado em python. O Python possui muitos benefícios</w:t>
-      </w:r>
-      <w:r>
-        <w:t xml:space="preserve"> </w:t>
-      </w:r>
-      <w:r>
-        <w:t>alem da simplicidade e da portabilidade, mas para acessar o sistema à baixo nível, é necessário o uso de ferramentas que manipulam a memória, assim como ferramentas de ponteiros em C.</w:t>
-      </w:r>
-    </w:p>
-    <w:p>
-      <w:pPr>
-        <w:spacing w:line="360" w:lineRule="auto"/>
-      </w:pPr>
-      <w:r>
-        <w:t>O foco não é demonstrar os atributos de cada ferramenta em C, mas sim, criar um tipo de protótipo para futuras evoluções do projeto.</w:t>
-      </w:r>
-    </w:p>
-    <w:p>
-      <w:pPr>
-        <w:spacing w:line="360" w:lineRule="auto"/>
-      </w:pPr>
-      <w:r>
-        <w:t xml:space="preserve">Este tipo de abordagem, permite usar o material para </w:t>
-      </w:r>
-      <w:r>
-        <w:t xml:space="preserve">consultar ferramentas de desenvolvimento entre </w:t>
-      </w:r>
-      <w:r>
-        <w:t>diversas aplicações, como braços mecânicos, drones,</w:t>
-      </w:r>
-      <w:r>
-        <w:t xml:space="preserve"> motores sequenciais e muito mais.</w:t>
-      </w:r>
-    </w:p>
-    <w:p>
-      <w:pPr>
-        <w:pStyle w:val="Title"/>
-        <w:spacing w:line="360" w:lineRule="auto"/>
-      </w:pPr>
-    </w:p>
-    <w:p>
-      <w:pPr>
-        <w:pStyle w:val="Title"/>
-        <w:spacing w:line="360" w:lineRule="auto"/>
-      </w:pPr>
-    </w:p>
-    <w:p>
-      <w:pPr>
-        <w:pStyle w:val="Title"/>
-        <w:spacing w:line="360" w:lineRule="auto"/>
-      </w:pPr>
-    </w:p>
-    <w:p>
-      <w:pPr>
-        <w:pStyle w:val="Title"/>
-        <w:spacing w:line="360" w:lineRule="auto"/>
-      </w:pPr>
-    </w:p>
-    <w:p>
-      <w:pPr>
-        <w:pStyle w:val="Title"/>
-        <w:spacing w:line="360" w:lineRule="auto"/>
-      </w:pPr>
-    </w:p>
-    <w:p>
-      <w:pPr>
-        <w:pStyle w:val="Title"/>
-        <w:spacing w:line="360" w:lineRule="auto"/>
-      </w:pPr>
-    </w:p>
-    <w:p>
-      <w:pPr>
-        <w:pStyle w:val="Title"/>
-        <w:spacing w:line="360" w:lineRule="auto"/>
-      </w:pPr>
-    </w:p>
-    <w:p>
-      <w:pPr>
-        <w:pStyle w:val="Title"/>
-        <w:spacing w:line="360" w:lineRule="auto"/>
-      </w:pPr>
-    </w:p>
-    <w:p>
-      <w:pPr>
-        <w:pStyle w:val="Title"/>
-        <w:spacing w:line="360" w:lineRule="auto"/>
-      </w:pPr>
-    </w:p>
-    <w:p>
-      <w:pPr>
-        <w:pStyle w:val="Title"/>
-        <w:spacing w:line="360" w:lineRule="auto"/>
-      </w:pPr>
-    </w:p>
-    <w:p>
-      <w:pPr>
-        <w:pStyle w:val="Title"/>
-        <w:spacing w:line="360" w:lineRule="auto"/>
-      </w:pPr>
-    </w:p>
-    <w:p>
-      <w:pPr>
-        <w:pStyle w:val="Title"/>
-        <w:spacing w:line="360" w:lineRule="auto"/>
-      </w:pPr>
-    </w:p>
-    <w:p>
-      <w:pPr>
-        <w:pStyle w:val="Title"/>
-        <w:spacing w:line="360" w:lineRule="auto"/>
-      </w:pPr>
-    </w:p>
-    <w:p>
-      <w:pPr>
-        <w:pStyle w:val="Title"/>
-        <w:spacing w:line="360" w:lineRule="auto"/>
-      </w:pPr>
-    </w:p>
-    <w:p>
-      <w:pPr>
-        <w:pStyle w:val="Title"/>
-        <w:spacing w:line="360" w:lineRule="auto"/>
-      </w:pPr>
-      <w:r>
         <w:t xml:space="preserve">2 </w:t>
       </w:r>
       <w:r>
         <w:t>Desenvolvimento</w:t>
       </w:r>
+      <w:bookmarkEnd w:id="1"/>
     </w:p>
     <w:p>
       <w:pPr>
@@ -818,7 +1519,7 @@
                     <pic:cNvPicPr/>
                   </pic:nvPicPr>
                   <pic:blipFill>
-                    <a:blip r:embed="rId6"/>
+                    <a:blip r:embed="rId8"/>
                     <a:stretch>
                       <a:fillRect/>
                     </a:stretch>
@@ -851,7 +1552,7 @@
       <w:pPr>
         <w:spacing w:line="360" w:lineRule="auto"/>
       </w:pPr>
-      <w:hyperlink r:id="rId7" w:history="1">
+      <w:hyperlink r:id="rId9" w:history="1">
         <w:r>
           <w:rPr>
             <w:rStyle w:val="Hyperlink"/>
@@ -867,13 +1568,14 @@
     </w:p>
     <w:p>
       <w:pPr>
-        <w:pStyle w:val="Subtitle"/>
-        <w:spacing w:line="360" w:lineRule="auto"/>
-      </w:pPr>
+        <w:pStyle w:val="Heading2"/>
+      </w:pPr>
+      <w:bookmarkStart w:id="2" w:name="_Toc229449321"/>
       <w:r>
         <w:lastRenderedPageBreak/>
         <w:t>2.1 Mecanum 4WD</w:t>
       </w:r>
+      <w:bookmarkEnd w:id="2"/>
     </w:p>
     <w:p>
       <w:pPr>
@@ -905,7 +1607,7 @@
       <w:pPr>
         <w:spacing w:line="360" w:lineRule="auto"/>
       </w:pPr>
-      <w:hyperlink r:id="rId8" w:history="1">
+      <w:hyperlink r:id="rId10" w:history="1">
         <w:r>
           <w:rPr>
             <w:rStyle w:val="Hyperlink"/>
@@ -936,6 +1638,9 @@
         <w:spacing w:line="360" w:lineRule="auto"/>
       </w:pPr>
       <w:r>
+        <w:rPr>
+          <w:noProof/>
+        </w:rPr>
         <w:drawing>
           <wp:inline distT="0" distB="0" distL="0" distR="0" wp14:anchorId="560D2B82" wp14:editId="51BC538A">
             <wp:extent cx="4808220" cy="3522796"/>
@@ -952,7 +1657,7 @@
                     <pic:cNvPicPr/>
                   </pic:nvPicPr>
                   <pic:blipFill>
-                    <a:blip r:embed="rId9"/>
+                    <a:blip r:embed="rId11"/>
                     <a:stretch>
                       <a:fillRect/>
                     </a:stretch>
@@ -978,6 +1683,9 @@
         <w:spacing w:line="360" w:lineRule="auto"/>
       </w:pPr>
       <w:r>
+        <w:rPr>
+          <w:noProof/>
+        </w:rPr>
         <w:drawing>
           <wp:inline distT="0" distB="0" distL="0" distR="0" wp14:anchorId="03F20FE8" wp14:editId="269392FD">
             <wp:extent cx="4770120" cy="1969670"/>
@@ -994,7 +1702,7 @@
                     <pic:cNvPicPr/>
                   </pic:nvPicPr>
                   <pic:blipFill>
-                    <a:blip r:embed="rId10"/>
+                    <a:blip r:embed="rId12"/>
                     <a:stretch>
                       <a:fillRect/>
                     </a:stretch>
@@ -1020,6 +1728,9 @@
         <w:spacing w:line="360" w:lineRule="auto"/>
       </w:pPr>
       <w:r>
+        <w:rPr>
+          <w:noProof/>
+        </w:rPr>
         <w:lastRenderedPageBreak/>
         <w:drawing>
           <wp:inline distT="0" distB="0" distL="0" distR="0" wp14:anchorId="3D8D1734" wp14:editId="41B611BC">
@@ -1037,7 +1748,7 @@
                     <pic:cNvPicPr/>
                   </pic:nvPicPr>
                   <pic:blipFill>
-                    <a:blip r:embed="rId11"/>
+                    <a:blip r:embed="rId13"/>
                     <a:stretch>
                       <a:fillRect/>
                     </a:stretch>
@@ -1063,6 +1774,9 @@
         <w:spacing w:line="360" w:lineRule="auto"/>
       </w:pPr>
       <w:r>
+        <w:rPr>
+          <w:noProof/>
+        </w:rPr>
         <w:drawing>
           <wp:inline distT="0" distB="0" distL="0" distR="0" wp14:anchorId="7C6653AC" wp14:editId="759F826D">
             <wp:extent cx="3147060" cy="3781449"/>
@@ -1079,7 +1793,7 @@
                     <pic:cNvPicPr/>
                   </pic:nvPicPr>
                   <pic:blipFill>
-                    <a:blip r:embed="rId12"/>
+                    <a:blip r:embed="rId14"/>
                     <a:stretch>
                       <a:fillRect/>
                     </a:stretch>
@@ -1105,6 +1819,9 @@
         <w:spacing w:line="360" w:lineRule="auto"/>
       </w:pPr>
       <w:r>
+        <w:rPr>
+          <w:noProof/>
+        </w:rPr>
         <w:lastRenderedPageBreak/>
         <w:drawing>
           <wp:inline distT="0" distB="0" distL="0" distR="0" wp14:anchorId="15AE4F89" wp14:editId="5B2DE757">
@@ -1122,7 +1839,7 @@
                     <pic:cNvPicPr/>
                   </pic:nvPicPr>
                   <pic:blipFill>
-                    <a:blip r:embed="rId13"/>
+                    <a:blip r:embed="rId15"/>
                     <a:stretch>
                       <a:fillRect/>
                     </a:stretch>
@@ -1145,15 +1862,16 @@
     </w:p>
     <w:p>
       <w:pPr>
-        <w:pStyle w:val="Subtitle"/>
-        <w:spacing w:line="360" w:lineRule="auto"/>
-      </w:pPr>
+        <w:pStyle w:val="Heading2"/>
+      </w:pPr>
+      <w:bookmarkStart w:id="3" w:name="_Toc229449322"/>
       <w:r>
         <w:t xml:space="preserve">2.2 </w:t>
       </w:r>
       <w:r>
         <w:t>Inter-Integrated Circuit</w:t>
       </w:r>
+      <w:bookmarkEnd w:id="3"/>
     </w:p>
     <w:p>
       <w:pPr>
@@ -1204,7 +1922,7 @@
           <w:noProof/>
         </w:rPr>
         <w:drawing>
-          <wp:inline distT="0" distB="0" distL="0" distR="0" wp14:anchorId="22F1E370" wp14:editId="3FF23FA4">
+          <wp:inline distT="0" distB="0" distL="0" distR="0" wp14:anchorId="22F1E370" wp14:editId="1E14A40B">
             <wp:extent cx="3474720" cy="2711555"/>
             <wp:effectExtent l="0" t="0" r="0" b="0"/>
             <wp:docPr id="890648097" name="Picture 1"/>
@@ -1221,7 +1939,7 @@
                     </pic:cNvPicPr>
                   </pic:nvPicPr>
                   <pic:blipFill>
-                    <a:blip r:embed="rId14" cstate="print">
+                    <a:blip r:embed="rId16" cstate="print">
                       <a:extLst>
                         <a:ext uri="{28A0092B-C50C-407E-A947-70E740481C1C}">
                           <a14:useLocalDpi xmlns:a14="http://schemas.microsoft.com/office/drawing/2010/main" val="0"/>
@@ -1296,7 +2014,7 @@
                     </pic:cNvPicPr>
                   </pic:nvPicPr>
                   <pic:blipFill>
-                    <a:blip r:embed="rId15">
+                    <a:blip r:embed="rId17">
                       <a:extLst>
                         <a:ext uri="{28A0092B-C50C-407E-A947-70E740481C1C}">
                           <a14:useLocalDpi xmlns:a14="http://schemas.microsoft.com/office/drawing/2010/main" val="0"/>
@@ -1381,7 +2099,7 @@
                     </pic:cNvPicPr>
                   </pic:nvPicPr>
                   <pic:blipFill>
-                    <a:blip r:embed="rId16">
+                    <a:blip r:embed="rId18">
                       <a:extLst>
                         <a:ext uri="{28A0092B-C50C-407E-A947-70E740481C1C}">
                           <a14:useLocalDpi xmlns:a14="http://schemas.microsoft.com/office/drawing/2010/main" val="0"/>
@@ -1453,7 +2171,7 @@
         </w:rPr>
         <w:lastRenderedPageBreak/>
         <w:drawing>
-          <wp:inline distT="0" distB="0" distL="0" distR="0" wp14:anchorId="03E406FB" wp14:editId="0DA9A381">
+          <wp:inline distT="0" distB="0" distL="0" distR="0" wp14:anchorId="03E406FB" wp14:editId="4924A682">
             <wp:extent cx="3878580" cy="2026972"/>
             <wp:effectExtent l="0" t="0" r="7620" b="0"/>
             <wp:docPr id="2060221928" name="Picture 6"/>
@@ -1470,7 +2188,7 @@
                     </pic:cNvPicPr>
                   </pic:nvPicPr>
                   <pic:blipFill>
-                    <a:blip r:embed="rId17" cstate="print">
+                    <a:blip r:embed="rId19" cstate="print">
                       <a:extLst>
                         <a:ext uri="{28A0092B-C50C-407E-A947-70E740481C1C}">
                           <a14:useLocalDpi xmlns:a14="http://schemas.microsoft.com/office/drawing/2010/main" val="0"/>
@@ -1625,7 +2343,7 @@
                     </pic:cNvPicPr>
                   </pic:nvPicPr>
                   <pic:blipFill>
-                    <a:blip r:embed="rId18">
+                    <a:blip r:embed="rId20">
                       <a:extLst>
                         <a:ext uri="{28A0092B-C50C-407E-A947-70E740481C1C}">
                           <a14:useLocalDpi xmlns:a14="http://schemas.microsoft.com/office/drawing/2010/main" val="0"/>
@@ -1726,7 +2444,7 @@
           <w:lang w:val="en-US"/>
         </w:rPr>
         <w:drawing>
-          <wp:inline distT="0" distB="0" distL="0" distR="0" wp14:anchorId="0D43F23F" wp14:editId="18303D3A">
+          <wp:inline distT="0" distB="0" distL="0" distR="0" wp14:anchorId="0D43F23F" wp14:editId="3DBE508B">
             <wp:extent cx="4305300" cy="2450357"/>
             <wp:effectExtent l="0" t="0" r="0" b="7620"/>
             <wp:docPr id="1944166361" name="Picture 3"/>
@@ -1743,7 +2461,7 @@
                     </pic:cNvPicPr>
                   </pic:nvPicPr>
                   <pic:blipFill>
-                    <a:blip r:embed="rId19" cstate="print">
+                    <a:blip r:embed="rId21" cstate="print">
                       <a:extLst>
                         <a:ext uri="{28A0092B-C50C-407E-A947-70E740481C1C}">
                           <a14:useLocalDpi xmlns:a14="http://schemas.microsoft.com/office/drawing/2010/main" val="0"/>
@@ -1864,7 +2582,7 @@
                     </pic:cNvPicPr>
                   </pic:nvPicPr>
                   <pic:blipFill>
-                    <a:blip r:embed="rId20">
+                    <a:blip r:embed="rId22">
                       <a:extLst>
                         <a:ext uri="{28A0092B-C50C-407E-A947-70E740481C1C}">
                           <a14:useLocalDpi xmlns:a14="http://schemas.microsoft.com/office/drawing/2010/main" val="0"/>
@@ -1927,9 +2645,9 @@
     </w:p>
     <w:p>
       <w:pPr>
-        <w:pStyle w:val="Subtitle"/>
-        <w:spacing w:line="360" w:lineRule="auto"/>
-      </w:pPr>
+        <w:pStyle w:val="Heading2"/>
+      </w:pPr>
+      <w:bookmarkStart w:id="4" w:name="_Toc229449323"/>
       <w:r>
         <w:t>2.</w:t>
       </w:r>
@@ -1942,6 +2660,7 @@
       <w:r>
         <w:t>Mecanismo de giro no próprio eixo</w:t>
       </w:r>
+      <w:bookmarkEnd w:id="4"/>
     </w:p>
     <w:p>
       <w:pPr>
@@ -1995,7 +2714,7 @@
                     </pic:cNvPicPr>
                   </pic:nvPicPr>
                   <pic:blipFill>
-                    <a:blip r:embed="rId21" cstate="print">
+                    <a:blip r:embed="rId23" cstate="print">
                       <a:extLst>
                         <a:ext uri="{28A0092B-C50C-407E-A947-70E740481C1C}">
                           <a14:useLocalDpi xmlns:a14="http://schemas.microsoft.com/office/drawing/2010/main" val="0"/>
@@ -2070,7 +2789,7 @@
                     </pic:cNvPicPr>
                   </pic:nvPicPr>
                   <pic:blipFill>
-                    <a:blip r:embed="rId22" cstate="print">
+                    <a:blip r:embed="rId24" cstate="print">
                       <a:extLst>
                         <a:ext uri="{28A0092B-C50C-407E-A947-70E740481C1C}">
                           <a14:useLocalDpi xmlns:a14="http://schemas.microsoft.com/office/drawing/2010/main" val="0"/>
@@ -2144,7 +2863,7 @@
                     <pic:cNvPicPr/>
                   </pic:nvPicPr>
                   <pic:blipFill>
-                    <a:blip r:embed="rId23"/>
+                    <a:blip r:embed="rId25"/>
                     <a:stretch>
                       <a:fillRect/>
                     </a:stretch>
@@ -2206,7 +2925,7 @@
                     <pic:cNvPicPr/>
                   </pic:nvPicPr>
                   <pic:blipFill>
-                    <a:blip r:embed="rId24"/>
+                    <a:blip r:embed="rId26"/>
                     <a:stretch>
                       <a:fillRect/>
                     </a:stretch>
@@ -2251,7 +2970,7 @@
                     <pic:cNvPicPr/>
                   </pic:nvPicPr>
                   <pic:blipFill>
-                    <a:blip r:embed="rId25"/>
+                    <a:blip r:embed="rId27"/>
                     <a:stretch>
                       <a:fillRect/>
                     </a:stretch>
@@ -2279,24 +2998,28 @@
     </w:p>
     <w:p>
       <w:pPr>
-        <w:pStyle w:val="Title"/>
-        <w:spacing w:line="360" w:lineRule="auto"/>
+        <w:pStyle w:val="Heading2"/>
       </w:pPr>
       <w:r>
         <w:t xml:space="preserve"> </w:t>
       </w:r>
+      <w:bookmarkStart w:id="5" w:name="_Toc229449324"/>
       <w:r>
         <w:t xml:space="preserve">2.4 </w:t>
       </w:r>
       <w:r>
         <w:t>Ferramentas utilizadas</w:t>
       </w:r>
-    </w:p>
-    <w:p>
-      <w:pPr>
-        <w:spacing w:before="240" w:line="360" w:lineRule="auto"/>
-      </w:pPr>
-      <w:r>
+      <w:bookmarkEnd w:id="5"/>
+    </w:p>
+    <w:p>
+      <w:pPr>
+        <w:spacing w:before="240" w:line="360" w:lineRule="auto"/>
+      </w:pPr>
+      <w:r>
+        <w:rPr>
+          <w:noProof/>
+        </w:rPr>
         <w:drawing>
           <wp:inline distT="0" distB="0" distL="0" distR="0" wp14:anchorId="33EE2D3B" wp14:editId="3DBDFA06">
             <wp:extent cx="5029200" cy="1811983"/>
@@ -2313,7 +3036,7 @@
                     <pic:cNvPicPr/>
                   </pic:nvPicPr>
                   <pic:blipFill>
-                    <a:blip r:embed="rId26"/>
+                    <a:blip r:embed="rId28"/>
                     <a:stretch>
                       <a:fillRect/>
                     </a:stretch>
@@ -2346,13 +3069,14 @@
     </w:p>
     <w:p>
       <w:pPr>
-        <w:pStyle w:val="Subtitle"/>
-        <w:spacing w:line="360" w:lineRule="auto"/>
-      </w:pPr>
+        <w:pStyle w:val="Heading3"/>
+      </w:pPr>
+      <w:bookmarkStart w:id="6" w:name="_Toc229449325"/>
       <w:r>
         <w:lastRenderedPageBreak/>
         <w:t>2.4.1 Client</w:t>
       </w:r>
+      <w:bookmarkEnd w:id="6"/>
     </w:p>
     <w:p>
       <w:pPr>
@@ -2380,7 +3104,7 @@
                     </pic:cNvPicPr>
                   </pic:nvPicPr>
                   <pic:blipFill>
-                    <a:blip r:embed="rId27">
+                    <a:blip r:embed="rId29">
                       <a:extLst>
                         <a:ext uri="{28A0092B-C50C-407E-A947-70E740481C1C}">
                           <a14:useLocalDpi xmlns:a14="http://schemas.microsoft.com/office/drawing/2010/main" val="0"/>
@@ -2455,15 +3179,16 @@
     </w:p>
     <w:p>
       <w:pPr>
-        <w:pStyle w:val="Subtitle"/>
-        <w:spacing w:line="360" w:lineRule="auto"/>
-      </w:pPr>
+        <w:pStyle w:val="Heading3"/>
+      </w:pPr>
+      <w:bookmarkStart w:id="7" w:name="_Toc229449326"/>
       <w:r>
         <w:t xml:space="preserve">2.4.2 </w:t>
       </w:r>
       <w:r>
         <w:t>Servidor</w:t>
       </w:r>
+      <w:bookmarkEnd w:id="7"/>
     </w:p>
     <w:p>
       <w:pPr>
@@ -2491,7 +3216,7 @@
                     </pic:cNvPicPr>
                   </pic:nvPicPr>
                   <pic:blipFill>
-                    <a:blip r:embed="rId28">
+                    <a:blip r:embed="rId30">
                       <a:extLst>
                         <a:ext uri="{28A0092B-C50C-407E-A947-70E740481C1C}">
                           <a14:useLocalDpi xmlns:a14="http://schemas.microsoft.com/office/drawing/2010/main" val="0"/>
@@ -2592,6 +3317,9 @@
         <w:spacing w:before="240" w:line="360" w:lineRule="auto"/>
       </w:pPr>
       <w:r>
+        <w:rPr>
+          <w:noProof/>
+        </w:rPr>
         <w:drawing>
           <wp:inline distT="0" distB="0" distL="0" distR="0" wp14:anchorId="66460233" wp14:editId="2AF70CAB">
             <wp:extent cx="4678680" cy="2761901"/>
@@ -2608,7 +3336,7 @@
                     <pic:cNvPicPr/>
                   </pic:nvPicPr>
                   <pic:blipFill>
-                    <a:blip r:embed="rId29"/>
+                    <a:blip r:embed="rId31"/>
                     <a:stretch>
                       <a:fillRect/>
                     </a:stretch>
@@ -2632,25 +3360,28 @@
     <w:p>
       <w:pPr>
         <w:spacing w:before="240" w:line="360" w:lineRule="auto"/>
-        <w:rPr>
-          <w:lang w:val="en-US"/>
-        </w:rPr>
-      </w:pPr>
-      <w:r>
-        <w:rPr>
-          <w:lang w:val="en-US"/>
-        </w:rPr>
+      </w:pPr>
+      <w:r>
         <w:t xml:space="preserve">Link: </w:t>
       </w:r>
-      <w:hyperlink r:id="rId30" w:history="1">
-        <w:r>
-          <w:rPr>
-            <w:rStyle w:val="Hyperlink"/>
-            <w:lang w:val="en-US"/>
-          </w:rPr>
-          <w:t>https://github.com/NagaoVictor/mecanum-core/blob/main/Server/network_mgr.c</w:t>
-        </w:r>
-      </w:hyperlink>
+      <w:r>
+        <w:fldChar w:fldCharType="begin"/>
+      </w:r>
+      <w:r>
+        <w:instrText>HYPERLINK "https://github.com/NagaoVictor/mecanum-core/blob/main/Server/network_mgr.c"</w:instrText>
+      </w:r>
+      <w:r>
+        <w:fldChar w:fldCharType="separate"/>
+      </w:r>
+      <w:r>
+        <w:rPr>
+          <w:rStyle w:val="Hyperlink"/>
+        </w:rPr>
+        <w:t>https://github.com/NagaoVictor/mecanum-core/blob/main/Server/network_mgr.c</w:t>
+      </w:r>
+      <w:r>
+        <w:fldChar w:fldCharType="end"/>
+      </w:r>
     </w:p>
     <w:p>
       <w:pPr>
@@ -2677,15 +3408,16 @@
     </w:p>
     <w:p>
       <w:pPr>
-        <w:pStyle w:val="Subtitle"/>
-        <w:spacing w:line="360" w:lineRule="auto"/>
-      </w:pPr>
+        <w:pStyle w:val="Heading3"/>
+      </w:pPr>
+      <w:bookmarkStart w:id="8" w:name="_Toc229449327"/>
       <w:r>
         <w:t xml:space="preserve">2.4.3 </w:t>
       </w:r>
       <w:r>
         <w:t>Makefile</w:t>
       </w:r>
+      <w:bookmarkEnd w:id="8"/>
     </w:p>
     <w:p>
       <w:pPr>
@@ -2818,7 +3550,7 @@
                     </pic:cNvPicPr>
                   </pic:nvPicPr>
                   <pic:blipFill>
-                    <a:blip r:embed="rId31">
+                    <a:blip r:embed="rId32">
                       <a:extLst>
                         <a:ext uri="{28A0092B-C50C-407E-A947-70E740481C1C}">
                           <a14:useLocalDpi xmlns:a14="http://schemas.microsoft.com/office/drawing/2010/main" val="0"/>
@@ -2912,6 +3644,9 @@
         <w:spacing w:before="240" w:line="360" w:lineRule="auto"/>
       </w:pPr>
       <w:r>
+        <w:rPr>
+          <w:noProof/>
+        </w:rPr>
         <w:drawing>
           <wp:inline distT="0" distB="0" distL="0" distR="0" wp14:anchorId="70D433BB" wp14:editId="7F72A495">
             <wp:extent cx="5731510" cy="549275"/>
@@ -2928,7 +3663,7 @@
                     <pic:cNvPicPr/>
                   </pic:nvPicPr>
                   <pic:blipFill>
-                    <a:blip r:embed="rId32"/>
+                    <a:blip r:embed="rId33"/>
                     <a:stretch>
                       <a:fillRect/>
                     </a:stretch>
@@ -2962,6 +3697,9 @@
         <w:spacing w:before="240" w:line="360" w:lineRule="auto"/>
       </w:pPr>
       <w:r>
+        <w:rPr>
+          <w:noProof/>
+        </w:rPr>
         <w:drawing>
           <wp:inline distT="0" distB="0" distL="0" distR="0" wp14:anchorId="24C30024" wp14:editId="67E92B5C">
             <wp:extent cx="5486875" cy="502964"/>
@@ -2978,7 +3716,7 @@
                     <pic:cNvPicPr/>
                   </pic:nvPicPr>
                   <pic:blipFill>
-                    <a:blip r:embed="rId33"/>
+                    <a:blip r:embed="rId34"/>
                     <a:stretch>
                       <a:fillRect/>
                     </a:stretch>
@@ -3025,30 +3763,16 @@
     </w:p>
     <w:p>
       <w:pPr>
-        <w:pStyle w:val="Subtitle"/>
-        <w:spacing w:line="360" w:lineRule="auto"/>
-        <w:rPr>
-          <w:lang w:val="en-US"/>
-        </w:rPr>
-      </w:pPr>
-      <w:r>
-        <w:rPr>
-          <w:lang w:val="en-US"/>
-        </w:rPr>
-        <w:t>2.</w:t>
-      </w:r>
-      <w:r>
-        <w:rPr>
-          <w:lang w:val="en-US"/>
-        </w:rPr>
-        <w:t xml:space="preserve">4.4 </w:t>
-      </w:r>
-      <w:r>
-        <w:rPr>
-          <w:lang w:val="en-US"/>
-        </w:rPr>
+        <w:pStyle w:val="Heading3"/>
+      </w:pPr>
+      <w:bookmarkStart w:id="9" w:name="_Toc229449328"/>
+      <w:r>
+        <w:t xml:space="preserve">2.4.4 </w:t>
+      </w:r>
+      <w:r>
         <w:t>SSH – Security shell</w:t>
       </w:r>
+      <w:bookmarkEnd w:id="9"/>
     </w:p>
     <w:p>
       <w:pPr>
@@ -3086,26 +3810,92 @@
     <w:p>
       <w:pPr>
         <w:spacing w:before="240" w:line="360" w:lineRule="auto"/>
+        <w:rPr>
+          <w:lang w:val="en-US"/>
+        </w:rPr>
       </w:pPr>
       <w:r>
         <w:tab/>
-        <w:t>sudo systemctl enable ssh</w:t>
-      </w:r>
-    </w:p>
-    <w:p>
-      <w:pPr>
-        <w:spacing w:before="240" w:line="360" w:lineRule="auto"/>
-      </w:pPr>
-      <w:r>
+      </w:r>
+      <w:proofErr w:type="spellStart"/>
+      <w:r>
+        <w:rPr>
+          <w:lang w:val="en-US"/>
+        </w:rPr>
+        <w:t>sudo</w:t>
+      </w:r>
+      <w:proofErr w:type="spellEnd"/>
+      <w:r>
+        <w:rPr>
+          <w:lang w:val="en-US"/>
+        </w:rPr>
+        <w:t xml:space="preserve"> </w:t>
+      </w:r>
+      <w:proofErr w:type="spellStart"/>
+      <w:r>
+        <w:rPr>
+          <w:lang w:val="en-US"/>
+        </w:rPr>
+        <w:t>systemctl</w:t>
+      </w:r>
+      <w:proofErr w:type="spellEnd"/>
+      <w:r>
+        <w:rPr>
+          <w:lang w:val="en-US"/>
+        </w:rPr>
+        <w:t xml:space="preserve"> enable ssh</w:t>
+      </w:r>
+    </w:p>
+    <w:p>
+      <w:pPr>
+        <w:spacing w:before="240" w:line="360" w:lineRule="auto"/>
+        <w:rPr>
+          <w:lang w:val="en-US"/>
+        </w:rPr>
+      </w:pPr>
+      <w:r>
+        <w:rPr>
+          <w:lang w:val="en-US"/>
+        </w:rPr>
         <w:tab/>
-        <w:t>sudo systemctl start ssh</w:t>
-      </w:r>
-    </w:p>
-    <w:p>
-      <w:pPr>
-        <w:spacing w:before="240" w:line="360" w:lineRule="auto"/>
-      </w:pPr>
-      <w:r>
+      </w:r>
+      <w:proofErr w:type="spellStart"/>
+      <w:r>
+        <w:rPr>
+          <w:lang w:val="en-US"/>
+        </w:rPr>
+        <w:t>sudo</w:t>
+      </w:r>
+      <w:proofErr w:type="spellEnd"/>
+      <w:r>
+        <w:rPr>
+          <w:lang w:val="en-US"/>
+        </w:rPr>
+        <w:t xml:space="preserve"> </w:t>
+      </w:r>
+      <w:proofErr w:type="spellStart"/>
+      <w:r>
+        <w:rPr>
+          <w:lang w:val="en-US"/>
+        </w:rPr>
+        <w:t>systemctl</w:t>
+      </w:r>
+      <w:proofErr w:type="spellEnd"/>
+      <w:r>
+        <w:rPr>
+          <w:lang w:val="en-US"/>
+        </w:rPr>
+        <w:t xml:space="preserve"> start ssh</w:t>
+      </w:r>
+    </w:p>
+    <w:p>
+      <w:pPr>
+        <w:spacing w:before="240" w:line="360" w:lineRule="auto"/>
+      </w:pPr>
+      <w:r>
+        <w:rPr>
+          <w:noProof/>
+        </w:rPr>
         <w:drawing>
           <wp:inline distT="0" distB="0" distL="0" distR="0" wp14:anchorId="44C7B0EA" wp14:editId="3BDAE6C3">
             <wp:extent cx="5494496" cy="708721"/>
@@ -3122,7 +3912,7 @@
                     <pic:cNvPicPr/>
                   </pic:nvPicPr>
                   <pic:blipFill>
-                    <a:blip r:embed="rId34"/>
+                    <a:blip r:embed="rId35"/>
                     <a:stretch>
                       <a:fillRect/>
                     </a:stretch>
@@ -3148,6 +3938,9 @@
         <w:spacing w:before="240" w:line="360" w:lineRule="auto"/>
       </w:pPr>
       <w:r>
+        <w:rPr>
+          <w:noProof/>
+        </w:rPr>
         <w:drawing>
           <wp:inline distT="0" distB="0" distL="0" distR="0" wp14:anchorId="4CE67F24" wp14:editId="41A860DE">
             <wp:extent cx="2537680" cy="167655"/>
@@ -3164,7 +3957,7 @@
                     <pic:cNvPicPr/>
                   </pic:nvPicPr>
                   <pic:blipFill>
-                    <a:blip r:embed="rId35"/>
+                    <a:blip r:embed="rId36"/>
                     <a:stretch>
                       <a:fillRect/>
                     </a:stretch>
@@ -3196,74 +3989,31 @@
     <w:p>
       <w:pPr>
         <w:spacing w:before="240" w:line="360" w:lineRule="auto"/>
-        <w:rPr>
-          <w:lang w:val="en-US"/>
-        </w:rPr>
       </w:pPr>
       <w:r>
         <w:lastRenderedPageBreak/>
         <w:tab/>
       </w:r>
       <w:r>
-        <w:rPr>
-          <w:lang w:val="en-US"/>
-        </w:rPr>
         <w:t>ssh &lt;username&gt;@&lt;ip&gt;</w:t>
       </w:r>
     </w:p>
     <w:p>
       <w:pPr>
         <w:spacing w:before="240" w:line="360" w:lineRule="auto"/>
-        <w:rPr>
-          <w:lang w:val="en-US"/>
-        </w:rPr>
-      </w:pPr>
-      <w:r>
-        <w:rPr>
-          <w:lang w:val="en-US"/>
-        </w:rPr>
-        <w:t xml:space="preserve">E </w:t>
-      </w:r>
-      <w:proofErr w:type="spellStart"/>
-      <w:r>
-        <w:rPr>
-          <w:lang w:val="en-US"/>
-        </w:rPr>
-        <w:t>d</w:t>
-      </w:r>
-      <w:r>
-        <w:rPr>
-          <w:lang w:val="en-US"/>
-        </w:rPr>
-        <w:t>igite</w:t>
-      </w:r>
-      <w:proofErr w:type="spellEnd"/>
-      <w:r>
-        <w:rPr>
-          <w:lang w:val="en-US"/>
-        </w:rPr>
-        <w:t xml:space="preserve"> a </w:t>
-      </w:r>
-      <w:proofErr w:type="spellStart"/>
-      <w:r>
-        <w:rPr>
-          <w:lang w:val="en-US"/>
-        </w:rPr>
-        <w:t>senha</w:t>
-      </w:r>
-      <w:proofErr w:type="spellEnd"/>
-      <w:r>
-        <w:rPr>
-          <w:lang w:val="en-US"/>
-        </w:rPr>
-        <w:t>.</w:t>
-      </w:r>
-    </w:p>
-    <w:p>
-      <w:pPr>
-        <w:spacing w:before="240" w:line="360" w:lineRule="auto"/>
-      </w:pPr>
-      <w:r>
+      </w:pPr>
+      <w:r>
+        <w:t>E digite a senha.</w:t>
+      </w:r>
+    </w:p>
+    <w:p>
+      <w:pPr>
+        <w:spacing w:before="240" w:line="360" w:lineRule="auto"/>
+      </w:pPr>
+      <w:r>
+        <w:rPr>
+          <w:noProof/>
+        </w:rPr>
         <w:drawing>
           <wp:inline distT="0" distB="0" distL="0" distR="0" wp14:anchorId="7EA91CA1" wp14:editId="38BC55FC">
             <wp:extent cx="3223539" cy="312447"/>
@@ -3280,7 +4030,7 @@
                     <pic:cNvPicPr/>
                   </pic:nvPicPr>
                   <pic:blipFill>
-                    <a:blip r:embed="rId36"/>
+                    <a:blip r:embed="rId37"/>
                     <a:stretch>
                       <a:fillRect/>
                     </a:stretch>
@@ -3391,20 +4141,45 @@
     </w:p>
     <w:p>
       <w:pPr>
-        <w:pStyle w:val="Title"/>
-        <w:spacing w:line="360" w:lineRule="auto"/>
-      </w:pPr>
+        <w:pStyle w:val="Heading1"/>
+      </w:pPr>
+      <w:bookmarkStart w:id="10" w:name="_Toc229449329"/>
       <w:r>
         <w:lastRenderedPageBreak/>
         <w:t xml:space="preserve">3. </w:t>
       </w:r>
       <w:r>
+        <w:rPr>
+          <w:rStyle w:val="Heading1Char"/>
+        </w:rPr>
         <w:t>Conclusão</w:t>
       </w:r>
-    </w:p>
-    <w:p>
-      <w:r>
-        <w:t>O sistema foi pensado em atribuir um mecanismo funcional ao Mecanum 4WD, com foco na linguagem em C. A partir deste modelo, é possível modificar os mecanismos gerais e acoplar outros sistemas. Como o foco não foi uma mostrar ferramentas em C, e sim colocar em prática os modelos o us</w:t>
+      <w:bookmarkEnd w:id="10"/>
+    </w:p>
+    <w:p>
+      <w:r>
+        <w:t xml:space="preserve">O </w:t>
+      </w:r>
+      <w:r>
+        <w:t>projeto</w:t>
+      </w:r>
+      <w:r>
+        <w:t xml:space="preserve"> foi pensado em atribuir um mecanismo funcional ao Mecanum 4WD, com foco na linguagem em C. A partir deste modelo</w:t>
+      </w:r>
+      <w:r>
+        <w:t xml:space="preserve"> pronto</w:t>
+      </w:r>
+      <w:r>
+        <w:t>,</w:t>
+      </w:r>
+      <w:r>
+        <w:t xml:space="preserve"> é prático</w:t>
+      </w:r>
+      <w:r>
+        <w:t xml:space="preserve"> modificar os mecanismos gerais e acoplar outros </w:t>
+      </w:r>
+      <w:r>
+        <w:t>dispositivos.</w:t>
       </w:r>
     </w:p>
     <w:sectPr>
@@ -3415,6 +4190,56 @@
     </w:sectPr>
   </w:body>
 </w:document>
+</file>
+
+<file path=word/endnotes.xml><?xml version="1.0" encoding="utf-8"?>
+<w:endnotes xmlns:wpc="http://schemas.microsoft.com/office/word/2010/wordprocessingCanvas" xmlns:cx="http://schemas.microsoft.com/office/drawing/2014/chartex" xmlns:cx1="http://schemas.microsoft.com/office/drawing/2015/9/8/chartex" xmlns:cx2="http://schemas.microsoft.com/office/drawing/2015/10/21/chartex" xmlns:cx3="http://schemas.microsoft.com/office/drawing/2016/5/9/chartex" xmlns:cx4="http://schemas.microsoft.com/office/drawing/2016/5/10/chartex" xmlns:cx5="http://schemas.microsoft.com/office/drawing/2016/5/11/chartex" xmlns:cx6="http://schemas.microsoft.com/office/drawing/2016/5/12/chartex" xmlns:cx7="http://schemas.microsoft.com/office/drawing/2016/5/13/chartex" xmlns:cx8="http://schemas.microsoft.com/office/drawing/2016/5/14/chartex" xmlns:mc="http://schemas.openxmlformats.org/markup-compatibility/2006" xmlns:aink="http://schemas.microsoft.com/office/drawing/2016/ink" xmlns:am3d="http://schemas.microsoft.com/office/drawing/2017/model3d" xmlns:o="urn:schemas-microsoft-com:office:office" xmlns:oel="http://schemas.microsoft.com/office/2019/extlst" xmlns:r="http://schemas.openxmlformats.org/officeDocument/2006/relationships" xmlns:m="http://schemas.openxmlformats.org/officeDocument/2006/math" xmlns:v="urn:schemas-microsoft-com:vml" xmlns:wp14="http://schemas.microsoft.com/office/word/2010/wordprocessingDrawing" xmlns:wp="http://schemas.openxmlformats.org/drawingml/2006/wordprocessingDrawing" xmlns:w10="urn:schemas-microsoft-com:office:word" xmlns:w="http://schemas.openxmlformats.org/wordprocessingml/2006/main" xmlns:w14="http://schemas.microsoft.com/office/word/2010/wordml" xmlns:w15="http://schemas.microsoft.com/office/word/2012/wordml" xmlns:w16cex="http://schemas.microsoft.com/office/word/2018/wordml/cex" xmlns:w16cid="http://schemas.microsoft.com/office/word/2016/wordml/cid" xmlns:w16="http://schemas.microsoft.com/office/word/2018/wordml" xmlns:w16du="http://schemas.microsoft.com/office/word/2023/wordml/word16du" xmlns:w16sdtdh="http://schemas.microsoft.com/office/word/2020/wordml/sdtdatahash" xmlns:w16sdtfl="http://schemas.microsoft.com/office/word/2024/wordml/sdtformatlock" xmlns:w16se="http://schemas.microsoft.com/office/word/2015/wordml/symex" xmlns:wpg="http://schemas.microsoft.com/office/word/2010/wordprocessingGroup" xmlns:wpi="http://schemas.microsoft.com/office/word/2010/wordprocessingInk" xmlns:wne="http://schemas.microsoft.com/office/word/2006/wordml" xmlns:wps="http://schemas.microsoft.com/office/word/2010/wordprocessingShape" mc:Ignorable="w14 w15 w16se w16cid w16 w16cex w16sdtdh w16sdtfl w16du wp14">
+  <w:endnote w:type="separator" w:id="-1">
+    <w:p>
+      <w:pPr>
+        <w:spacing w:after="0" w:line="240" w:lineRule="auto"/>
+      </w:pPr>
+      <w:r>
+        <w:separator/>
+      </w:r>
+    </w:p>
+  </w:endnote>
+  <w:endnote w:type="continuationSeparator" w:id="0">
+    <w:p>
+      <w:pPr>
+        <w:spacing w:after="0" w:line="240" w:lineRule="auto"/>
+      </w:pPr>
+      <w:r>
+        <w:continuationSeparator/>
+      </w:r>
+    </w:p>
+  </w:endnote>
+</w:endnotes>
+</file>
+
+<file path=word/footnotes.xml><?xml version="1.0" encoding="utf-8"?>
+<w:footnotes xmlns:wpc="http://schemas.microsoft.com/office/word/2010/wordprocessingCanvas" xmlns:cx="http://schemas.microsoft.com/office/drawing/2014/chartex" xmlns:cx1="http://schemas.microsoft.com/office/drawing/2015/9/8/chartex" xmlns:cx2="http://schemas.microsoft.com/office/drawing/2015/10/21/chartex" xmlns:cx3="http://schemas.microsoft.com/office/drawing/2016/5/9/chartex" xmlns:cx4="http://schemas.microsoft.com/office/drawing/2016/5/10/chartex" xmlns:cx5="http://schemas.microsoft.com/office/drawing/2016/5/11/chartex" xmlns:cx6="http://schemas.microsoft.com/office/drawing/2016/5/12/chartex" xmlns:cx7="http://schemas.microsoft.com/office/drawing/2016/5/13/chartex" xmlns:cx8="http://schemas.microsoft.com/office/drawing/2016/5/14/chartex" xmlns:mc="http://schemas.openxmlformats.org/markup-compatibility/2006" xmlns:aink="http://schemas.microsoft.com/office/drawing/2016/ink" xmlns:am3d="http://schemas.microsoft.com/office/drawing/2017/model3d" xmlns:o="urn:schemas-microsoft-com:office:office" xmlns:oel="http://schemas.microsoft.com/office/2019/extlst" xmlns:r="http://schemas.openxmlformats.org/officeDocument/2006/relationships" xmlns:m="http://schemas.openxmlformats.org/officeDocument/2006/math" xmlns:v="urn:schemas-microsoft-com:vml" xmlns:wp14="http://schemas.microsoft.com/office/word/2010/wordprocessingDrawing" xmlns:wp="http://schemas.openxmlformats.org/drawingml/2006/wordprocessingDrawing" xmlns:w10="urn:schemas-microsoft-com:office:word" xmlns:w="http://schemas.openxmlformats.org/wordprocessingml/2006/main" xmlns:w14="http://schemas.microsoft.com/office/word/2010/wordml" xmlns:w15="http://schemas.microsoft.com/office/word/2012/wordml" xmlns:w16cex="http://schemas.microsoft.com/office/word/2018/wordml/cex" xmlns:w16cid="http://schemas.microsoft.com/office/word/2016/wordml/cid" xmlns:w16="http://schemas.microsoft.com/office/word/2018/wordml" xmlns:w16du="http://schemas.microsoft.com/office/word/2023/wordml/word16du" xmlns:w16sdtdh="http://schemas.microsoft.com/office/word/2020/wordml/sdtdatahash" xmlns:w16sdtfl="http://schemas.microsoft.com/office/word/2024/wordml/sdtformatlock" xmlns:w16se="http://schemas.microsoft.com/office/word/2015/wordml/symex" xmlns:wpg="http://schemas.microsoft.com/office/word/2010/wordprocessingGroup" xmlns:wpi="http://schemas.microsoft.com/office/word/2010/wordprocessingInk" xmlns:wne="http://schemas.microsoft.com/office/word/2006/wordml" xmlns:wps="http://schemas.microsoft.com/office/word/2010/wordprocessingShape" mc:Ignorable="w14 w15 w16se w16cid w16 w16cex w16sdtdh w16sdtfl w16du wp14">
+  <w:footnote w:type="separator" w:id="-1">
+    <w:p>
+      <w:pPr>
+        <w:spacing w:after="0" w:line="240" w:lineRule="auto"/>
+      </w:pPr>
+      <w:r>
+        <w:separator/>
+      </w:r>
+    </w:p>
+  </w:footnote>
+  <w:footnote w:type="continuationSeparator" w:id="0">
+    <w:p>
+      <w:pPr>
+        <w:spacing w:after="0" w:line="240" w:lineRule="auto"/>
+      </w:pPr>
+      <w:r>
+        <w:continuationSeparator/>
+      </w:r>
+    </w:p>
+  </w:footnote>
+</w:footnotes>
 </file>
 
 <file path=word/numbering.xml><?xml version="1.0" encoding="utf-8"?>
@@ -4044,9 +4869,10 @@
     <w:basedOn w:val="Normal"/>
     <w:next w:val="Normal"/>
     <w:link w:val="Heading1Char"/>
+    <w:autoRedefine/>
     <w:uiPriority w:val="9"/>
     <w:qFormat/>
-    <w:rsid w:val="00693A94"/>
+    <w:rsid w:val="00084D25"/>
     <w:pPr>
       <w:keepNext/>
       <w:keepLines/>
@@ -4054,9 +4880,10 @@
       <w:outlineLvl w:val="0"/>
     </w:pPr>
     <w:rPr>
-      <w:rFonts w:asciiTheme="majorHAnsi" w:eastAsiaTheme="majorEastAsia" w:hAnsiTheme="majorHAnsi" w:cstheme="majorBidi"/>
-      <w:color w:val="2F5496" w:themeColor="accent1" w:themeShade="BF"/>
-      <w:sz w:val="40"/>
+      <w:rFonts w:ascii="Arial" w:eastAsiaTheme="majorEastAsia" w:hAnsi="Arial" w:cstheme="majorBidi"/>
+      <w:b/>
+      <w:color w:val="000000" w:themeColor="text1"/>
+      <w:sz w:val="30"/>
       <w:szCs w:val="40"/>
     </w:rPr>
   </w:style>
@@ -4065,11 +4892,11 @@
     <w:basedOn w:val="Normal"/>
     <w:next w:val="Normal"/>
     <w:link w:val="Heading2Char"/>
+    <w:autoRedefine/>
     <w:uiPriority w:val="9"/>
-    <w:semiHidden/>
     <w:unhideWhenUsed/>
     <w:qFormat/>
-    <w:rsid w:val="00693A94"/>
+    <w:rsid w:val="00084D25"/>
     <w:pPr>
       <w:keepNext/>
       <w:keepLines/>
@@ -4077,9 +4904,9 @@
       <w:outlineLvl w:val="1"/>
     </w:pPr>
     <w:rPr>
-      <w:rFonts w:asciiTheme="majorHAnsi" w:eastAsiaTheme="majorEastAsia" w:hAnsiTheme="majorHAnsi" w:cstheme="majorBidi"/>
-      <w:color w:val="2F5496" w:themeColor="accent1" w:themeShade="BF"/>
-      <w:sz w:val="32"/>
+      <w:rFonts w:ascii="Arial" w:eastAsiaTheme="majorEastAsia" w:hAnsi="Arial" w:cstheme="majorBidi"/>
+      <w:b/>
+      <w:color w:val="000000" w:themeColor="text1"/>
       <w:szCs w:val="32"/>
     </w:rPr>
   </w:style>
@@ -4088,11 +4915,11 @@
     <w:basedOn w:val="Normal"/>
     <w:next w:val="Normal"/>
     <w:link w:val="Heading3Char"/>
+    <w:autoRedefine/>
     <w:uiPriority w:val="9"/>
-    <w:semiHidden/>
     <w:unhideWhenUsed/>
     <w:qFormat/>
-    <w:rsid w:val="00693A94"/>
+    <w:rsid w:val="00B80E3A"/>
     <w:pPr>
       <w:keepNext/>
       <w:keepLines/>
@@ -4100,9 +4927,9 @@
       <w:outlineLvl w:val="2"/>
     </w:pPr>
     <w:rPr>
-      <w:rFonts w:eastAsiaTheme="majorEastAsia" w:cstheme="majorBidi"/>
-      <w:color w:val="2F5496" w:themeColor="accent1" w:themeShade="BF"/>
-      <w:sz w:val="28"/>
+      <w:rFonts w:ascii="Arial" w:eastAsiaTheme="majorEastAsia" w:hAnsi="Arial" w:cstheme="majorBidi"/>
+      <w:b/>
+      <w:color w:val="000000" w:themeColor="text1"/>
       <w:szCs w:val="28"/>
     </w:rPr>
   </w:style>
@@ -4241,6 +5068,7 @@
   <w:style w:type="character" w:default="1" w:styleId="DefaultParagraphFont">
     <w:name w:val="Default Paragraph Font"/>
     <w:uiPriority w:val="1"/>
+    <w:semiHidden/>
     <w:unhideWhenUsed/>
   </w:style>
   <w:style w:type="table" w:default="1" w:styleId="TableNormal">
@@ -4269,11 +5097,12 @@
     <w:basedOn w:val="DefaultParagraphFont"/>
     <w:link w:val="Heading1"/>
     <w:uiPriority w:val="9"/>
-    <w:rsid w:val="00693A94"/>
+    <w:rsid w:val="00084D25"/>
     <w:rPr>
-      <w:rFonts w:asciiTheme="majorHAnsi" w:eastAsiaTheme="majorEastAsia" w:hAnsiTheme="majorHAnsi" w:cstheme="majorBidi"/>
-      <w:color w:val="2F5496" w:themeColor="accent1" w:themeShade="BF"/>
-      <w:sz w:val="40"/>
+      <w:rFonts w:ascii="Arial" w:eastAsiaTheme="majorEastAsia" w:hAnsi="Arial" w:cstheme="majorBidi"/>
+      <w:b/>
+      <w:color w:val="000000" w:themeColor="text1"/>
+      <w:sz w:val="30"/>
       <w:szCs w:val="40"/>
     </w:rPr>
   </w:style>
@@ -4282,12 +5111,11 @@
     <w:basedOn w:val="DefaultParagraphFont"/>
     <w:link w:val="Heading2"/>
     <w:uiPriority w:val="9"/>
-    <w:semiHidden/>
-    <w:rsid w:val="00693A94"/>
+    <w:rsid w:val="00084D25"/>
     <w:rPr>
-      <w:rFonts w:asciiTheme="majorHAnsi" w:eastAsiaTheme="majorEastAsia" w:hAnsiTheme="majorHAnsi" w:cstheme="majorBidi"/>
-      <w:color w:val="2F5496" w:themeColor="accent1" w:themeShade="BF"/>
-      <w:sz w:val="32"/>
+      <w:rFonts w:ascii="Arial" w:eastAsiaTheme="majorEastAsia" w:hAnsi="Arial" w:cstheme="majorBidi"/>
+      <w:b/>
+      <w:color w:val="000000" w:themeColor="text1"/>
       <w:szCs w:val="32"/>
     </w:rPr>
   </w:style>
@@ -4296,12 +5124,11 @@
     <w:basedOn w:val="DefaultParagraphFont"/>
     <w:link w:val="Heading3"/>
     <w:uiPriority w:val="9"/>
-    <w:semiHidden/>
-    <w:rsid w:val="00693A94"/>
+    <w:rsid w:val="00B80E3A"/>
     <w:rPr>
-      <w:rFonts w:eastAsiaTheme="majorEastAsia" w:cstheme="majorBidi"/>
-      <w:color w:val="2F5496" w:themeColor="accent1" w:themeShade="BF"/>
-      <w:sz w:val="28"/>
+      <w:rFonts w:ascii="Arial" w:eastAsiaTheme="majorEastAsia" w:hAnsi="Arial" w:cstheme="majorBidi"/>
+      <w:b/>
+      <w:color w:val="000000" w:themeColor="text1"/>
       <w:szCs w:val="28"/>
     </w:rPr>
   </w:style>
@@ -4388,9 +5215,10 @@
     <w:basedOn w:val="Normal"/>
     <w:next w:val="Normal"/>
     <w:link w:val="TitleChar"/>
+    <w:autoRedefine/>
     <w:uiPriority w:val="10"/>
     <w:qFormat/>
-    <w:rsid w:val="008F388E"/>
+    <w:rsid w:val="00084D25"/>
     <w:pPr>
       <w:spacing w:after="80" w:line="240" w:lineRule="auto"/>
       <w:contextualSpacing/>
@@ -4409,7 +5237,7 @@
     <w:basedOn w:val="DefaultParagraphFont"/>
     <w:link w:val="Title"/>
     <w:uiPriority w:val="10"/>
-    <w:rsid w:val="008F388E"/>
+    <w:rsid w:val="00084D25"/>
     <w:rPr>
       <w:rFonts w:ascii="Arial" w:eastAsiaTheme="majorEastAsia" w:hAnsi="Arial" w:cstheme="majorBidi"/>
       <w:b/>
@@ -4424,6 +5252,7 @@
     <w:basedOn w:val="Normal"/>
     <w:next w:val="Normal"/>
     <w:link w:val="SubtitleChar"/>
+    <w:autoRedefine/>
     <w:uiPriority w:val="11"/>
     <w:qFormat/>
     <w:rsid w:val="008F388E"/>
@@ -4597,6 +5426,109 @@
       <w:sz w:val="32"/>
       <w:szCs w:val="32"/>
       <w:lang w:val="en-US" w:eastAsia="en-US"/>
+      <w14:ligatures w14:val="none"/>
+    </w:rPr>
+  </w:style>
+  <w:style w:type="paragraph" w:styleId="Header">
+    <w:name w:val="header"/>
+    <w:basedOn w:val="Normal"/>
+    <w:link w:val="HeaderChar"/>
+    <w:uiPriority w:val="99"/>
+    <w:unhideWhenUsed/>
+    <w:rsid w:val="00C16FE7"/>
+    <w:pPr>
+      <w:tabs>
+        <w:tab w:val="center" w:pos="4513"/>
+        <w:tab w:val="right" w:pos="9026"/>
+      </w:tabs>
+      <w:spacing w:after="0" w:line="240" w:lineRule="auto"/>
+    </w:pPr>
+  </w:style>
+  <w:style w:type="character" w:customStyle="1" w:styleId="HeaderChar">
+    <w:name w:val="Header Char"/>
+    <w:basedOn w:val="DefaultParagraphFont"/>
+    <w:link w:val="Header"/>
+    <w:uiPriority w:val="99"/>
+    <w:rsid w:val="00C16FE7"/>
+  </w:style>
+  <w:style w:type="paragraph" w:styleId="Footer">
+    <w:name w:val="footer"/>
+    <w:basedOn w:val="Normal"/>
+    <w:link w:val="FooterChar"/>
+    <w:uiPriority w:val="99"/>
+    <w:unhideWhenUsed/>
+    <w:rsid w:val="00C16FE7"/>
+    <w:pPr>
+      <w:tabs>
+        <w:tab w:val="center" w:pos="4513"/>
+        <w:tab w:val="right" w:pos="9026"/>
+      </w:tabs>
+      <w:spacing w:after="0" w:line="240" w:lineRule="auto"/>
+    </w:pPr>
+  </w:style>
+  <w:style w:type="character" w:customStyle="1" w:styleId="FooterChar">
+    <w:name w:val="Footer Char"/>
+    <w:basedOn w:val="DefaultParagraphFont"/>
+    <w:link w:val="Footer"/>
+    <w:uiPriority w:val="99"/>
+    <w:rsid w:val="00C16FE7"/>
+  </w:style>
+  <w:style w:type="paragraph" w:styleId="TOC2">
+    <w:name w:val="toc 2"/>
+    <w:basedOn w:val="Normal"/>
+    <w:next w:val="Normal"/>
+    <w:autoRedefine/>
+    <w:uiPriority w:val="39"/>
+    <w:unhideWhenUsed/>
+    <w:rsid w:val="00C16FE7"/>
+    <w:pPr>
+      <w:spacing w:after="100" w:line="259" w:lineRule="auto"/>
+      <w:ind w:left="220"/>
+    </w:pPr>
+    <w:rPr>
+      <w:rFonts w:cs="Times New Roman"/>
+      <w:kern w:val="0"/>
+      <w:sz w:val="22"/>
+      <w:szCs w:val="22"/>
+      <w14:ligatures w14:val="none"/>
+    </w:rPr>
+  </w:style>
+  <w:style w:type="paragraph" w:styleId="TOC1">
+    <w:name w:val="toc 1"/>
+    <w:basedOn w:val="Normal"/>
+    <w:next w:val="Normal"/>
+    <w:autoRedefine/>
+    <w:uiPriority w:val="39"/>
+    <w:unhideWhenUsed/>
+    <w:rsid w:val="00C16FE7"/>
+    <w:pPr>
+      <w:spacing w:after="100" w:line="259" w:lineRule="auto"/>
+    </w:pPr>
+    <w:rPr>
+      <w:rFonts w:cs="Times New Roman"/>
+      <w:kern w:val="0"/>
+      <w:sz w:val="22"/>
+      <w:szCs w:val="22"/>
+      <w14:ligatures w14:val="none"/>
+    </w:rPr>
+  </w:style>
+  <w:style w:type="paragraph" w:styleId="TOC3">
+    <w:name w:val="toc 3"/>
+    <w:basedOn w:val="Normal"/>
+    <w:next w:val="Normal"/>
+    <w:autoRedefine/>
+    <w:uiPriority w:val="39"/>
+    <w:unhideWhenUsed/>
+    <w:rsid w:val="00C16FE7"/>
+    <w:pPr>
+      <w:spacing w:after="100" w:line="259" w:lineRule="auto"/>
+      <w:ind w:left="440"/>
+    </w:pPr>
+    <w:rPr>
+      <w:rFonts w:cs="Times New Roman"/>
+      <w:kern w:val="0"/>
+      <w:sz w:val="22"/>
+      <w:szCs w:val="22"/>
       <w14:ligatures w14:val="none"/>
     </w:rPr>
   </w:style>
